--- a/downloads/workbook/ai-7-week-09.docx
+++ b/downloads/workbook/ai-7-week-09.docx
@@ -997,6 +997,178 @@
         <w:t>Project connection: For the Reproducible AI Research Study, retain an annotated worked trace and the changed-case reasoning. Connect the claim to its records, units and assumptions so another investigator can challenge or reproduce it.</w:t>
       </w:r>
     </w:p>
+    <w:p>
+      <w:pPr>
+        <w:pStyle w:val="Heading1"/>
+      </w:pPr>
+      <w:r>
+        <w:t>13. Project portfolio milestone</w:t>
+      </w:r>
+    </w:p>
+    <w:p>
+      <w:r>
+        <w:t>Project: Reproducible AI Research Study</w:t>
+      </w:r>
+    </w:p>
+    <w:p>
+      <w:r>
+        <w:t>Current milestone: Make a transparent first version. Keep a trace of how one input becomes an output; explain the rule or learned component.</w:t>
+      </w:r>
+    </w:p>
+    <w:p>
+      <w:r>
+        <w:t>For the Reproducible AI Research Study, retain an annotated worked trace and the changed-case reasoning. Connect the claim to its records, units and assumptions so another investigator can challenge or reproduce it.</w:t>
+      </w:r>
+    </w:p>
+    <w:tbl>
+      <w:tblPr>
+        <w:tblStyle w:val="LightShading-Accent1"/>
+        <w:tblW w:type="auto" w:w="0"/>
+        <w:tblLook w:firstColumn="1" w:firstRow="1" w:lastColumn="0" w:lastRow="0" w:noHBand="0" w:noVBand="1" w:val="04A0"/>
+      </w:tblPr>
+      <w:tblGrid>
+        <w:gridCol w:w="5112"/>
+        <w:gridCol w:w="5112"/>
+      </w:tblGrid>
+      <w:tr>
+        <w:trPr>
+          <w:tblHeader/>
+        </w:trPr>
+        <w:tc>
+          <w:tcPr>
+            <w:tcW w:type="dxa" w:w="5112"/>
+          </w:tcPr>
+          <w:p>
+            <w:r>
+              <w:t>Evidence to keep</w:t>
+            </w:r>
+          </w:p>
+        </w:tc>
+        <w:tc>
+          <w:tcPr>
+            <w:tcW w:type="dxa" w:w="5112"/>
+          </w:tcPr>
+          <w:p>
+            <w:r>
+              <w:t>My record</w:t>
+            </w:r>
+          </w:p>
+        </w:tc>
+      </w:tr>
+      <w:tr>
+        <w:tc>
+          <w:tcPr>
+            <w:tcW w:type="dxa" w:w="5112"/>
+          </w:tcPr>
+          <w:p>
+            <w:r>
+              <w:t>This week’s input and deciding step</w:t>
+            </w:r>
+          </w:p>
+        </w:tc>
+        <w:tc>
+          <w:tcPr>
+            <w:tcW w:type="dxa" w:w="5112"/>
+          </w:tcPr>
+          <w:p>
+            <w:r/>
+          </w:p>
+        </w:tc>
+      </w:tr>
+      <w:tr>
+        <w:tc>
+          <w:tcPr>
+            <w:tcW w:type="dxa" w:w="5112"/>
+          </w:tcPr>
+          <w:p>
+            <w:r>
+              <w:t>Prediction and actual result (or labelled paper trace)</w:t>
+            </w:r>
+          </w:p>
+        </w:tc>
+        <w:tc>
+          <w:tcPr>
+            <w:tcW w:type="dxa" w:w="5112"/>
+          </w:tcPr>
+          <w:p>
+            <w:r/>
+          </w:p>
+        </w:tc>
+      </w:tr>
+      <w:tr>
+        <w:tc>
+          <w:tcPr>
+            <w:tcW w:type="dxa" w:w="5112"/>
+          </w:tcPr>
+          <w:p>
+            <w:r>
+              <w:t>One change since the previous checkpoint and why</w:t>
+            </w:r>
+          </w:p>
+        </w:tc>
+        <w:tc>
+          <w:tcPr>
+            <w:tcW w:type="dxa" w:w="5112"/>
+          </w:tcPr>
+          <w:p>
+            <w:r/>
+          </w:p>
+        </w:tc>
+      </w:tr>
+      <w:tr>
+        <w:tc>
+          <w:tcPr>
+            <w:tcW w:type="dxa" w:w="5112"/>
+          </w:tcPr>
+          <w:p>
+            <w:r>
+              <w:t>One error or limit and the next test</w:t>
+            </w:r>
+          </w:p>
+        </w:tc>
+        <w:tc>
+          <w:tcPr>
+            <w:tcW w:type="dxa" w:w="5112"/>
+          </w:tcPr>
+          <w:p>
+            <w:r/>
+          </w:p>
+        </w:tc>
+      </w:tr>
+    </w:tbl>
+    <w:p>
+      <w:pPr>
+        <w:pStyle w:val="Heading3"/>
+      </w:pPr>
+      <w:r>
+        <w:t>Explain what this week adds to your project. Reuse last week’s record rather than starting again.</w:t>
+      </w:r>
+    </w:p>
+    <w:p>
+      <w:r>
+        <w:t>________________________________________________________________</w:t>
+      </w:r>
+    </w:p>
+    <w:p>
+      <w:r>
+        <w:t>________________________________________________________________</w:t>
+      </w:r>
+    </w:p>
+    <w:p>
+      <w:r>
+        <w:t>________________________________________________________________</w:t>
+      </w:r>
+    </w:p>
+    <w:p>
+      <w:r>
+        <w:t>________________________________________________________________</w:t>
+      </w:r>
+    </w:p>
+    <w:p>
+      <w:r>
+        <w:t>________________________________________________________________</w:t>
+      </w:r>
+    </w:p>
     <w:sectPr>
       <w:pgSz w:w="12240" w:h="15840"/>
       <w:pgMar w:top="936" w:right="1008" w:bottom="936" w:left="1008" w:header="720" w:footer="720" w:gutter="0"/>

--- a/downloads/workbook/ai-7-week-09.docx
+++ b/downloads/workbook/ai-7-week-09.docx
@@ -1169,6 +1169,235 @@
         <w:t>________________________________________________________________</w:t>
       </w:r>
     </w:p>
+    <w:p>
+      <w:pPr>
+        <w:pStyle w:val="Heading1"/>
+      </w:pPr>
+      <w:r>
+        <w:t>14. Supported practice and learning evidence</w:t>
+      </w:r>
+    </w:p>
+    <w:p>
+      <w:r>
+        <w:t>Use this supported practice once, in the browser or on paper. Keep the reserved independent assessment for a separate first attempt before teacher feedback.</w:t>
+      </w:r>
+    </w:p>
+    <w:p>
+      <w:r>
+        <w:t>Photos are not always independent plants. A dataset has twelve photos: three views of each of four plants. The intended use is identifying new plants.</w:t>
+      </w:r>
+    </w:p>
+    <w:p>
+      <w:pPr>
+        <w:pStyle w:val="Heading3"/>
+      </w:pPr>
+      <w:r>
+        <w:t>Practice 1: explain the deciding evidence</w:t>
+      </w:r>
+    </w:p>
+    <w:p>
+      <w:r>
+        <w:t>Which labelled step matches this detail? Train on P1,P2 and evaluate on P3,P4: six photos per split.</w:t>
+      </w:r>
+    </w:p>
+    <w:p>
+      <w:r>
+        <w:t>1. Group before splitting</w:t>
+      </w:r>
+    </w:p>
+    <w:p>
+      <w:r>
+        <w:t>2. Identify the unit</w:t>
+      </w:r>
+    </w:p>
+    <w:p>
+      <w:r>
+        <w:t>3. Trace a valid split</w:t>
+      </w:r>
+    </w:p>
+    <w:p>
+      <w:pPr>
+        <w:pStyle w:val="Heading3"/>
+      </w:pPr>
+      <w:r>
+        <w:t>My selected conclusion, deciding fact and explanation</w:t>
+      </w:r>
+    </w:p>
+    <w:p>
+      <w:r>
+        <w:t>________________________________________________________________</w:t>
+      </w:r>
+    </w:p>
+    <w:p>
+      <w:r>
+        <w:t>________________________________________________________________</w:t>
+      </w:r>
+    </w:p>
+    <w:p>
+      <w:r>
+        <w:t>________________________________________________________________</w:t>
+      </w:r>
+    </w:p>
+    <w:p>
+      <w:r>
+        <w:t>________________________________________________________________</w:t>
+      </w:r>
+    </w:p>
+    <w:p>
+      <w:r>
+        <w:t>________________________________________________________________</w:t>
+      </w:r>
+    </w:p>
+    <w:p>
+      <w:r>
+        <w:t>Hint if needed: Read the steps in the pictorial case. Match the supplied detail to the stage that performs or records it.</w:t>
+      </w:r>
+    </w:p>
+    <w:p>
+      <w:r>
+        <w:t>After your attempt, compare with the supported explanation: Trace a valid split Train on P1,P2 and evaluate on P3,P4: six photos per split. Repeated views from one object share information. Counting them as independent units or scattering them across splits can exaggerate evidence for new-object performance.</w:t>
+      </w:r>
+    </w:p>
+    <w:p>
+      <w:pPr>
+        <w:pStyle w:val="Heading3"/>
+      </w:pPr>
+      <w:r>
+        <w:t>Practice 2: explain the deciding evidence</w:t>
+      </w:r>
+    </w:p>
+    <w:p>
+      <w:r>
+        <w:t>Changed-case practice: Put one P1 view into evaluation while other P1 views train. Which conclusion is supported by the supplied facts?</w:t>
+      </w:r>
+    </w:p>
+    <w:p>
+      <w:r>
+        <w:t>1. Flag object-level leakage for this new-plant target.</w:t>
+      </w:r>
+    </w:p>
+    <w:p>
+      <w:r>
+        <w:t>2. This one example guarantees correct results for every future input.</w:t>
+      </w:r>
+    </w:p>
+    <w:p>
+      <w:r>
+        <w:t>3. We can decide the result without examining the changed input or the procedure.</w:t>
+      </w:r>
+    </w:p>
+    <w:p>
+      <w:pPr>
+        <w:pStyle w:val="Heading3"/>
+      </w:pPr>
+      <w:r>
+        <w:t>My selected conclusion, deciding fact and explanation</w:t>
+      </w:r>
+    </w:p>
+    <w:p>
+      <w:r>
+        <w:t>________________________________________________________________</w:t>
+      </w:r>
+    </w:p>
+    <w:p>
+      <w:r>
+        <w:t>________________________________________________________________</w:t>
+      </w:r>
+    </w:p>
+    <w:p>
+      <w:r>
+        <w:t>________________________________________________________________</w:t>
+      </w:r>
+    </w:p>
+    <w:p>
+      <w:r>
+        <w:t>________________________________________________________________</w:t>
+      </w:r>
+    </w:p>
+    <w:p>
+      <w:r>
+        <w:t>________________________________________________________________</w:t>
+      </w:r>
+    </w:p>
+    <w:p>
+      <w:r>
+        <w:t>Hint if needed: Use the changed condition and the deciding step in the pictorial trace. The answer must say what follows from those facts.</w:t>
+      </w:r>
+    </w:p>
+    <w:p>
+      <w:r>
+        <w:t>After your attempt, compare with the supported explanation: Flag object-level leakage for this new-plant target. Evaluation now includes a plant already represented during training.</w:t>
+      </w:r>
+    </w:p>
+    <w:p>
+      <w:pPr>
+        <w:pStyle w:val="Heading3"/>
+      </w:pPr>
+      <w:r>
+        <w:t>Repair a missing building block</w:t>
+      </w:r>
+    </w:p>
+    <w:p>
+      <w:r>
+        <w:t>Review Baselines and fair comparisons (ai-7/8). Goal: Explain the mechanism and terminology of baselines and fair comparisons. Short practice: Calculate 6/8 and 7/8 correctness and name the one-case gain. Why is giving B the answer key incompatible with an unseen comparison to the simple baseline?. Return to this week and explain what you changed.</w:t>
+      </w:r>
+    </w:p>
+    <w:p>
+      <w:r>
+        <w:t>Review A literature comparison matrix (ai-7/6). Goal: Explain the mechanism and terminology of a literature comparison matrix. Short practice: Explain why 8/10 indoors and 16/20 outdoors share a rate but not a controlled comparison. Which condition column must the literature matrix preserve?. Return to this week and explain what you changed.</w:t>
+      </w:r>
+    </w:p>
+    <w:p>
+      <w:r>
+        <w:t>Review Finding primary research (ai-7/3). Goal: Explain the mechanism and terminology of finding primary research. Short practice: Separate what the blog claims from what the original report records. Which methods and denominator must be inspected, and what status is honest if the original report is unavailable?. Return to this week and explain what you changed.</w:t>
+      </w:r>
+    </w:p>
+    <w:p>
+      <w:pPr>
+        <w:pStyle w:val="Heading3"/>
+      </w:pPr>
+      <w:r>
+        <w:t>Keep your completed work</w:t>
+      </w:r>
+    </w:p>
+    <w:p>
+      <w:r>
+        <w:t>Use Download completed work in the hosted lesson to export your answers, reflections, practice feedback and code-run evidence. Open the HTML copy to read or print it. Drafts stay in this browser when storage is available; clear drafts on a shared device.</w:t>
+      </w:r>
+    </w:p>
+    <w:p>
+      <w:pPr>
+        <w:pStyle w:val="Heading3"/>
+      </w:pPr>
+      <w:r>
+        <w:t>What I repaired, the evidence I kept and the next test</w:t>
+      </w:r>
+    </w:p>
+    <w:p>
+      <w:r>
+        <w:t>________________________________________________________________</w:t>
+      </w:r>
+    </w:p>
+    <w:p>
+      <w:r>
+        <w:t>________________________________________________________________</w:t>
+      </w:r>
+    </w:p>
+    <w:p>
+      <w:r>
+        <w:t>________________________________________________________________</w:t>
+      </w:r>
+    </w:p>
+    <w:p>
+      <w:r>
+        <w:t>________________________________________________________________</w:t>
+      </w:r>
+    </w:p>
+    <w:p>
+      <w:r>
+        <w:t>________________________________________________________________</w:t>
+      </w:r>
+    </w:p>
     <w:sectPr>
       <w:pgSz w:w="12240" w:h="15840"/>
       <w:pgMar w:top="936" w:right="1008" w:bottom="936" w:left="1008" w:header="720" w:footer="720" w:gutter="0"/>

--- a/downloads/workbook/ai-7-week-09.docx
+++ b/downloads/workbook/ai-7-week-09.docx
@@ -30,33 +30,45 @@
     </w:p>
     <w:p>
       <w:r>
-        <w:t>Try the recall before opening notes. Then use a different colour or a labelled second line to correct your explanation.</w:t>
+        <w:t>Record your starting explanation for Experimental units and independence before opening notes. Show any later correction separately.</w:t>
       </w:r>
     </w:p>
     <w:p>
       <w:pPr>
-        <w:pStyle w:val="Heading3"/>
-      </w:pPr>
-      <w:r>
-        <w:t>Baselines and fair comparisons</w:t>
+        <w:spacing w:line="336" w:lineRule="auto" w:after="180"/>
+      </w:pPr>
+      <w:r>
+        <w:rPr>
+          <w:b w:val="0"/>
+        </w:rPr>
+        <w:t>Try the recall before opening notes. Then use a different colour or a labelled second line to correct your explanation.</w:t>
       </w:r>
     </w:p>
     <w:p>
-      <w:r>
-        <w:t>Without opening the old lesson, explain one key idea from Baselines and fair comparisons. Give an example and a mistake that the idea helps you avoid.</w:t>
+      <w:pPr>
+        <w:pStyle w:val="Heading3"/>
+      </w:pPr>
+      <w:r>
+        <w:t>Baselines and fair comparisons</w:t>
       </w:r>
     </w:p>
     <w:p>
       <w:pPr>
-        <w:pStyle w:val="Heading3"/>
-      </w:pPr>
-      <w:r>
-        <w:t>My remembered idea, example and correction</w:t>
+        <w:spacing w:line="336" w:lineRule="auto" w:after="180"/>
+      </w:pPr>
+      <w:r>
+        <w:rPr>
+          <w:b w:val="0"/>
+        </w:rPr>
+        <w:t>Without opening the old lesson, explain one key idea from Baselines and fair comparisons. Give an example and a mistake that the idea helps you avoid.</w:t>
       </w:r>
     </w:p>
     <w:p>
-      <w:r>
-        <w:t>________________________________________________________________</w:t>
+      <w:pPr>
+        <w:pStyle w:val="Heading3"/>
+      </w:pPr>
+      <w:r>
+        <w:t>My remembered idea, example and correction</w:t>
       </w:r>
     </w:p>
     <w:p>
@@ -70,29 +82,35 @@
       </w:r>
     </w:p>
     <w:p>
-      <w:pPr>
-        <w:pStyle w:val="Heading3"/>
-      </w:pPr>
-      <w:r>
-        <w:t>A literature comparison matrix</w:t>
+      <w:r>
+        <w:t>________________________________________________________________</w:t>
       </w:r>
     </w:p>
     <w:p>
-      <w:r>
-        <w:t>Without opening the old lesson, explain one key idea from A literature comparison matrix. Give an example and a mistake that the idea helps you avoid.</w:t>
+      <w:pPr>
+        <w:pStyle w:val="Heading3"/>
+      </w:pPr>
+      <w:r>
+        <w:t>A literature comparison matrix</w:t>
       </w:r>
     </w:p>
     <w:p>
       <w:pPr>
-        <w:pStyle w:val="Heading3"/>
-      </w:pPr>
-      <w:r>
-        <w:t>My remembered idea, example and correction</w:t>
+        <w:spacing w:line="336" w:lineRule="auto" w:after="180"/>
+      </w:pPr>
+      <w:r>
+        <w:rPr>
+          <w:b w:val="0"/>
+        </w:rPr>
+        <w:t>Without opening the old lesson, explain one key idea from A literature comparison matrix. Give an example and a mistake that the idea helps you avoid.</w:t>
       </w:r>
     </w:p>
     <w:p>
-      <w:r>
-        <w:t>________________________________________________________________</w:t>
+      <w:pPr>
+        <w:pStyle w:val="Heading3"/>
+      </w:pPr>
+      <w:r>
+        <w:t>My remembered idea, example and correction</w:t>
       </w:r>
     </w:p>
     <w:p>
@@ -106,29 +124,35 @@
       </w:r>
     </w:p>
     <w:p>
-      <w:pPr>
-        <w:pStyle w:val="Heading3"/>
-      </w:pPr>
-      <w:r>
-        <w:t>Finding primary research</w:t>
+      <w:r>
+        <w:t>________________________________________________________________</w:t>
       </w:r>
     </w:p>
     <w:p>
-      <w:r>
-        <w:t>Without opening the old lesson, explain one key idea from Finding primary research. Give an example and a mistake that the idea helps you avoid.</w:t>
+      <w:pPr>
+        <w:pStyle w:val="Heading3"/>
+      </w:pPr>
+      <w:r>
+        <w:t>Finding primary research</w:t>
       </w:r>
     </w:p>
     <w:p>
       <w:pPr>
-        <w:pStyle w:val="Heading3"/>
-      </w:pPr>
-      <w:r>
-        <w:t>My remembered idea, example and correction</w:t>
+        <w:spacing w:line="336" w:lineRule="auto" w:after="180"/>
+      </w:pPr>
+      <w:r>
+        <w:rPr>
+          <w:b w:val="0"/>
+        </w:rPr>
+        <w:t>Without opening the old lesson, explain one key idea from Finding primary research. Give an example and a mistake that the idea helps you avoid.</w:t>
       </w:r>
     </w:p>
     <w:p>
-      <w:r>
-        <w:t>________________________________________________________________</w:t>
+      <w:pPr>
+        <w:pStyle w:val="Heading3"/>
+      </w:pPr>
+      <w:r>
+        <w:t>My remembered idea, example and correction</w:t>
       </w:r>
     </w:p>
     <w:p>
@@ -142,16 +166,44 @@
       </w:r>
     </w:p>
     <w:p>
-      <w:pPr>
-        <w:pStyle w:val="Heading1"/>
-      </w:pPr>
-      <w:r>
-        <w:t>02. Practise with fading help</w:t>
+      <w:r>
+        <w:t>________________________________________________________________</w:t>
       </w:r>
     </w:p>
     <w:p>
-      <w:r>
-        <w:t>Use W2: Trace the worked case for Experimental units and independence. Record the answer once; the lesson and workbook refer to the same attempt.</w:t>
+      <w:pPr>
+        <w:pStyle w:val="Heading1"/>
+      </w:pPr>
+      <w:r>
+        <w:t>02. Practise with fading help</w:t>
+      </w:r>
+    </w:p>
+    <w:p>
+      <w:r>
+        <w:t>Complete the supported Experimental units and independence trace and record the first step you can explain without help.</w:t>
+      </w:r>
+    </w:p>
+    <w:p>
+      <w:pPr>
+        <w:spacing w:line="336" w:lineRule="auto" w:after="180"/>
+      </w:pPr>
+      <w:r>
+        <w:rPr>
+          <w:b w:val="0"/>
+        </w:rPr>
+        <w:t xml:space="preserve">Use W2: Trace the worked case for </w:t>
+      </w:r>
+      <w:r>
+        <w:rPr>
+          <w:b/>
+        </w:rPr>
+        <w:t>Experimental unit</w:t>
+      </w:r>
+      <w:r>
+        <w:rPr>
+          <w:b w:val="0"/>
+        </w:rPr>
+        <w:t>s and independence. Record the answer once; the lesson and workbook refer to the same attempt.</w:t>
       </w:r>
     </w:p>
     <w:tbl>
@@ -279,25 +331,49 @@
     </w:p>
     <w:p>
       <w:r>
-        <w:t>Use the worked case for Experimental units and independence. Proposed explanation: “The worked result establishes every future case”. Decide whether this explanation is supported. Point to the step or supplied fact that decides; explain your repair if needed.</w:t>
+        <w:t>Check the proposed Experimental units and independence explanation against the supplied facts before discussing it.</w:t>
       </w:r>
     </w:p>
     <w:p>
       <w:pPr>
-        <w:pStyle w:val="Heading3"/>
-      </w:pPr>
-      <w:r>
-        <w:t>My explanation before partner discussion</w:t>
+        <w:spacing w:line="336" w:lineRule="auto" w:after="180"/>
+      </w:pPr>
+      <w:r>
+        <w:rPr>
+          <w:b w:val="0"/>
+        </w:rPr>
+        <w:t xml:space="preserve">Use the worked case for </w:t>
+      </w:r>
+      <w:r>
+        <w:rPr>
+          <w:b/>
+        </w:rPr>
+        <w:t>Experimental unit</w:t>
+      </w:r>
+      <w:r>
+        <w:rPr>
+          <w:b w:val="0"/>
+        </w:rPr>
+        <w:t>s and independence. Proposed explanation: “The worked result establishes every future case”. Decide whether this explanation is supported.</w:t>
       </w:r>
     </w:p>
     <w:p>
-      <w:r>
-        <w:t>________________________________________________________________</w:t>
+      <w:pPr>
+        <w:spacing w:line="336" w:lineRule="auto" w:after="180"/>
+      </w:pPr>
+      <w:r>
+        <w:rPr>
+          <w:b w:val="0"/>
+        </w:rPr>
+        <w:t>Point to the step or supplied fact that decides; explain your repair if needed.</w:t>
       </w:r>
     </w:p>
     <w:p>
-      <w:r>
-        <w:t>________________________________________________________________</w:t>
+      <w:pPr>
+        <w:pStyle w:val="Heading3"/>
+      </w:pPr>
+      <w:r>
+        <w:t>My explanation before partner discussion</w:t>
       </w:r>
     </w:p>
     <w:p>
@@ -311,47 +387,53 @@
       </w:r>
     </w:p>
     <w:p>
-      <w:pPr>
-        <w:pStyle w:val="Heading1"/>
-      </w:pPr>
-      <w:r>
-        <w:t>04. Independent transfer case</w:t>
+      <w:r>
+        <w:t>________________________________________________________________</w:t>
       </w:r>
     </w:p>
     <w:p>
-      <w:pPr>
-        <w:pStyle w:val="Heading3"/>
-      </w:pPr>
-      <w:r>
-        <w:t>Independent case: Apply a new case independently</w:t>
+      <w:r>
+        <w:t>________________________________________________________________</w:t>
       </w:r>
     </w:p>
     <w:p>
-      <w:r>
-        <w:t>Five classrooms each contribute20 student responses under a classroom-level assignment. Identify assignment units and measurements.</w:t>
+      <w:pPr>
+        <w:pStyle w:val="Heading1"/>
+      </w:pPr>
+      <w:r>
+        <w:t>04. Independent transfer case</w:t>
       </w:r>
     </w:p>
     <w:p>
-      <w:pPr>
-        <w:pStyle w:val="Heading3"/>
-      </w:pPr>
-      <w:r>
-        <w:t>My independent explanation, trace and limits</w:t>
+      <w:r>
+        <w:t>Write one first attempt at the reserved independent case before feedback. Repeated copies of that case refer to the same recorded attempt.</w:t>
       </w:r>
     </w:p>
     <w:p>
-      <w:r>
-        <w:t>________________________________________________________________</w:t>
+      <w:pPr>
+        <w:pStyle w:val="Heading3"/>
+      </w:pPr>
+      <w:r>
+        <w:t>Independent case: Apply a new case independently</w:t>
       </w:r>
     </w:p>
     <w:p>
-      <w:r>
-        <w:t>________________________________________________________________</w:t>
+      <w:pPr>
+        <w:spacing w:line="336" w:lineRule="auto" w:after="180"/>
+      </w:pPr>
+      <w:r>
+        <w:rPr>
+          <w:b w:val="0"/>
+        </w:rPr>
+        <w:t>Five classrooms each contribute20 student responses under a classroom-level assignment. Identify assignment units and measurements.</w:t>
       </w:r>
     </w:p>
     <w:p>
-      <w:r>
-        <w:t>________________________________________________________________</w:t>
+      <w:pPr>
+        <w:pStyle w:val="Heading3"/>
+      </w:pPr>
+      <w:r>
+        <w:t>My independent explanation, trace and limits</w:t>
       </w:r>
     </w:p>
     <w:p>
@@ -376,48 +458,96 @@
     </w:p>
     <w:p>
       <w:r>
-        <w:t>Attempt this case before feedback. Record any help. Earlier examples below are further practice; a case already practised with feedback cannot establish fresh transfer.</w:t>
+        <w:t>________________________________________________________________</w:t>
       </w:r>
     </w:p>
     <w:p>
-      <w:pPr>
-        <w:pStyle w:val="Heading1"/>
-      </w:pPr>
-      <w:r>
-        <w:t>05. W1 Explain the mechanism</w:t>
+      <w:r>
+        <w:t>________________________________________________________________</w:t>
       </w:r>
     </w:p>
     <w:p>
       <w:r>
-        <w:t>Explain the weekly mechanism in your own words. Use the worked scenario to name its input, decision rule and output.</w:t>
+        <w:t>________________________________________________________________</w:t>
       </w:r>
     </w:p>
     <w:p>
       <w:pPr>
-        <w:pStyle w:val="Heading3"/>
-      </w:pPr>
-      <w:r>
-        <w:t>My reasoning and evidence</w:t>
+        <w:spacing w:line="336" w:lineRule="auto" w:after="180"/>
+      </w:pPr>
+      <w:r>
+        <w:rPr>
+          <w:b w:val="0"/>
+        </w:rPr>
+        <w:t>Attempt this case before feedback. Record any help. Earlier examples below are further practice; a case already practised with feedback cannot establish fresh transfer.</w:t>
       </w:r>
     </w:p>
     <w:p>
-      <w:r>
-        <w:t>________________________________________________________________</w:t>
+      <w:pPr>
+        <w:pStyle w:val="Heading1"/>
+      </w:pPr>
+      <w:r>
+        <w:t>05. W1 Explain the mechanism</w:t>
       </w:r>
     </w:p>
     <w:p>
       <w:r>
-        <w:t>________________________________________________________________</w:t>
+        <w:t>Explain the mechanism. Apply the supplied Experimental units and independence facts and keep your reasoning.</w:t>
       </w:r>
     </w:p>
     <w:p>
-      <w:r>
-        <w:t>________________________________________________________________</w:t>
+      <w:pPr>
+        <w:spacing w:line="336" w:lineRule="auto" w:after="180"/>
+      </w:pPr>
+      <w:r>
+        <w:rPr>
+          <w:b w:val="0"/>
+        </w:rPr>
+        <w:t xml:space="preserve">Explain the weekly </w:t>
+      </w:r>
+      <w:r>
+        <w:rPr>
+          <w:b/>
+        </w:rPr>
+        <w:t>mechanism</w:t>
+      </w:r>
+      <w:r>
+        <w:rPr>
+          <w:b w:val="0"/>
+        </w:rPr>
+        <w:t xml:space="preserve"> in your own words. Use the worked scenario to name its </w:t>
+      </w:r>
+      <w:r>
+        <w:rPr>
+          <w:b/>
+        </w:rPr>
+        <w:t>input</w:t>
+      </w:r>
+      <w:r>
+        <w:rPr>
+          <w:b w:val="0"/>
+        </w:rPr>
+        <w:t xml:space="preserve">, decision rule and </w:t>
+      </w:r>
+      <w:r>
+        <w:rPr>
+          <w:b/>
+        </w:rPr>
+        <w:t>output</w:t>
+      </w:r>
+      <w:r>
+        <w:rPr>
+          <w:b w:val="0"/>
+        </w:rPr>
+        <w:t>.</w:t>
       </w:r>
     </w:p>
     <w:p>
-      <w:r>
-        <w:t>________________________________________________________________</w:t>
+      <w:pPr>
+        <w:pStyle w:val="Heading3"/>
+      </w:pPr>
+      <w:r>
+        <w:t>My reasoning and evidence</w:t>
       </w:r>
     </w:p>
     <w:p>
@@ -431,24 +561,18 @@
       </w:r>
     </w:p>
     <w:p>
-      <w:pPr>
-        <w:pStyle w:val="Heading1"/>
-      </w:pPr>
-      <w:r>
-        <w:t>06. W2 Trace the worked case</w:t>
+      <w:r>
+        <w:t>________________________________________________________________</w:t>
       </w:r>
     </w:p>
     <w:p>
       <w:r>
-        <w:t>Three queries each run four times produce12 outputs. Show the intermediate steps and give the conclusion with its scope.</w:t>
+        <w:t>________________________________________________________________</w:t>
       </w:r>
     </w:p>
     <w:p>
-      <w:pPr>
-        <w:pStyle w:val="Heading3"/>
-      </w:pPr>
-      <w:r>
-        <w:t>My reasoning and evidence</w:t>
+      <w:r>
+        <w:t>________________________________________________________________</w:t>
       </w:r>
     </w:p>
     <w:p>
@@ -457,23 +581,47 @@
       </w:r>
     </w:p>
     <w:p>
-      <w:r>
-        <w:t>________________________________________________________________</w:t>
+      <w:pPr>
+        <w:pStyle w:val="Heading1"/>
+      </w:pPr>
+      <w:r>
+        <w:t>06. W2 Trace the worked case</w:t>
       </w:r>
     </w:p>
     <w:p>
       <w:r>
-        <w:t>________________________________________________________________</w:t>
+        <w:t>Trace the worked case. Apply the supplied Experimental units and independence facts and keep your reasoning.</w:t>
       </w:r>
     </w:p>
     <w:p>
-      <w:r>
-        <w:t>________________________________________________________________</w:t>
+      <w:pPr>
+        <w:spacing w:line="336" w:lineRule="auto" w:after="180"/>
+      </w:pPr>
+      <w:r>
+        <w:rPr>
+          <w:b w:val="0"/>
+        </w:rPr>
+        <w:t xml:space="preserve">Three queries each run four times produce12 </w:t>
+      </w:r>
+      <w:r>
+        <w:rPr>
+          <w:b/>
+        </w:rPr>
+        <w:t>output</w:t>
+      </w:r>
+      <w:r>
+        <w:rPr>
+          <w:b w:val="0"/>
+        </w:rPr>
+        <w:t>s. Show the intermediate steps and give the conclusion with its scope.</w:t>
       </w:r>
     </w:p>
     <w:p>
-      <w:r>
-        <w:t>________________________________________________________________</w:t>
+      <w:pPr>
+        <w:pStyle w:val="Heading3"/>
+      </w:pPr>
+      <w:r>
+        <w:t>My reasoning and evidence</w:t>
       </w:r>
     </w:p>
     <w:p>
@@ -487,24 +635,18 @@
       </w:r>
     </w:p>
     <w:p>
-      <w:pPr>
-        <w:pStyle w:val="Heading1"/>
-      </w:pPr>
-      <w:r>
-        <w:t>07. W3 Audit the limit</w:t>
+      <w:r>
+        <w:t>________________________________________________________________</w:t>
       </w:r>
     </w:p>
     <w:p>
       <w:r>
-        <w:t>A report omits this qualification: Independence follows design and relationships, not row count. Explain how omitting it could change a reader's interpretation, and write an accurate replacement.</w:t>
+        <w:t>________________________________________________________________</w:t>
       </w:r>
     </w:p>
     <w:p>
-      <w:pPr>
-        <w:pStyle w:val="Heading3"/>
-      </w:pPr>
-      <w:r>
-        <w:t>My reasoning and evidence</w:t>
+      <w:r>
+        <w:t>________________________________________________________________</w:t>
       </w:r>
     </w:p>
     <w:p>
@@ -518,44 +660,50 @@
       </w:r>
     </w:p>
     <w:p>
-      <w:r>
-        <w:t>________________________________________________________________</w:t>
+      <w:pPr>
+        <w:pStyle w:val="Heading1"/>
+      </w:pPr>
+      <w:r>
+        <w:t>07. W3 Audit the limit</w:t>
       </w:r>
     </w:p>
     <w:p>
       <w:r>
-        <w:t>________________________________________________________________</w:t>
+        <w:t>Audit the limit. Apply the supplied Experimental units and independence facts and keep your reasoning.</w:t>
       </w:r>
     </w:p>
     <w:p>
-      <w:r>
-        <w:t>________________________________________________________________</w:t>
+      <w:pPr>
+        <w:spacing w:line="336" w:lineRule="auto" w:after="180"/>
+      </w:pPr>
+      <w:r>
+        <w:rPr>
+          <w:b w:val="0"/>
+        </w:rPr>
+        <w:t>A report omits this qualification: Independence follows design and relationships, not row count. Explain how omitting it could change a reader's interpretation, and write an accurate replacement.</w:t>
       </w:r>
     </w:p>
     <w:p>
-      <w:r>
-        <w:t>________________________________________________________________</w:t>
+      <w:pPr>
+        <w:pStyle w:val="Heading3"/>
+      </w:pPr>
+      <w:r>
+        <w:t>My reasoning and evidence</w:t>
       </w:r>
     </w:p>
     <w:p>
-      <w:pPr>
-        <w:pStyle w:val="Heading1"/>
-      </w:pPr>
-      <w:r>
-        <w:t>08. W4 Apply a new case independently</w:t>
+      <w:r>
+        <w:t>________________________________________________________________</w:t>
       </w:r>
     </w:p>
     <w:p>
       <w:r>
-        <w:t>Five classrooms each contribute20 student responses under a classroom-level assignment. Identify assignment units and measurements.</w:t>
+        <w:t>________________________________________________________________</w:t>
       </w:r>
     </w:p>
     <w:p>
-      <w:pPr>
-        <w:pStyle w:val="Heading3"/>
-      </w:pPr>
-      <w:r>
-        <w:t>My reasoning and evidence</w:t>
+      <w:r>
+        <w:t>________________________________________________________________</w:t>
       </w:r>
     </w:p>
     <w:p>
@@ -574,23 +722,35 @@
       </w:r>
     </w:p>
     <w:p>
-      <w:r>
-        <w:t>________________________________________________________________</w:t>
+      <w:pPr>
+        <w:pStyle w:val="Heading1"/>
+      </w:pPr>
+      <w:r>
+        <w:t>08. W4 Apply a new case independently</w:t>
       </w:r>
     </w:p>
     <w:p>
       <w:r>
-        <w:t>________________________________________________________________</w:t>
+        <w:t>Attempt before feedback. If this repeats the selected independent case, reuse that first attempt; otherwise keep a separate record. Apply a new case independently. Apply the supplied Experimental units and independence facts and keep your reasoning.</w:t>
       </w:r>
     </w:p>
     <w:p>
-      <w:r>
-        <w:t>________________________________________________________________</w:t>
+      <w:pPr>
+        <w:spacing w:line="336" w:lineRule="auto" w:after="180"/>
+      </w:pPr>
+      <w:r>
+        <w:rPr>
+          <w:b w:val="0"/>
+        </w:rPr>
+        <w:t>Five classrooms each contribute20 student responses under a classroom-level assignment. Identify assignment units and measurements.</w:t>
       </w:r>
     </w:p>
     <w:p>
-      <w:r>
-        <w:t>________________________________________________________________</w:t>
+      <w:pPr>
+        <w:pStyle w:val="Heading3"/>
+      </w:pPr>
+      <w:r>
+        <w:t>My reasoning and evidence</w:t>
       </w:r>
     </w:p>
     <w:p>
@@ -599,24 +759,18 @@
       </w:r>
     </w:p>
     <w:p>
-      <w:pPr>
-        <w:pStyle w:val="Heading1"/>
-      </w:pPr>
-      <w:r>
-        <w:t>09. W5 Design a revealing follow-up</w:t>
+      <w:r>
+        <w:t>________________________________________________________________</w:t>
       </w:r>
     </w:p>
     <w:p>
       <w:r>
-        <w:t>For the worked scenario, propose one additional case that could reveal a failure, describe its expected outcome before running it, and explain what would need to remain fixed for a fair comparison. Do not reuse W4 as a new final test after receiving feedback.</w:t>
+        <w:t>________________________________________________________________</w:t>
       </w:r>
     </w:p>
     <w:p>
-      <w:pPr>
-        <w:pStyle w:val="Heading3"/>
-      </w:pPr>
-      <w:r>
-        <w:t>My reasoning and evidence</w:t>
+      <w:r>
+        <w:t>________________________________________________________________</w:t>
       </w:r>
     </w:p>
     <w:p>
@@ -640,39 +794,51 @@
       </w:r>
     </w:p>
     <w:p>
-      <w:r>
-        <w:t>________________________________________________________________</w:t>
+      <w:pPr>
+        <w:pStyle w:val="Heading1"/>
+      </w:pPr>
+      <w:r>
+        <w:t>09. W5 Design a revealing follow-up</w:t>
       </w:r>
     </w:p>
     <w:p>
       <w:r>
-        <w:t>________________________________________________________________</w:t>
+        <w:t>Design a revealing follow-up. Apply the supplied Experimental units and independence facts and keep your reasoning.</w:t>
       </w:r>
     </w:p>
     <w:p>
-      <w:r>
-        <w:t>________________________________________________________________</w:t>
+      <w:pPr>
+        <w:spacing w:line="336" w:lineRule="auto" w:after="180"/>
+      </w:pPr>
+      <w:r>
+        <w:rPr>
+          <w:b w:val="0"/>
+        </w:rPr>
+        <w:t>For the worked scenario, propose one additional case that could reveal a failure, describe its expected outcome before running it, and explain what would need to remain fixed for a fair comparison.</w:t>
       </w:r>
     </w:p>
     <w:p>
       <w:pPr>
-        <w:pStyle w:val="Heading1"/>
-      </w:pPr>
-      <w:r>
-        <w:t>10. Project checkpoint and reflection</w:t>
+        <w:spacing w:line="336" w:lineRule="auto" w:after="180"/>
+      </w:pPr>
+      <w:r>
+        <w:rPr>
+          <w:b w:val="0"/>
+        </w:rPr>
+        <w:t>Do not reuse W4 as a new final test after receiving feedback.</w:t>
       </w:r>
     </w:p>
     <w:p>
-      <w:r>
-        <w:t>Add a labelled experimental units and independence evidence sheet to Reproducible AI Research Study. Show how you can explain the mechanism and terminology of experimental units and independence. Use the supplied fictional case and keep its inputs, intermediate steps, calculation or prediction, and limitation. Connect this record to last week’s record; a matching answer without a trace is insufficient.</w:t>
+      <w:pPr>
+        <w:pStyle w:val="Heading3"/>
+      </w:pPr>
+      <w:r>
+        <w:t>My reasoning and evidence</w:t>
       </w:r>
     </w:p>
     <w:p>
-      <w:pPr>
-        <w:pStyle w:val="Heading3"/>
-      </w:pPr>
-      <w:r>
-        <w:t>My project change, supporting evidence and remaining limit</w:t>
+      <w:r>
+        <w:t>________________________________________________________________</w:t>
       </w:r>
     </w:p>
     <w:p>
@@ -710,7 +876,157 @@
         <w:pStyle w:val="Heading1"/>
       </w:pPr>
       <w:r>
+        <w:t>10. Project checkpoint and reflection</w:t>
+      </w:r>
+    </w:p>
+    <w:p>
+      <w:r>
+        <w:t>Connect Experimental units and independence to Reproducible AI Research Study, identify a limit and choose the next useful test.</w:t>
+      </w:r>
+    </w:p>
+    <w:p>
+      <w:pPr>
+        <w:spacing w:line="336" w:lineRule="auto" w:after="180"/>
+      </w:pPr>
+      <w:r>
+        <w:rPr>
+          <w:b w:val="0"/>
+        </w:rPr>
+        <w:t xml:space="preserve">Add a labelled </w:t>
+      </w:r>
+      <w:r>
+        <w:rPr>
+          <w:b/>
+        </w:rPr>
+        <w:t>experimental unit</w:t>
+      </w:r>
+      <w:r>
+        <w:rPr>
+          <w:b w:val="0"/>
+        </w:rPr>
+        <w:t xml:space="preserve">s and independence </w:t>
+      </w:r>
+      <w:r>
+        <w:rPr>
+          <w:b/>
+        </w:rPr>
+        <w:t>evidence</w:t>
+      </w:r>
+      <w:r>
+        <w:rPr>
+          <w:b w:val="0"/>
+        </w:rPr>
+        <w:t xml:space="preserve"> sheet to Reproducible AI Research Study. Show how you can explain the </w:t>
+      </w:r>
+      <w:r>
+        <w:rPr>
+          <w:b/>
+        </w:rPr>
+        <w:t>mechanism</w:t>
+      </w:r>
+      <w:r>
+        <w:rPr>
+          <w:b w:val="0"/>
+        </w:rPr>
+        <w:t xml:space="preserve"> and terminology of </w:t>
+      </w:r>
+      <w:r>
+        <w:rPr>
+          <w:b/>
+        </w:rPr>
+        <w:t>experimental unit</w:t>
+      </w:r>
+      <w:r>
+        <w:rPr>
+          <w:b w:val="0"/>
+        </w:rPr>
+        <w:t>s and independence.</w:t>
+      </w:r>
+    </w:p>
+    <w:p>
+      <w:pPr>
+        <w:spacing w:line="336" w:lineRule="auto" w:after="180"/>
+      </w:pPr>
+      <w:r>
+        <w:rPr>
+          <w:b w:val="0"/>
+        </w:rPr>
+        <w:t xml:space="preserve">Use the supplied fictional case and keep its </w:t>
+      </w:r>
+      <w:r>
+        <w:rPr>
+          <w:b/>
+        </w:rPr>
+        <w:t>input</w:t>
+      </w:r>
+      <w:r>
+        <w:rPr>
+          <w:b w:val="0"/>
+        </w:rPr>
+        <w:t xml:space="preserve">s, intermediate steps, calculation or </w:t>
+      </w:r>
+      <w:r>
+        <w:rPr>
+          <w:b/>
+        </w:rPr>
+        <w:t>prediction</w:t>
+      </w:r>
+      <w:r>
+        <w:rPr>
+          <w:b w:val="0"/>
+        </w:rPr>
+        <w:t>, and limitation. Connect this record to last week’s record; a matching answer without a trace is insufficient.</w:t>
+      </w:r>
+    </w:p>
+    <w:p>
+      <w:pPr>
+        <w:pStyle w:val="Heading3"/>
+      </w:pPr>
+      <w:r>
+        <w:t>My project change, supporting evidence and remaining limit</w:t>
+      </w:r>
+    </w:p>
+    <w:p>
+      <w:r>
+        <w:t>________________________________________________________________</w:t>
+      </w:r>
+    </w:p>
+    <w:p>
+      <w:r>
+        <w:t>________________________________________________________________</w:t>
+      </w:r>
+    </w:p>
+    <w:p>
+      <w:r>
+        <w:t>________________________________________________________________</w:t>
+      </w:r>
+    </w:p>
+    <w:p>
+      <w:r>
+        <w:t>________________________________________________________________</w:t>
+      </w:r>
+    </w:p>
+    <w:p>
+      <w:r>
+        <w:t>________________________________________________________________</w:t>
+      </w:r>
+    </w:p>
+    <w:p>
+      <w:r>
+        <w:t>________________________________________________________________</w:t>
+      </w:r>
+    </w:p>
+    <w:p>
+      <w:pPr>
+        <w:pStyle w:val="Heading1"/>
+      </w:pPr>
+      <w:r>
         <w:t>11. Feedback, return check and learning record</w:t>
+      </w:r>
+    </w:p>
+    <w:p>
+      <w:r>
+        <w:t>Record the first repaired step and a different case to revisit after a delay.</w:t>
       </w:r>
     </w:p>
     <w:tbl>
@@ -850,7 +1166,13 @@
       </w:tr>
     </w:tbl>
     <w:p>
-      <w:r>
+      <w:pPr>
+        <w:spacing w:line="336" w:lineRule="auto" w:after="180"/>
+      </w:pPr>
+      <w:r>
+        <w:rPr>
+          <w:b w:val="0"/>
+        </w:rPr>
         <w:t>Revisit this idea with your teacher after a delay. Familiarity is different from explaining and using it on a changed case.</w:t>
       </w:r>
     </w:p>
@@ -864,11 +1186,28 @@
     </w:p>
     <w:p>
       <w:r>
-        <w:t>Photos are not always independent plants. A dataset has twelve photos: three views of each of four plants. The intended use is identifying new plants.</w:t>
+        <w:t>Photos are not always independent plants. A dataset has twelve photos: three views of each of four plants. The intended use is identifying new plants. Explain the labelled step before checking the changed condition.</w:t>
       </w:r>
     </w:p>
     <w:p>
-      <w:r>
+      <w:pPr>
+        <w:spacing w:line="336" w:lineRule="auto" w:after="180"/>
+      </w:pPr>
+      <w:r>
+        <w:rPr>
+          <w:b w:val="0"/>
+        </w:rPr>
+        <w:t>Photos are not always independent plants. A dataset has twelve photos: three views of each of four plants. The intended use is identifying new plants.</w:t>
+      </w:r>
+    </w:p>
+    <w:p>
+      <w:pPr>
+        <w:spacing w:line="336" w:lineRule="auto" w:after="180"/>
+      </w:pPr>
+      <w:r>
+        <w:rPr>
+          <w:b w:val="0"/>
+        </w:rPr>
         <w:t>Plant IDs P1–P4 each have three views. All views of a plant must stay in one split.</w:t>
       </w:r>
     </w:p>
@@ -945,7 +1284,13 @@
       </w:r>
     </w:p>
     <w:p>
-      <w:r>
+      <w:pPr>
+        <w:spacing w:line="336" w:lineRule="auto" w:after="180"/>
+      </w:pPr>
+      <w:r>
+        <w:rPr>
+          <w:b w:val="0"/>
+        </w:rPr>
         <w:t>Count independent plants and photo views. Construct the stated group-correct split, then explain why placing a P1 view in evaluation creates leakage for the new-plant goal.</w:t>
       </w:r>
     </w:p>
@@ -988,35 +1333,126 @@
       </w:r>
     </w:p>
     <w:p>
-      <w:r>
-        <w:t>Support used: alone / hint / worked example. This record is practice evidence.</w:t>
+      <w:pPr>
+        <w:pStyle w:val="Heading3"/>
+      </w:pPr>
+      <w:r>
+        <w:t>Record the help used</w:t>
       </w:r>
     </w:p>
     <w:p>
-      <w:r>
-        <w:t>Project connection: For the Reproducible AI Research Study, retain an annotated worked trace and the changed-case reasoning. Connect the claim to its records, units and assumptions so another investigator can challenge or reproduce it.</w:t>
+      <w:pPr>
+        <w:spacing w:line="336" w:lineRule="auto" w:after="180"/>
+        <w:shd w:fill="F1F6F8"/>
+      </w:pPr>
+      <w:r>
+        <w:rPr>
+          <w:b w:val="0"/>
+        </w:rPr>
+        <w:t xml:space="preserve">Support used: alone / hint / worked example. This record is practice </w:t>
+      </w:r>
+      <w:r>
+        <w:rPr>
+          <w:b/>
+        </w:rPr>
+        <w:t>evidence</w:t>
+      </w:r>
+      <w:r>
+        <w:rPr>
+          <w:b w:val="0"/>
+        </w:rPr>
+        <w:t>.</w:t>
       </w:r>
     </w:p>
     <w:p>
       <w:pPr>
-        <w:pStyle w:val="Heading1"/>
-      </w:pPr>
-      <w:r>
-        <w:t>13. Project portfolio milestone</w:t>
+        <w:spacing w:line="336" w:lineRule="auto" w:after="180"/>
+      </w:pPr>
+      <w:r>
+        <w:rPr>
+          <w:b w:val="0"/>
+        </w:rPr>
+        <w:t>Project connection: For the Reproducible AI Research Study, retain an annotated worked trace and the changed-case reasoning.</w:t>
       </w:r>
     </w:p>
     <w:p>
-      <w:r>
-        <w:t>Project: Reproducible AI Research Study</w:t>
+      <w:pPr>
+        <w:spacing w:line="336" w:lineRule="auto" w:after="180"/>
+      </w:pPr>
+      <w:r>
+        <w:rPr>
+          <w:b w:val="0"/>
+        </w:rPr>
+        <w:t>Connect the claim to its records, units and assumptions so another investigator can challenge or reproduce it.</w:t>
       </w:r>
     </w:p>
     <w:p>
-      <w:r>
-        <w:t>Current milestone: Make a transparent first version. Keep a trace of how one input becomes an output; explain the rule or learned component.</w:t>
+      <w:pPr>
+        <w:pStyle w:val="Heading1"/>
+      </w:pPr>
+      <w:r>
+        <w:t>13. Project portfolio milestone</w:t>
       </w:r>
     </w:p>
     <w:p>
       <w:r>
+        <w:t>Keep this week’s input, deciding step, result and limit together in the Reproducible AI Research Study record.</w:t>
+      </w:r>
+    </w:p>
+    <w:p>
+      <w:pPr>
+        <w:spacing w:line="336" w:lineRule="auto" w:after="180"/>
+      </w:pPr>
+      <w:r>
+        <w:rPr>
+          <w:b w:val="0"/>
+        </w:rPr>
+        <w:t>Project: Reproducible AI Research Study</w:t>
+      </w:r>
+    </w:p>
+    <w:p>
+      <w:pPr>
+        <w:spacing w:line="336" w:lineRule="auto" w:after="180"/>
+      </w:pPr>
+      <w:r>
+        <w:rPr>
+          <w:b w:val="0"/>
+        </w:rPr>
+        <w:t xml:space="preserve">Current milestone: Make a transparent first version. Keep a trace of how one </w:t>
+      </w:r>
+      <w:r>
+        <w:rPr>
+          <w:b/>
+        </w:rPr>
+        <w:t>input</w:t>
+      </w:r>
+      <w:r>
+        <w:rPr>
+          <w:b w:val="0"/>
+        </w:rPr>
+        <w:t xml:space="preserve"> becomes an </w:t>
+      </w:r>
+      <w:r>
+        <w:rPr>
+          <w:b/>
+        </w:rPr>
+        <w:t>output</w:t>
+      </w:r>
+      <w:r>
+        <w:rPr>
+          <w:b w:val="0"/>
+        </w:rPr>
+        <w:t>; explain the rule or learned component.</w:t>
+      </w:r>
+    </w:p>
+    <w:p>
+      <w:pPr>
+        <w:spacing w:line="336" w:lineRule="auto" w:after="180"/>
+      </w:pPr>
+      <w:r>
+        <w:rPr>
+          <w:b w:val="0"/>
+        </w:rPr>
         <w:t>For the Reproducible AI Research Study, retain an annotated worked trace and the changed-case reasoning. Connect the claim to its records, units and assumptions so another investigator can challenge or reproduce it.</w:t>
       </w:r>
     </w:p>
@@ -1179,53 +1615,92 @@
     </w:p>
     <w:p>
       <w:r>
-        <w:t>Use this supported practice once, in the browser or on paper. Keep the reserved independent assessment for a separate first attempt before teacher feedback.</w:t>
+        <w:t>Try the supported questions before comparing with hints and feedback. Record what you repaired and the evidence you retained.</w:t>
       </w:r>
     </w:p>
     <w:p>
-      <w:r>
-        <w:t>Photos are not always independent plants. A dataset has twelve photos: three views of each of four plants. The intended use is identifying new plants.</w:t>
+      <w:pPr>
+        <w:spacing w:line="336" w:lineRule="auto" w:after="180"/>
+      </w:pPr>
+      <w:r>
+        <w:rPr>
+          <w:b w:val="0"/>
+        </w:rPr>
+        <w:t>Use this supported practice once, in the browser or on paper. Keep the reserved independent assessment for a separate first attempt before teacher feedback.</w:t>
       </w:r>
     </w:p>
     <w:p>
       <w:pPr>
-        <w:pStyle w:val="Heading3"/>
-      </w:pPr>
-      <w:r>
-        <w:t>Practice 1: explain the deciding evidence</w:t>
+        <w:spacing w:line="336" w:lineRule="auto" w:after="180"/>
+      </w:pPr>
+      <w:r>
+        <w:rPr>
+          <w:b w:val="0"/>
+        </w:rPr>
+        <w:t>Photos are not always independent plants. A dataset has twelve photos: three views of each of four plants. The intended use is identifying new plants.</w:t>
       </w:r>
     </w:p>
     <w:p>
-      <w:r>
-        <w:t>Which labelled step matches this detail? Train on P1,P2 and evaluate on P3,P4: six photos per split.</w:t>
+      <w:pPr>
+        <w:pStyle w:val="Heading3"/>
+      </w:pPr>
+      <w:r>
+        <w:t>Practice 1: explain the deciding evidence</w:t>
       </w:r>
     </w:p>
     <w:p>
-      <w:r>
-        <w:t>1. Group before splitting</w:t>
+      <w:pPr>
+        <w:spacing w:line="336" w:lineRule="auto" w:after="180"/>
+      </w:pPr>
+      <w:r>
+        <w:rPr>
+          <w:b w:val="0"/>
+        </w:rPr>
+        <w:t>Which labelled step matches this detail? Train on P1,P2 and evaluate on P3,P4: six photos per split.</w:t>
       </w:r>
     </w:p>
     <w:p>
-      <w:r>
-        <w:t>2. Identify the unit</w:t>
+      <w:pPr>
+        <w:spacing w:line="336" w:lineRule="auto" w:after="180"/>
+        <w:shd w:fill="F4F9FC"/>
+      </w:pPr>
+      <w:r>
+        <w:rPr>
+          <w:b w:val="0"/>
+        </w:rPr>
+        <w:t>1. Group before splitting</w:t>
       </w:r>
     </w:p>
     <w:p>
-      <w:r>
-        <w:t>3. Trace a valid split</w:t>
+      <w:pPr>
+        <w:spacing w:line="336" w:lineRule="auto" w:after="180"/>
+        <w:shd w:fill="F4F9FC"/>
+      </w:pPr>
+      <w:r>
+        <w:rPr>
+          <w:b w:val="0"/>
+        </w:rPr>
+        <w:t>2. Identify the unit</w:t>
       </w:r>
     </w:p>
     <w:p>
       <w:pPr>
-        <w:pStyle w:val="Heading3"/>
-      </w:pPr>
-      <w:r>
-        <w:t>My selected conclusion, deciding fact and explanation</w:t>
+        <w:spacing w:line="336" w:lineRule="auto" w:after="180"/>
+        <w:shd w:fill="F4F9FC"/>
+      </w:pPr>
+      <w:r>
+        <w:rPr>
+          <w:b w:val="0"/>
+        </w:rPr>
+        <w:t>3. Trace a valid split</w:t>
       </w:r>
     </w:p>
     <w:p>
-      <w:r>
-        <w:t>________________________________________________________________</w:t>
+      <w:pPr>
+        <w:pStyle w:val="Heading3"/>
+      </w:pPr>
+      <w:r>
+        <w:t>My selected conclusion, deciding fact and explanation</w:t>
       </w:r>
     </w:p>
     <w:p>
@@ -1250,40 +1725,79 @@
     </w:p>
     <w:p>
       <w:r>
-        <w:t>Hint if needed: Read the steps in the pictorial case. Match the supplied detail to the stage that performs or records it.</w:t>
+        <w:t>________________________________________________________________</w:t>
       </w:r>
     </w:p>
     <w:p>
-      <w:r>
-        <w:t>After your attempt, compare with the supported explanation: Trace a valid split Train on P1,P2 and evaluate on P3,P4: six photos per split. Repeated views from one object share information. Counting them as independent units or scattering them across splits can exaggerate evidence for new-object performance.</w:t>
+      <w:pPr>
+        <w:pStyle w:val="Heading3"/>
+      </w:pPr>
+      <w:r>
+        <w:t>Hint · try first</w:t>
       </w:r>
     </w:p>
     <w:p>
       <w:pPr>
-        <w:pStyle w:val="Heading3"/>
-      </w:pPr>
-      <w:r>
-        <w:t>Practice 2: explain the deciding evidence</w:t>
+        <w:spacing w:line="336" w:lineRule="auto" w:after="180"/>
+        <w:shd w:fill="F1F6F8"/>
+      </w:pPr>
+      <w:r>
+        <w:rPr>
+          <w:b w:val="0"/>
+        </w:rPr>
+        <w:t>Hint if needed: Read the steps in the pictorial case. Match the supplied detail to the stage that performs or records it.</w:t>
       </w:r>
     </w:p>
     <w:p>
-      <w:r>
-        <w:t>Changed-case practice: Put one P1 view into evaluation while other P1 views train. Which conclusion is supported by the supplied facts?</w:t>
+      <w:pPr>
+        <w:pStyle w:val="Heading3"/>
+      </w:pPr>
+      <w:r>
+        <w:t>Feedback · compare after trying</w:t>
       </w:r>
     </w:p>
     <w:p>
-      <w:r>
-        <w:t>1. Flag object-level leakage for this new-plant target.</w:t>
+      <w:pPr>
+        <w:spacing w:line="336" w:lineRule="auto" w:after="180"/>
+        <w:shd w:fill="F1F6FC"/>
+      </w:pPr>
+      <w:r>
+        <w:rPr>
+          <w:b w:val="0"/>
+        </w:rPr>
+        <w:t>After your attempt, compare with the supported explanation: Trace a valid split Train on P1,P2 and evaluate on P3,P4: six photos per split. Repeated views from one object share information.</w:t>
       </w:r>
     </w:p>
     <w:p>
-      <w:r>
-        <w:t>2. This one example guarantees correct results for every future input.</w:t>
+      <w:pPr>
+        <w:spacing w:line="336" w:lineRule="auto" w:after="180"/>
+        <w:shd w:fill="F1F6FC"/>
+      </w:pPr>
+      <w:r>
+        <w:rPr>
+          <w:b w:val="0"/>
+        </w:rPr>
+        <w:t xml:space="preserve">Counting them as independent units or scattering them across splits can exaggerate </w:t>
+      </w:r>
+      <w:r>
+        <w:rPr>
+          <w:b/>
+        </w:rPr>
+        <w:t>evidence</w:t>
+      </w:r>
+      <w:r>
+        <w:rPr>
+          <w:b w:val="0"/>
+        </w:rPr>
+        <w:t xml:space="preserve"> for new-object performance.</w:t>
       </w:r>
     </w:p>
     <w:p>
-      <w:r>
-        <w:t>3. We can decide the result without examining the changed input or the procedure.</w:t>
+      <w:pPr>
+        <w:pStyle w:val="Heading3"/>
+      </w:pPr>
+      <w:r>
+        <w:t>Practice 2: explain the deciding evidence</w:t>
       </w:r>
     </w:p>
     <w:p>
@@ -1291,91 +1805,1051 @@
         <w:pStyle w:val="Heading3"/>
       </w:pPr>
       <w:r>
-        <w:t>My selected conclusion, deciding fact and explanation</w:t>
+        <w:t>Changed case · predict first</w:t>
       </w:r>
     </w:p>
     <w:p>
-      <w:r>
-        <w:t>________________________________________________________________</w:t>
+      <w:pPr>
+        <w:spacing w:line="336" w:lineRule="auto" w:after="180"/>
+        <w:shd w:fill="F5F1FB"/>
+      </w:pPr>
+      <w:r>
+        <w:rPr>
+          <w:b w:val="0"/>
+        </w:rPr>
+        <w:t>Changed-case practice: Put one P1 view into evaluation while other P1 views train. Which conclusion is supported by the supplied facts?</w:t>
       </w:r>
     </w:p>
     <w:p>
-      <w:r>
-        <w:t>________________________________________________________________</w:t>
+      <w:pPr>
+        <w:spacing w:line="336" w:lineRule="auto" w:after="180"/>
+        <w:shd w:fill="F4F9FC"/>
+      </w:pPr>
+      <w:r>
+        <w:rPr>
+          <w:b w:val="0"/>
+        </w:rPr>
+        <w:t>1. Flag object-level leakage for this new-plant target.</w:t>
       </w:r>
     </w:p>
     <w:p>
-      <w:r>
-        <w:t>________________________________________________________________</w:t>
+      <w:pPr>
+        <w:spacing w:line="336" w:lineRule="auto" w:after="180"/>
+        <w:shd w:fill="F4F9FC"/>
+      </w:pPr>
+      <w:r>
+        <w:rPr>
+          <w:b w:val="0"/>
+        </w:rPr>
+        <w:t xml:space="preserve">2. This one example guarantees correct results for every future </w:t>
+      </w:r>
+      <w:r>
+        <w:rPr>
+          <w:b/>
+        </w:rPr>
+        <w:t>input</w:t>
+      </w:r>
+      <w:r>
+        <w:rPr>
+          <w:b w:val="0"/>
+        </w:rPr>
+        <w:t>.</w:t>
       </w:r>
     </w:p>
     <w:p>
-      <w:r>
-        <w:t>________________________________________________________________</w:t>
+      <w:pPr>
+        <w:spacing w:line="336" w:lineRule="auto" w:after="180"/>
+        <w:shd w:fill="F4F9FC"/>
+      </w:pPr>
+      <w:r>
+        <w:rPr>
+          <w:b w:val="0"/>
+        </w:rPr>
+        <w:t xml:space="preserve">3. We can decide the result without examining the changed </w:t>
+      </w:r>
+      <w:r>
+        <w:rPr>
+          <w:b/>
+        </w:rPr>
+        <w:t>input</w:t>
+      </w:r>
+      <w:r>
+        <w:rPr>
+          <w:b w:val="0"/>
+        </w:rPr>
+        <w:t xml:space="preserve"> or the procedure.</w:t>
       </w:r>
     </w:p>
     <w:p>
-      <w:r>
-        <w:t>________________________________________________________________</w:t>
+      <w:pPr>
+        <w:pStyle w:val="Heading3"/>
+      </w:pPr>
+      <w:r>
+        <w:t>My selected conclusion, deciding fact and explanation</w:t>
       </w:r>
     </w:p>
     <w:p>
       <w:r>
-        <w:t>Hint if needed: Use the changed condition and the deciding step in the pictorial trace. The answer must say what follows from those facts.</w:t>
+        <w:t>________________________________________________________________</w:t>
       </w:r>
     </w:p>
     <w:p>
       <w:r>
-        <w:t>After your attempt, compare with the supported explanation: Flag object-level leakage for this new-plant target. Evaluation now includes a plant already represented during training.</w:t>
+        <w:t>________________________________________________________________</w:t>
       </w:r>
     </w:p>
     <w:p>
-      <w:pPr>
-        <w:pStyle w:val="Heading3"/>
-      </w:pPr>
-      <w:r>
-        <w:t>Repair a missing building block</w:t>
+      <w:r>
+        <w:t>________________________________________________________________</w:t>
       </w:r>
     </w:p>
     <w:p>
       <w:r>
-        <w:t>Review Baselines and fair comparisons (ai-7/8). Goal: Explain the mechanism and terminology of baselines and fair comparisons. Short practice: Calculate 6/8 and 7/8 correctness and name the one-case gain. Why is giving B the answer key incompatible with an unseen comparison to the simple baseline?. Return to this week and explain what you changed.</w:t>
+        <w:t>________________________________________________________________</w:t>
       </w:r>
     </w:p>
     <w:p>
       <w:r>
-        <w:t>Review A literature comparison matrix (ai-7/6). Goal: Explain the mechanism and terminology of a literature comparison matrix. Short practice: Explain why 8/10 indoors and 16/20 outdoors share a rate but not a controlled comparison. Which condition column must the literature matrix preserve?. Return to this week and explain what you changed.</w:t>
+        <w:t>________________________________________________________________</w:t>
       </w:r>
     </w:p>
     <w:p>
-      <w:r>
-        <w:t>Review Finding primary research (ai-7/3). Goal: Explain the mechanism and terminology of finding primary research. Short practice: Separate what the blog claims from what the original report records. Which methods and denominator must be inspected, and what status is honest if the original report is unavailable?. Return to this week and explain what you changed.</w:t>
+      <w:pPr>
+        <w:pStyle w:val="Heading3"/>
+      </w:pPr>
+      <w:r>
+        <w:t>Hint · try first</w:t>
       </w:r>
     </w:p>
     <w:p>
       <w:pPr>
-        <w:pStyle w:val="Heading3"/>
-      </w:pPr>
-      <w:r>
-        <w:t>Keep your completed work</w:t>
+        <w:spacing w:line="336" w:lineRule="auto" w:after="180"/>
+        <w:shd w:fill="F1F6F8"/>
+      </w:pPr>
+      <w:r>
+        <w:rPr>
+          <w:b w:val="0"/>
+        </w:rPr>
+        <w:t>Hint if needed: Use the changed condition and the deciding step in the pictorial trace. The answer must say what follows from those facts.</w:t>
       </w:r>
     </w:p>
     <w:p>
-      <w:r>
-        <w:t>Use Download completed work in the hosted lesson to export your answers, reflections, practice feedback and code-run evidence. Open the HTML copy to read or print it. Drafts stay in this browser when storage is available; clear drafts on a shared device.</w:t>
+      <w:pPr>
+        <w:pStyle w:val="Heading3"/>
+      </w:pPr>
+      <w:r>
+        <w:t>Feedback · compare after trying</w:t>
       </w:r>
     </w:p>
     <w:p>
       <w:pPr>
-        <w:pStyle w:val="Heading3"/>
-      </w:pPr>
-      <w:r>
-        <w:t>What I repaired, the evidence I kept and the next test</w:t>
+        <w:spacing w:line="336" w:lineRule="auto" w:after="180"/>
+        <w:shd w:fill="F1F6FC"/>
+      </w:pPr>
+      <w:r>
+        <w:rPr>
+          <w:b w:val="0"/>
+        </w:rPr>
+        <w:t xml:space="preserve">After your attempt, compare with the supported explanation: Flag object-level leakage for this new-plant target. Evaluation now includes a plant already represented during </w:t>
+      </w:r>
+      <w:r>
+        <w:rPr>
+          <w:b/>
+        </w:rPr>
+        <w:t>training</w:t>
+      </w:r>
+      <w:r>
+        <w:rPr>
+          <w:b w:val="0"/>
+        </w:rPr>
+        <w:t>.</w:t>
       </w:r>
     </w:p>
     <w:p>
+      <w:pPr>
+        <w:pStyle w:val="Heading3"/>
+      </w:pPr>
+      <w:r>
+        <w:t>Repair a missing building block</w:t>
+      </w:r>
+    </w:p>
+    <w:p>
+      <w:pPr>
+        <w:spacing w:line="336" w:lineRule="auto" w:after="180"/>
+      </w:pPr>
+      <w:r>
+        <w:rPr>
+          <w:b w:val="0"/>
+        </w:rPr>
+        <w:t xml:space="preserve">Review Baselines and fair comparisons (ai-7/8). Goal: Explain the </w:t>
+      </w:r>
+      <w:r>
+        <w:rPr>
+          <w:b/>
+        </w:rPr>
+        <w:t>mechanism</w:t>
+      </w:r>
+      <w:r>
+        <w:rPr>
+          <w:b w:val="0"/>
+        </w:rPr>
+        <w:t xml:space="preserve"> and terminology of baselines and fair comparisons. Short practice: Calculate 6/8 and 7/8 correctness and name the one-case gain.</w:t>
+      </w:r>
+    </w:p>
+    <w:p>
+      <w:pPr>
+        <w:spacing w:line="336" w:lineRule="auto" w:after="180"/>
+      </w:pPr>
+      <w:r>
+        <w:rPr>
+          <w:b w:val="0"/>
+        </w:rPr>
+        <w:t>Why is giving B the answer key incompatible with an unseen comparison to the simple baseline?. Return to this week and explain what you changed.</w:t>
+      </w:r>
+    </w:p>
+    <w:p>
+      <w:pPr>
+        <w:spacing w:line="336" w:lineRule="auto" w:after="180"/>
+      </w:pPr>
+      <w:r>
+        <w:rPr>
+          <w:b w:val="0"/>
+        </w:rPr>
+        <w:t xml:space="preserve">Review A literature comparison matrix (ai-7/6). Goal: Explain the </w:t>
+      </w:r>
+      <w:r>
+        <w:rPr>
+          <w:b/>
+        </w:rPr>
+        <w:t>mechanism</w:t>
+      </w:r>
+      <w:r>
+        <w:rPr>
+          <w:b w:val="0"/>
+        </w:rPr>
+        <w:t xml:space="preserve"> and terminology of a literature comparison matrix.</w:t>
+      </w:r>
+    </w:p>
+    <w:p>
+      <w:pPr>
+        <w:spacing w:line="336" w:lineRule="auto" w:after="180"/>
+      </w:pPr>
+      <w:r>
+        <w:rPr>
+          <w:b w:val="0"/>
+        </w:rPr>
+        <w:t>Short practice: Explain why 8/10 indoors and 16/20 outdoors share a rate but not a controlled comparison. Which condition column must the literature matrix preserve?. Return to this week and explain what you changed.</w:t>
+      </w:r>
+    </w:p>
+    <w:p>
+      <w:pPr>
+        <w:spacing w:line="336" w:lineRule="auto" w:after="180"/>
+      </w:pPr>
+      <w:r>
+        <w:rPr>
+          <w:b w:val="0"/>
+        </w:rPr>
+        <w:t xml:space="preserve">Review Finding primary research (ai-7/3). Goal: Explain the </w:t>
+      </w:r>
+      <w:r>
+        <w:rPr>
+          <w:b/>
+        </w:rPr>
+        <w:t>mechanism</w:t>
+      </w:r>
+      <w:r>
+        <w:rPr>
+          <w:b w:val="0"/>
+        </w:rPr>
+        <w:t xml:space="preserve"> and terminology of finding primary research. Short practice: Separate what the blog claims from what the original report records.</w:t>
+      </w:r>
+    </w:p>
+    <w:p>
+      <w:pPr>
+        <w:spacing w:line="336" w:lineRule="auto" w:after="180"/>
+      </w:pPr>
+      <w:r>
+        <w:rPr>
+          <w:b w:val="0"/>
+        </w:rPr>
+        <w:t>Which methods and denominator must be inspected, and what status is honest if the original report is unavailable?. Return to this week and explain what you changed.</w:t>
+      </w:r>
+    </w:p>
+    <w:p>
+      <w:pPr>
+        <w:pStyle w:val="Heading3"/>
+      </w:pPr>
+      <w:r>
+        <w:t>Keep your completed work</w:t>
+      </w:r>
+    </w:p>
+    <w:p>
+      <w:pPr>
+        <w:spacing w:line="336" w:lineRule="auto" w:after="180"/>
+      </w:pPr>
+      <w:r>
+        <w:rPr>
+          <w:b w:val="0"/>
+        </w:rPr>
+        <w:t xml:space="preserve">Use Download completed work in the hosted lesson to export your answers, reflections, practice feedback and code-run </w:t>
+      </w:r>
+      <w:r>
+        <w:rPr>
+          <w:b/>
+        </w:rPr>
+        <w:t>evidence</w:t>
+      </w:r>
+      <w:r>
+        <w:rPr>
+          <w:b w:val="0"/>
+        </w:rPr>
+        <w:t>. Open the HTML copy to read or print it.</w:t>
+      </w:r>
+    </w:p>
+    <w:p>
+      <w:pPr>
+        <w:spacing w:line="336" w:lineRule="auto" w:after="180"/>
+      </w:pPr>
+      <w:r>
+        <w:rPr>
+          <w:b w:val="0"/>
+        </w:rPr>
+        <w:t>Drafts stay in this browser when storage is available; clear drafts on a shared device.</w:t>
+      </w:r>
+    </w:p>
+    <w:p>
+      <w:pPr>
+        <w:pStyle w:val="Heading3"/>
+      </w:pPr>
+      <w:r>
+        <w:t>What I repaired, the evidence I kept and the next test</w:t>
+      </w:r>
+    </w:p>
+    <w:p>
       <w:r>
         <w:t>________________________________________________________________</w:t>
+      </w:r>
+    </w:p>
+    <w:p>
+      <w:r>
+        <w:t>________________________________________________________________</w:t>
+      </w:r>
+    </w:p>
+    <w:p>
+      <w:r>
+        <w:t>________________________________________________________________</w:t>
+      </w:r>
+    </w:p>
+    <w:p>
+      <w:r>
+        <w:t>________________________________________________________________</w:t>
+      </w:r>
+    </w:p>
+    <w:p>
+      <w:r>
+        <w:t>________________________________________________________________</w:t>
+      </w:r>
+    </w:p>
+    <w:p>
+      <w:pPr>
+        <w:pStyle w:val="Heading1"/>
+      </w:pPr>
+      <w:r>
+        <w:t>15. Visual concept journey</w:t>
+      </w:r>
+    </w:p>
+    <w:p>
+      <w:r>
+        <w:t>Explain each Experimental units and independence picture from its labels, then record a relevant limit.</w:t>
+      </w:r>
+    </w:p>
+    <w:p>
+      <w:pPr>
+        <w:pStyle w:val="Heading3"/>
+      </w:pPr>
+      <w:r>
+        <w:t>01. Experimental units and independence: the case</w:t>
+      </w:r>
+    </w:p>
+    <w:p>
+      <w:r>
+        <w:drawing>
+          <wp:inline xmlns:a="http://schemas.openxmlformats.org/drawingml/2006/main" xmlns:pic="http://schemas.openxmlformats.org/drawingml/2006/picture">
+            <wp:extent cx="5486400" cy="2834640"/>
+            <wp:docPr id="3" name="Picture 3" descr="Photos are not always independent plants. A dataset has twelve photos: three views of each of four plants. The intended use is identifying new plants. Supplied facts: Plant IDs P1–P4 each have three views. All views of a plant must stay in one split."/>
+            <wp:cNvGraphicFramePr>
+              <a:graphicFrameLocks noChangeAspect="1"/>
+            </wp:cNvGraphicFramePr>
+            <a:graphic>
+              <a:graphicData uri="http://schemas.openxmlformats.org/drawingml/2006/picture">
+                <pic:pic>
+                  <pic:nvPicPr>
+                    <pic:cNvPr id="0" name="academy-story-ai-7-9-01.png"/>
+                    <pic:cNvPicPr/>
+                  </pic:nvPicPr>
+                  <pic:blipFill>
+                    <a:blip r:embed="rId11"/>
+                    <a:stretch>
+                      <a:fillRect/>
+                    </a:stretch>
+                  </pic:blipFill>
+                  <pic:spPr>
+                    <a:xfrm>
+                      <a:off x="0" y="0"/>
+                      <a:ext cx="5486400" cy="2834640"/>
+                    </a:xfrm>
+                    <a:prstGeom prst="rect"/>
+                  </pic:spPr>
+                </pic:pic>
+              </a:graphicData>
+            </a:graphic>
+          </wp:inline>
+        </w:drawing>
+      </w:r>
+    </w:p>
+    <w:p>
+      <w:pPr>
+        <w:spacing w:line="336" w:lineRule="auto" w:after="180"/>
+      </w:pPr>
+      <w:r>
+        <w:rPr>
+          <w:b w:val="0"/>
+        </w:rPr>
+        <w:t>Photos are not always independent plants. A dataset has twelve photos: three views of each of four plants. The intended use is identifying new plants. Supplied facts: Plant IDs P1–P4 each have three views.</w:t>
+      </w:r>
+    </w:p>
+    <w:p>
+      <w:pPr>
+        <w:spacing w:line="336" w:lineRule="auto" w:after="180"/>
+      </w:pPr>
+      <w:r>
+        <w:rPr>
+          <w:b w:val="0"/>
+        </w:rPr>
+        <w:t>All views of a plant must stay in one split.</w:t>
+      </w:r>
+    </w:p>
+    <w:p>
+      <w:pPr>
+        <w:spacing w:line="336" w:lineRule="auto" w:after="180"/>
+        <w:shd w:fill="F5F1FB"/>
+      </w:pPr>
+      <w:r>
+        <w:rPr>
+          <w:b w:val="0"/>
+        </w:rPr>
+        <w:t>Point to the given fact that matters most. Explain why it matters.</w:t>
+      </w:r>
+    </w:p>
+    <w:p>
+      <w:pPr>
+        <w:pStyle w:val="Heading3"/>
+      </w:pPr>
+      <w:r>
+        <w:t>My picture explanation, deciding evidence and one limit</w:t>
+      </w:r>
+    </w:p>
+    <w:p>
+      <w:r>
+        <w:t>________________________________________________________________</w:t>
+      </w:r>
+    </w:p>
+    <w:p>
+      <w:r>
+        <w:t>________________________________________________________________</w:t>
+      </w:r>
+    </w:p>
+    <w:p>
+      <w:r>
+        <w:t>________________________________________________________________</w:t>
+      </w:r>
+    </w:p>
+    <w:p>
+      <w:r>
+        <w:t>________________________________________________________________</w:t>
+      </w:r>
+    </w:p>
+    <w:p>
+      <w:pPr>
+        <w:pStyle w:val="Heading3"/>
+      </w:pPr>
+      <w:r>
+        <w:t>02. Follow the deciding steps</w:t>
+      </w:r>
+    </w:p>
+    <w:p>
+      <w:r>
+        <w:drawing>
+          <wp:inline xmlns:a="http://schemas.openxmlformats.org/drawingml/2006/main" xmlns:pic="http://schemas.openxmlformats.org/drawingml/2006/picture">
+            <wp:extent cx="5486400" cy="3182112"/>
+            <wp:docPr id="4" name="Picture 4" descr="Identify the unit: Four plants, not twelve independent plants, generated the observations. → Group before splitting: Assign whole plant IDs to training or evaluation. → Trace a valid split: Train on P1,P2 and evaluate on P3,P4: six photos per split."/>
+            <wp:cNvGraphicFramePr>
+              <a:graphicFrameLocks noChangeAspect="1"/>
+            </wp:cNvGraphicFramePr>
+            <a:graphic>
+              <a:graphicData uri="http://schemas.openxmlformats.org/drawingml/2006/picture">
+                <pic:pic>
+                  <pic:nvPicPr>
+                    <pic:cNvPr id="0" name="academy-story-ai-7-9-02.png"/>
+                    <pic:cNvPicPr/>
+                  </pic:nvPicPr>
+                  <pic:blipFill>
+                    <a:blip r:embed="rId12"/>
+                    <a:stretch>
+                      <a:fillRect/>
+                    </a:stretch>
+                  </pic:blipFill>
+                  <pic:spPr>
+                    <a:xfrm>
+                      <a:off x="0" y="0"/>
+                      <a:ext cx="5486400" cy="3182112"/>
+                    </a:xfrm>
+                    <a:prstGeom prst="rect"/>
+                  </pic:spPr>
+                </pic:pic>
+              </a:graphicData>
+            </a:graphic>
+          </wp:inline>
+        </w:drawing>
+      </w:r>
+    </w:p>
+    <w:p>
+      <w:pPr>
+        <w:spacing w:line="336" w:lineRule="auto" w:after="180"/>
+      </w:pPr>
+      <w:r>
+        <w:rPr>
+          <w:b w:val="0"/>
+        </w:rPr>
+        <w:t xml:space="preserve">Identify the unit: Four plants, not twelve independent plants, generated the </w:t>
+      </w:r>
+      <w:r>
+        <w:rPr>
+          <w:b/>
+        </w:rPr>
+        <w:t>observation</w:t>
+      </w:r>
+      <w:r>
+        <w:rPr>
+          <w:b w:val="0"/>
+        </w:rPr>
+        <w:t xml:space="preserve">s. → Group before splitting: Assign whole plant IDs to </w:t>
+      </w:r>
+      <w:r>
+        <w:rPr>
+          <w:b/>
+        </w:rPr>
+        <w:t>training</w:t>
+      </w:r>
+      <w:r>
+        <w:rPr>
+          <w:b w:val="0"/>
+        </w:rPr>
+        <w:t xml:space="preserve"> or evaluation. → Trace a valid split: Train on P1,P2 and evaluate on P3,P4: six photos per split.</w:t>
+      </w:r>
+    </w:p>
+    <w:p>
+      <w:pPr>
+        <w:spacing w:line="336" w:lineRule="auto" w:after="180"/>
+        <w:shd w:fill="F5F1FB"/>
+      </w:pPr>
+      <w:r>
+        <w:rPr>
+          <w:b w:val="0"/>
+        </w:rPr>
+        <w:t xml:space="preserve">Point to each numbered stage and explain which recorded </w:t>
+      </w:r>
+      <w:r>
+        <w:rPr>
+          <w:b/>
+        </w:rPr>
+        <w:t>input</w:t>
+      </w:r>
+      <w:r>
+        <w:rPr>
+          <w:b w:val="0"/>
+        </w:rPr>
+        <w:t xml:space="preserve"> it uses.</w:t>
+      </w:r>
+    </w:p>
+    <w:p>
+      <w:pPr>
+        <w:pStyle w:val="Heading3"/>
+      </w:pPr>
+      <w:r>
+        <w:t>My picture explanation, deciding evidence and one limit</w:t>
+      </w:r>
+    </w:p>
+    <w:p>
+      <w:r>
+        <w:t>________________________________________________________________</w:t>
+      </w:r>
+    </w:p>
+    <w:p>
+      <w:r>
+        <w:t>________________________________________________________________</w:t>
+      </w:r>
+    </w:p>
+    <w:p>
+      <w:r>
+        <w:t>________________________________________________________________</w:t>
+      </w:r>
+    </w:p>
+    <w:p>
+      <w:r>
+        <w:t>________________________________________________________________</w:t>
+      </w:r>
+    </w:p>
+    <w:p>
+      <w:pPr>
+        <w:pStyle w:val="Heading3"/>
+      </w:pPr>
+      <w:r>
+        <w:t>03. Keep all views of a plant together</w:t>
+      </w:r>
+    </w:p>
+    <w:p>
+      <w:r>
+        <w:drawing>
+          <wp:inline xmlns:a="http://schemas.openxmlformats.org/drawingml/2006/main" xmlns:pic="http://schemas.openxmlformats.org/drawingml/2006/picture">
+            <wp:extent cx="5486400" cy="3096768"/>
+            <wp:docPr id="5" name="Picture 5" descr="Keep all views of a plant together. Train: 6 photos: Plant with 3 views = P1, Plant with 3 views = P2. Evaluate: 6 photos: Plant with 3 views = P3, Plant with 3 views = P4."/>
+            <wp:cNvGraphicFramePr>
+              <a:graphicFrameLocks noChangeAspect="1"/>
+            </wp:cNvGraphicFramePr>
+            <a:graphic>
+              <a:graphicData uri="http://schemas.openxmlformats.org/drawingml/2006/picture">
+                <pic:pic>
+                  <pic:nvPicPr>
+                    <pic:cNvPr id="0" name="academy-story-ai-7-9-03.png"/>
+                    <pic:cNvPicPr/>
+                  </pic:nvPicPr>
+                  <pic:blipFill>
+                    <a:blip r:embed="rId13"/>
+                    <a:stretch>
+                      <a:fillRect/>
+                    </a:stretch>
+                  </pic:blipFill>
+                  <pic:spPr>
+                    <a:xfrm>
+                      <a:off x="0" y="0"/>
+                      <a:ext cx="5486400" cy="3096768"/>
+                    </a:xfrm>
+                    <a:prstGeom prst="rect"/>
+                  </pic:spPr>
+                </pic:pic>
+              </a:graphicData>
+            </a:graphic>
+          </wp:inline>
+        </w:drawing>
+      </w:r>
+    </w:p>
+    <w:p>
+      <w:pPr>
+        <w:spacing w:line="336" w:lineRule="auto" w:after="180"/>
+      </w:pPr>
+      <w:r>
+        <w:rPr>
+          <w:b w:val="0"/>
+        </w:rPr>
+        <w:t>Keep all views of a plant together. Train: 6 photos: Plant with 3 views = P1, Plant with 3 views = P2. Evaluate: 6 photos: Plant with 3 views = P3, Plant with 3 views = P4.</w:t>
+      </w:r>
+    </w:p>
+    <w:p>
+      <w:pPr>
+        <w:spacing w:line="336" w:lineRule="auto" w:after="180"/>
+        <w:shd w:fill="F5F1FB"/>
+      </w:pPr>
+      <w:r>
+        <w:rPr>
+          <w:b w:val="0"/>
+        </w:rPr>
+        <w:t>Read the labels and values. Explain the relationship the model shows.</w:t>
+      </w:r>
+    </w:p>
+    <w:p>
+      <w:pPr>
+        <w:pStyle w:val="Heading3"/>
+      </w:pPr>
+      <w:r>
+        <w:t>My picture explanation, deciding evidence and one limit</w:t>
+      </w:r>
+    </w:p>
+    <w:p>
+      <w:r>
+        <w:t>________________________________________________________________</w:t>
+      </w:r>
+    </w:p>
+    <w:p>
+      <w:r>
+        <w:t>________________________________________________________________</w:t>
+      </w:r>
+    </w:p>
+    <w:p>
+      <w:r>
+        <w:t>________________________________________________________________</w:t>
+      </w:r>
+    </w:p>
+    <w:p>
+      <w:r>
+        <w:t>________________________________________________________________</w:t>
+      </w:r>
+    </w:p>
+    <w:p>
+      <w:pPr>
+        <w:pStyle w:val="Heading3"/>
+      </w:pPr>
+      <w:r>
+        <w:t>04. Change one thing. Trace what follows.</w:t>
+      </w:r>
+    </w:p>
+    <w:p>
+      <w:r>
+        <w:drawing>
+          <wp:inline xmlns:a="http://schemas.openxmlformats.org/drawingml/2006/main" xmlns:pic="http://schemas.openxmlformats.org/drawingml/2006/picture">
+            <wp:extent cx="5486400" cy="3026664"/>
+            <wp:docPr id="6" name="Picture 6" descr="Original case: Train on P1,P2 and evaluate on P3,P4: six photos per split. Changed condition: Put one P1 view into evaluation while other P1 views train. Expected result: Flag object-level leakage for this new-plant target. Reason: Evaluation now includes a plant already represented during training."/>
+            <wp:cNvGraphicFramePr>
+              <a:graphicFrameLocks noChangeAspect="1"/>
+            </wp:cNvGraphicFramePr>
+            <a:graphic>
+              <a:graphicData uri="http://schemas.openxmlformats.org/drawingml/2006/picture">
+                <pic:pic>
+                  <pic:nvPicPr>
+                    <pic:cNvPr id="0" name="academy-story-ai-7-9-04.png"/>
+                    <pic:cNvPicPr/>
+                  </pic:nvPicPr>
+                  <pic:blipFill>
+                    <a:blip r:embed="rId14"/>
+                    <a:stretch>
+                      <a:fillRect/>
+                    </a:stretch>
+                  </pic:blipFill>
+                  <pic:spPr>
+                    <a:xfrm>
+                      <a:off x="0" y="0"/>
+                      <a:ext cx="5486400" cy="3026664"/>
+                    </a:xfrm>
+                    <a:prstGeom prst="rect"/>
+                  </pic:spPr>
+                </pic:pic>
+              </a:graphicData>
+            </a:graphic>
+          </wp:inline>
+        </w:drawing>
+      </w:r>
+    </w:p>
+    <w:p>
+      <w:pPr>
+        <w:spacing w:line="336" w:lineRule="auto" w:after="180"/>
+      </w:pPr>
+      <w:r>
+        <w:rPr>
+          <w:b w:val="0"/>
+        </w:rPr>
+        <w:t>Original case: Train on P1,P2 and evaluate on P3,P4: six photos per split. Changed condition: Put one P1 view into evaluation while other P1 views train. Expected result: Flag object-level leakage for this new-plant target.</w:t>
+      </w:r>
+    </w:p>
+    <w:p>
+      <w:pPr>
+        <w:spacing w:line="336" w:lineRule="auto" w:after="180"/>
+      </w:pPr>
+      <w:r>
+        <w:rPr>
+          <w:b w:val="0"/>
+        </w:rPr>
+        <w:t xml:space="preserve">Reason: Evaluation now includes a plant already represented during </w:t>
+      </w:r>
+      <w:r>
+        <w:rPr>
+          <w:b/>
+        </w:rPr>
+        <w:t>training</w:t>
+      </w:r>
+      <w:r>
+        <w:rPr>
+          <w:b w:val="0"/>
+        </w:rPr>
+        <w:t>.</w:t>
+      </w:r>
+    </w:p>
+    <w:p>
+      <w:pPr>
+        <w:spacing w:line="336" w:lineRule="auto" w:after="180"/>
+        <w:shd w:fill="F5F1FB"/>
+      </w:pPr>
+      <w:r>
+        <w:rPr>
+          <w:b w:val="0"/>
+        </w:rPr>
+        <w:t>Predict before checking the worked changed-case result. Name what changed and what the supplied facts allow you to conclude.</w:t>
+      </w:r>
+    </w:p>
+    <w:p>
+      <w:pPr>
+        <w:pStyle w:val="Heading3"/>
+      </w:pPr>
+      <w:r>
+        <w:t>My picture explanation, deciding evidence and one limit</w:t>
+      </w:r>
+    </w:p>
+    <w:p>
+      <w:r>
+        <w:t>________________________________________________________________</w:t>
+      </w:r>
+    </w:p>
+    <w:p>
+      <w:r>
+        <w:t>________________________________________________________________</w:t>
+      </w:r>
+    </w:p>
+    <w:p>
+      <w:r>
+        <w:t>________________________________________________________________</w:t>
+      </w:r>
+    </w:p>
+    <w:p>
+      <w:r>
+        <w:t>________________________________________________________________</w:t>
+      </w:r>
+    </w:p>
+    <w:p>
+      <w:pPr>
+        <w:pStyle w:val="Heading3"/>
+      </w:pPr>
+      <w:r>
+        <w:t>05. Connect the explanation to its limit</w:t>
+      </w:r>
+    </w:p>
+    <w:p>
+      <w:r>
+        <w:drawing>
+          <wp:inline xmlns:a="http://schemas.openxmlformats.org/drawingml/2006/main" xmlns:pic="http://schemas.openxmlformats.org/drawingml/2006/picture">
+            <wp:extent cx="5486400" cy="2834640"/>
+            <wp:docPr id="7" name="Picture 7" descr="Repeated views from one object share information. Counting them as independent units or scattering them across splits can exaggerate evidence for new-object performance. Limit: Four plants offer little population coverage; even a group-correct split may be too small for broad conclusions."/>
+            <wp:cNvGraphicFramePr>
+              <a:graphicFrameLocks noChangeAspect="1"/>
+            </wp:cNvGraphicFramePr>
+            <a:graphic>
+              <a:graphicData uri="http://schemas.openxmlformats.org/drawingml/2006/picture">
+                <pic:pic>
+                  <pic:nvPicPr>
+                    <pic:cNvPr id="0" name="academy-story-ai-7-9-05.png"/>
+                    <pic:cNvPicPr/>
+                  </pic:nvPicPr>
+                  <pic:blipFill>
+                    <a:blip r:embed="rId15"/>
+                    <a:stretch>
+                      <a:fillRect/>
+                    </a:stretch>
+                  </pic:blipFill>
+                  <pic:spPr>
+                    <a:xfrm>
+                      <a:off x="0" y="0"/>
+                      <a:ext cx="5486400" cy="2834640"/>
+                    </a:xfrm>
+                    <a:prstGeom prst="rect"/>
+                  </pic:spPr>
+                </pic:pic>
+              </a:graphicData>
+            </a:graphic>
+          </wp:inline>
+        </w:drawing>
+      </w:r>
+    </w:p>
+    <w:p>
+      <w:pPr>
+        <w:spacing w:line="336" w:lineRule="auto" w:after="180"/>
+      </w:pPr>
+      <w:r>
+        <w:rPr>
+          <w:b w:val="0"/>
+        </w:rPr>
+        <w:t xml:space="preserve">Repeated views from one object share information. Counting them as independent units or scattering them across splits can exaggerate </w:t>
+      </w:r>
+      <w:r>
+        <w:rPr>
+          <w:b/>
+        </w:rPr>
+        <w:t>evidence</w:t>
+      </w:r>
+      <w:r>
+        <w:rPr>
+          <w:b w:val="0"/>
+        </w:rPr>
+        <w:t xml:space="preserve"> for new-object performance.</w:t>
+      </w:r>
+    </w:p>
+    <w:p>
+      <w:pPr>
+        <w:spacing w:line="336" w:lineRule="auto" w:after="180"/>
+      </w:pPr>
+      <w:r>
+        <w:rPr>
+          <w:b w:val="0"/>
+        </w:rPr>
+        <w:t>Limit: Four plants offer little population coverage; even a group-correct split may be too small for broad conclusions.</w:t>
+      </w:r>
+    </w:p>
+    <w:p>
+      <w:pPr>
+        <w:spacing w:line="336" w:lineRule="auto" w:after="180"/>
+        <w:shd w:fill="F5F1FB"/>
+      </w:pPr>
+      <w:r>
+        <w:rPr>
+          <w:b w:val="0"/>
+        </w:rPr>
+        <w:t>Explain the case, then point to a limit on the claim.</w:t>
+      </w:r>
+    </w:p>
+    <w:p>
+      <w:pPr>
+        <w:pStyle w:val="Heading3"/>
+      </w:pPr>
+      <w:r>
+        <w:t>My picture explanation, deciding evidence and one limit</w:t>
+      </w:r>
+    </w:p>
+    <w:p>
+      <w:r>
+        <w:t>________________________________________________________________</w:t>
+      </w:r>
+    </w:p>
+    <w:p>
+      <w:r>
+        <w:t>________________________________________________________________</w:t>
+      </w:r>
+    </w:p>
+    <w:p>
+      <w:r>
+        <w:t>________________________________________________________________</w:t>
+      </w:r>
+    </w:p>
+    <w:p>
+      <w:r>
+        <w:t>________________________________________________________________</w:t>
+      </w:r>
+    </w:p>
+    <w:p>
+      <w:pPr>
+        <w:pStyle w:val="Heading3"/>
+      </w:pPr>
+      <w:r>
+        <w:t>06. Make the idea visible in your project</w:t>
+      </w:r>
+    </w:p>
+    <w:p>
+      <w:r>
+        <w:drawing>
+          <wp:inline xmlns:a="http://schemas.openxmlformats.org/drawingml/2006/main" xmlns:pic="http://schemas.openxmlformats.org/drawingml/2006/picture">
+            <wp:extent cx="5486400" cy="3681984"/>
+            <wp:docPr id="8" name="Picture 8" descr="For the Reproducible AI Research Study, retain an annotated worked trace and the changed-case reasoning. Connect the claim to its records, units and assumptions so another investigator can challenge or reproduce it. Draw your input, deciding step, result and limit. Supported question: Count independent plants and photo views. Construct the stated group-correct split, then explain why placing a P1 view in evaluation creates leakage for the new-plant goal."/>
+            <wp:cNvGraphicFramePr>
+              <a:graphicFrameLocks noChangeAspect="1"/>
+            </wp:cNvGraphicFramePr>
+            <a:graphic>
+              <a:graphicData uri="http://schemas.openxmlformats.org/drawingml/2006/picture">
+                <pic:pic>
+                  <pic:nvPicPr>
+                    <pic:cNvPr id="0" name="academy-story-ai-7-9-06.png"/>
+                    <pic:cNvPicPr/>
+                  </pic:nvPicPr>
+                  <pic:blipFill>
+                    <a:blip r:embed="rId16"/>
+                    <a:stretch>
+                      <a:fillRect/>
+                    </a:stretch>
+                  </pic:blipFill>
+                  <pic:spPr>
+                    <a:xfrm>
+                      <a:off x="0" y="0"/>
+                      <a:ext cx="5486400" cy="3681984"/>
+                    </a:xfrm>
+                    <a:prstGeom prst="rect"/>
+                  </pic:spPr>
+                </pic:pic>
+              </a:graphicData>
+            </a:graphic>
+          </wp:inline>
+        </w:drawing>
+      </w:r>
+    </w:p>
+    <w:p>
+      <w:pPr>
+        <w:spacing w:line="336" w:lineRule="auto" w:after="180"/>
+      </w:pPr>
+      <w:r>
+        <w:rPr>
+          <w:b w:val="0"/>
+        </w:rPr>
+        <w:t>For the Reproducible AI Research Study, retain an annotated worked trace and the changed-case reasoning. Connect the claim to its records, units and assumptions so another investigator can challenge or reproduce it.</w:t>
+      </w:r>
+    </w:p>
+    <w:p>
+      <w:pPr>
+        <w:spacing w:line="336" w:lineRule="auto" w:after="180"/>
+      </w:pPr>
+      <w:r>
+        <w:rPr>
+          <w:b w:val="0"/>
+        </w:rPr>
+        <w:t xml:space="preserve">Draw your </w:t>
+      </w:r>
+      <w:r>
+        <w:rPr>
+          <w:b/>
+        </w:rPr>
+        <w:t>input</w:t>
+      </w:r>
+      <w:r>
+        <w:rPr>
+          <w:b w:val="0"/>
+        </w:rPr>
+        <w:t>, deciding step, result and limit. Supported question: Count independent plants and photo views.</w:t>
+      </w:r>
+    </w:p>
+    <w:p>
+      <w:pPr>
+        <w:spacing w:line="336" w:lineRule="auto" w:after="180"/>
+      </w:pPr>
+      <w:r>
+        <w:rPr>
+          <w:b w:val="0"/>
+        </w:rPr>
+        <w:t>Construct the stated group-correct split, then explain why placing a P1 view in evaluation creates leakage for the new-plant goal.</w:t>
+      </w:r>
+    </w:p>
+    <w:p>
+      <w:pPr>
+        <w:spacing w:line="336" w:lineRule="auto" w:after="180"/>
+        <w:shd w:fill="F5F1FB"/>
+      </w:pPr>
+      <w:r>
+        <w:rPr>
+          <w:b w:val="0"/>
+        </w:rPr>
+        <w:t xml:space="preserve">Draw your project trace and justify the deciding step using </w:t>
+      </w:r>
+      <w:r>
+        <w:rPr>
+          <w:b/>
+        </w:rPr>
+        <w:t>evidence</w:t>
+      </w:r>
+      <w:r>
+        <w:rPr>
+          <w:b w:val="0"/>
+        </w:rPr>
+        <w:t>.</w:t>
+      </w:r>
+    </w:p>
+    <w:p>
+      <w:pPr>
+        <w:pStyle w:val="Heading3"/>
+      </w:pPr>
+      <w:r>
+        <w:t>My picture explanation, deciding evidence and one limit</w:t>
       </w:r>
     </w:p>
     <w:p>

--- a/downloads/workbook/ai-7-week-09.docx
+++ b/downloads/workbook/ai-7-week-09.docx
@@ -25,22 +25,45 @@
         <w:pStyle w:val="Heading1"/>
       </w:pPr>
       <w:r>
-        <w:t>01. Recall and choose your starting point</w:t>
-      </w:r>
-    </w:p>
-    <w:p>
-      <w:r>
-        <w:t>Record your starting explanation for Experimental units and independence before opening notes. Show any later correction separately.</w:t>
-      </w:r>
-    </w:p>
-    <w:p>
-      <w:pPr>
-        <w:spacing w:line="336" w:lineRule="auto" w:after="180"/>
-      </w:pPr>
-      <w:r>
-        <w:rPr>
-          <w:b w:val="0"/>
-        </w:rPr>
+        <w:t>One complete unit, measurement and group-split record.</w:t>
+      </w:r>
+    </w:p>
+    <w:p>
+      <w:r>
+        <w:t>Keep entity roles, IDs, repeat counts, split membership, assignment design and unverified assumptions together.</w:t>
+      </w:r>
+    </w:p>
+    <w:p>
+      <w:r>
+        <w:t>Recall → W1–W3/W5 → independent classroom-unit case → unit/split project → delayed return.</w:t>
+      </w:r>
+    </w:p>
+    <w:p>
+      <w:pPr>
+        <w:pStyle w:val="Heading1"/>
+      </w:pPr>
+      <w:r>
+        <w:t>01. Recall · Retrieve before notes</w:t>
+      </w:r>
+    </w:p>
+    <w:p>
+      <w:r>
+        <w:t>Keep this task’s inputs,rule and response together.</w:t>
+      </w:r>
+    </w:p>
+    <w:p>
+      <w:pPr>
+        <w:pStyle w:val="Heading2"/>
+      </w:pPr>
+      <w:r>
+        <w:t>Complete task and evidence</w:t>
+      </w:r>
+    </w:p>
+    <w:p>
+      <w:pPr>
+        <w:pStyle w:val="ListBullet"/>
+      </w:pPr>
+      <w:r>
         <w:t>Try the recall before opening notes. Then use a different colour or a labelled second line to correct your explanation.</w:t>
       </w:r>
     </w:p>
@@ -54,12 +77,9 @@
     </w:p>
     <w:p>
       <w:pPr>
-        <w:spacing w:line="336" w:lineRule="auto" w:after="180"/>
-      </w:pPr>
-      <w:r>
-        <w:rPr>
-          <w:b w:val="0"/>
-        </w:rPr>
+        <w:pStyle w:val="ListBullet"/>
+      </w:pPr>
+      <w:r>
         <w:t>Without opening the old lesson, explain one key idea from Baselines and fair comparisons. Give an example and a mistake that the idea helps you avoid.</w:t>
       </w:r>
     </w:p>
@@ -96,12 +116,9 @@
     </w:p>
     <w:p>
       <w:pPr>
-        <w:spacing w:line="336" w:lineRule="auto" w:after="180"/>
-      </w:pPr>
-      <w:r>
-        <w:rPr>
-          <w:b w:val="0"/>
-        </w:rPr>
+        <w:pStyle w:val="ListBullet"/>
+      </w:pPr>
+      <w:r>
         <w:t>Without opening the old lesson, explain one key idea from A literature comparison matrix. Give an example and a mistake that the idea helps you avoid.</w:t>
       </w:r>
     </w:p>
@@ -138,12 +155,9 @@
     </w:p>
     <w:p>
       <w:pPr>
-        <w:spacing w:line="336" w:lineRule="auto" w:after="180"/>
-      </w:pPr>
-      <w:r>
-        <w:rPr>
-          <w:b w:val="0"/>
-        </w:rPr>
+        <w:pStyle w:val="ListBullet"/>
+      </w:pPr>
+      <w:r>
         <w:t>Without opening the old lesson, explain one key idea from Finding primary research. Give an example and a mistake that the idea helps you avoid.</w:t>
       </w:r>
     </w:p>
@@ -175,135 +189,44 @@
         <w:pStyle w:val="Heading1"/>
       </w:pPr>
       <w:r>
-        <w:t>02. Practise with fading help</w:t>
-      </w:r>
-    </w:p>
-    <w:p>
-      <w:r>
-        <w:t>Complete the supported Experimental units and independence trace and record the first step you can explain without help.</w:t>
-      </w:r>
-    </w:p>
-    <w:p>
-      <w:pPr>
-        <w:spacing w:line="336" w:lineRule="auto" w:after="180"/>
-      </w:pPr>
-      <w:r>
-        <w:rPr>
-          <w:b w:val="0"/>
-        </w:rPr>
-        <w:t xml:space="preserve">Use W2: Trace the worked case for </w:t>
-      </w:r>
-      <w:r>
-        <w:rPr>
-          <w:b/>
-        </w:rPr>
-        <w:t>Experimental unit</w:t>
-      </w:r>
-      <w:r>
-        <w:rPr>
-          <w:b w:val="0"/>
-        </w:rPr>
-        <w:t>s and independence. Record the answer once; the lesson and workbook refer to the same attempt.</w:t>
-      </w:r>
-    </w:p>
-    <w:tbl>
-      <w:tblPr>
-        <w:tblStyle w:val="LightShading-Accent1"/>
-        <w:tblW w:type="auto" w:w="0"/>
-        <w:tblLook w:firstColumn="1" w:firstRow="1" w:lastColumn="0" w:lastRow="0" w:noHBand="0" w:noVBand="1" w:val="04A0"/>
-      </w:tblPr>
-      <w:tblGrid>
-        <w:gridCol w:w="2556"/>
-        <w:gridCol w:w="2556"/>
-        <w:gridCol w:w="2556"/>
-        <w:gridCol w:w="2556"/>
-      </w:tblGrid>
-      <w:tr>
-        <w:trPr>
-          <w:tblHeader/>
-        </w:trPr>
-        <w:tc>
-          <w:tcPr>
-            <w:tcW w:type="dxa" w:w="2556"/>
-          </w:tcPr>
-          <w:p>
-            <w:r>
-              <w:t>Given inputs</w:t>
-            </w:r>
-          </w:p>
-        </w:tc>
-        <w:tc>
-          <w:tcPr>
-            <w:tcW w:type="dxa" w:w="2556"/>
-          </w:tcPr>
-          <w:p>
-            <w:r>
-              <w:t>Procedure I chose</w:t>
-            </w:r>
-          </w:p>
-        </w:tc>
-        <w:tc>
-          <w:tcPr>
-            <w:tcW w:type="dxa" w:w="2556"/>
-          </w:tcPr>
-          <w:p>
-            <w:r>
-              <w:t>Middle steps</w:t>
-            </w:r>
-          </w:p>
-        </w:tc>
-        <w:tc>
-          <w:tcPr>
-            <w:tcW w:type="dxa" w:w="2556"/>
-          </w:tcPr>
-          <w:p>
-            <w:r>
-              <w:t>Result and check</w:t>
-            </w:r>
-          </w:p>
-        </w:tc>
-      </w:tr>
-      <w:tr>
-        <w:tc>
-          <w:tcPr>
-            <w:tcW w:type="dxa" w:w="2556"/>
-          </w:tcPr>
-          <w:p>
-            <w:r/>
-          </w:p>
-        </w:tc>
-        <w:tc>
-          <w:tcPr>
-            <w:tcW w:type="dxa" w:w="2556"/>
-          </w:tcPr>
-          <w:p>
-            <w:r/>
-          </w:p>
-        </w:tc>
-        <w:tc>
-          <w:tcPr>
-            <w:tcW w:type="dxa" w:w="2556"/>
-          </w:tcPr>
-          <w:p>
-            <w:r/>
-          </w:p>
-        </w:tc>
-        <w:tc>
-          <w:tcPr>
-            <w:tcW w:type="dxa" w:w="2556"/>
-          </w:tcPr>
-          <w:p>
-            <w:r/>
-          </w:p>
-        </w:tc>
-      </w:tr>
-    </w:tbl>
+        <w:t>05. W1 · Explain the current example</w:t>
+      </w:r>
+    </w:p>
+    <w:p>
+      <w:r>
+        <w:t>Keep this task’s inputs,rule and response together.</w:t>
+      </w:r>
+    </w:p>
+    <w:p>
+      <w:pPr>
+        <w:pStyle w:val="Heading2"/>
+      </w:pPr>
+      <w:r>
+        <w:t>Complete task and evidence</w:t>
+      </w:r>
+    </w:p>
+    <w:p>
+      <w:pPr>
+        <w:pStyle w:val="ListBullet"/>
+      </w:pPr>
+      <w:r>
+        <w:t>Name treatment-assignment, sampling and measurement entities separately. An experimental unit receives a treatment in the design; repeated observations do not automatically become more such units. Main: Q1, Q2 and Q3 each have four runs, giving twelve measurements across three query contexts. Preserve pairing and state the actual assignment/sampling assumptions. Separate picture: P1 through P4 each have three views, giving twelve photo records from four plant objects. Train on all P1/P2 views and evaluate all P3/P4 views: six per split with no shared plant. Moving P1-v1 to evaluation while other P1 views train gives five training views, seven evaluation views and shared P1, violating the new-plant goal. Object identity matters, not merely filename uniqueness or balanced counts. Distinct/disjoint IDs do not establish independence or representative sampling. Four plants provide limited coverage. Native diagram and code use fictional metadata, with no actual images, randomization, training or participant data. Split disjointness is one grouping check, not a performance or broad-reliability result.</w:t>
+      </w:r>
+    </w:p>
+    <w:p>
+      <w:pPr>
+        <w:pStyle w:val="ListBullet"/>
+      </w:pPr>
+      <w:r>
+        <w:t>Explain the weekly mechanism in your own words. Use the worked scenario to name its input, decision rule and output.</w:t>
+      </w:r>
+    </w:p>
     <w:p>
       <w:pPr>
         <w:pStyle w:val="Heading3"/>
       </w:pPr>
       <w:r>
-        <w:t>The step I completed without help, and the hint I needed</w:t>
+        <w:t>My reasoning and evidence</w:t>
       </w:r>
     </w:p>
     <w:p>
@@ -322,50 +245,55 @@
       </w:r>
     </w:p>
     <w:p>
+      <w:r>
+        <w:t>________________________________________________________________</w:t>
+      </w:r>
+    </w:p>
+    <w:p>
+      <w:r>
+        <w:t>________________________________________________________________</w:t>
+      </w:r>
+    </w:p>
+    <w:p>
+      <w:r>
+        <w:t>________________________________________________________________</w:t>
+      </w:r>
+    </w:p>
+    <w:p>
       <w:pPr>
         <w:pStyle w:val="Heading1"/>
       </w:pPr>
       <w:r>
-        <w:t>03. Individual reasoning check</w:t>
-      </w:r>
-    </w:p>
-    <w:p>
-      <w:r>
-        <w:t>Check the proposed Experimental units and independence explanation against the supplied facts before discussing it.</w:t>
-      </w:r>
-    </w:p>
-    <w:p>
-      <w:pPr>
-        <w:spacing w:line="336" w:lineRule="auto" w:after="180"/>
-      </w:pPr>
-      <w:r>
-        <w:rPr>
-          <w:b w:val="0"/>
-        </w:rPr>
-        <w:t xml:space="preserve">Use the worked case for </w:t>
-      </w:r>
-      <w:r>
-        <w:rPr>
-          <w:b/>
-        </w:rPr>
-        <w:t>Experimental unit</w:t>
-      </w:r>
-      <w:r>
-        <w:rPr>
-          <w:b w:val="0"/>
-        </w:rPr>
-        <w:t>s and independence. Proposed explanation: “The worked result establishes every future case”. Decide whether this explanation is supported.</w:t>
-      </w:r>
-    </w:p>
-    <w:p>
-      <w:pPr>
-        <w:spacing w:line="336" w:lineRule="auto" w:after="180"/>
-      </w:pPr>
-      <w:r>
-        <w:rPr>
-          <w:b w:val="0"/>
-        </w:rPr>
-        <w:t>Point to the step or supplied fact that decides; explain your repair if needed.</w:t>
+        <w:t>06. W2 · Trace the worked case</w:t>
+      </w:r>
+    </w:p>
+    <w:p>
+      <w:r>
+        <w:t>Keep the supplied inputs, comparison rule and evidence together.</w:t>
+      </w:r>
+    </w:p>
+    <w:p>
+      <w:pPr>
+        <w:pStyle w:val="Heading2"/>
+      </w:pPr>
+      <w:r>
+        <w:t>Complete task and evidence</w:t>
+      </w:r>
+    </w:p>
+    <w:p>
+      <w:pPr>
+        <w:pStyle w:val="ListBullet"/>
+      </w:pPr>
+      <w:r>
+        <w:t>Name treatment-assignment, sampling and measurement entities separately. An experimental unit receives a treatment in the design; repeated observations do not automatically become more such units. Main: Q1, Q2 and Q3 each have four runs, giving twelve measurements across three query contexts. Preserve pairing and state the actual assignment/sampling assumptions. Separate picture: P1 through P4 each have three views, giving twelve photo records from four plant objects. Train on all P1/P2 views and evaluate all P3/P4 views: six per split with no shared plant. Moving P1-v1 to evaluation while other P1 views train gives five training views, seven evaluation views and shared P1, violating the new-plant goal. Object identity matters, not merely filename uniqueness or balanced counts. Distinct/disjoint IDs do not establish independence or representative sampling. Four plants provide limited coverage. Native diagram and code use fictional metadata, with no actual images, randomization, training or participant data. Split disjointness is one grouping check, not a performance or broad-reliability result.</w:t>
+      </w:r>
+    </w:p>
+    <w:p>
+      <w:pPr>
+        <w:pStyle w:val="ListBullet"/>
+      </w:pPr>
+      <w:r>
+        <w:t>Three queries each run four times produce 12 outputs. Show the intermediate steps and give the conclusion with its scope.</w:t>
       </w:r>
     </w:p>
     <w:p>
@@ -373,7 +301,7 @@
         <w:pStyle w:val="Heading3"/>
       </w:pPr>
       <w:r>
-        <w:t>My explanation before partner discussion</w:t>
+        <w:t>My reasoning and evidence</w:t>
       </w:r>
     </w:p>
     <w:p>
@@ -397,16 +325,55 @@
       </w:r>
     </w:p>
     <w:p>
+      <w:r>
+        <w:t>________________________________________________________________</w:t>
+      </w:r>
+    </w:p>
+    <w:p>
+      <w:r>
+        <w:t>________________________________________________________________</w:t>
+      </w:r>
+    </w:p>
+    <w:p>
+      <w:r>
+        <w:t>________________________________________________________________</w:t>
+      </w:r>
+    </w:p>
+    <w:p>
       <w:pPr>
         <w:pStyle w:val="Heading1"/>
       </w:pPr>
       <w:r>
-        <w:t>04. Independent transfer case</w:t>
-      </w:r>
-    </w:p>
-    <w:p>
-      <w:r>
-        <w:t>Write one first attempt at the reserved independent case before feedback. Repeated copies of that case refer to the same recorded attempt.</w:t>
+        <w:t>07. W3 · Repair a misconception</w:t>
+      </w:r>
+    </w:p>
+    <w:p>
+      <w:r>
+        <w:t>Keep this task’s inputs,rule and response together.</w:t>
+      </w:r>
+    </w:p>
+    <w:p>
+      <w:pPr>
+        <w:pStyle w:val="Heading2"/>
+      </w:pPr>
+      <w:r>
+        <w:t>Complete task and evidence</w:t>
+      </w:r>
+    </w:p>
+    <w:p>
+      <w:pPr>
+        <w:pStyle w:val="ListBullet"/>
+      </w:pPr>
+      <w:r>
+        <w:t>Name treatment-assignment, sampling and measurement entities separately. An experimental unit receives a treatment in the design; repeated observations do not automatically become more such units. Main: Q1, Q2 and Q3 each have four runs, giving twelve measurements across three query contexts. Preserve pairing and state the actual assignment/sampling assumptions. Separate picture: P1 through P4 each have three views, giving twelve photo records from four plant objects. Train on all P1/P2 views and evaluate all P3/P4 views: six per split with no shared plant. Moving P1-v1 to evaluation while other P1 views train gives five training views, seven evaluation views and shared P1, violating the new-plant goal. Object identity matters, not merely filename uniqueness or balanced counts. Distinct/disjoint IDs do not establish independence or representative sampling. Four plants provide limited coverage. Native diagram and code use fictional metadata, with no actual images, randomization, training or participant data. Split disjointness is one grouping check, not a performance or broad-reliability result.</w:t>
+      </w:r>
+    </w:p>
+    <w:p>
+      <w:pPr>
+        <w:pStyle w:val="ListBullet"/>
+      </w:pPr>
+      <w:r>
+        <w:t>A report omits this qualification: Independence follows design and relationships, not row count. Explain how omitting it could change a reader's interpretation, and write an accurate replacement.</w:t>
       </w:r>
     </w:p>
     <w:p>
@@ -414,18 +381,154 @@
         <w:pStyle w:val="Heading3"/>
       </w:pPr>
       <w:r>
+        <w:t>My reasoning and evidence</w:t>
+      </w:r>
+    </w:p>
+    <w:p>
+      <w:r>
+        <w:t>________________________________________________________________</w:t>
+      </w:r>
+    </w:p>
+    <w:p>
+      <w:r>
+        <w:t>________________________________________________________________</w:t>
+      </w:r>
+    </w:p>
+    <w:p>
+      <w:r>
+        <w:t>________________________________________________________________</w:t>
+      </w:r>
+    </w:p>
+    <w:p>
+      <w:r>
+        <w:t>________________________________________________________________</w:t>
+      </w:r>
+    </w:p>
+    <w:p>
+      <w:r>
+        <w:t>________________________________________________________________</w:t>
+      </w:r>
+    </w:p>
+    <w:p>
+      <w:r>
+        <w:t>________________________________________________________________</w:t>
+      </w:r>
+    </w:p>
+    <w:p>
+      <w:pPr>
+        <w:pStyle w:val="Heading1"/>
+      </w:pPr>
+      <w:r>
+        <w:t>09. W5 · Explain the limitation</w:t>
+      </w:r>
+    </w:p>
+    <w:p>
+      <w:r>
+        <w:t>Keep this task’s inputs,rule and response together.</w:t>
+      </w:r>
+    </w:p>
+    <w:p>
+      <w:pPr>
+        <w:pStyle w:val="Heading2"/>
+      </w:pPr>
+      <w:r>
+        <w:t>Complete task and evidence</w:t>
+      </w:r>
+    </w:p>
+    <w:p>
+      <w:pPr>
+        <w:pStyle w:val="ListBullet"/>
+      </w:pPr>
+      <w:r>
+        <w:t>Name treatment-assignment, sampling and measurement entities separately. An experimental unit receives a treatment in the design; repeated observations do not automatically become more such units. Main: Q1, Q2 and Q3 each have four runs, giving twelve measurements across three query contexts. Preserve pairing and state the actual assignment/sampling assumptions. Separate picture: P1 through P4 each have three views, giving twelve photo records from four plant objects. Train on all P1/P2 views and evaluate all P3/P4 views: six per split with no shared plant. Moving P1-v1 to evaluation while other P1 views train gives five training views, seven evaluation views and shared P1, violating the new-plant goal. Object identity matters, not merely filename uniqueness or balanced counts. Distinct/disjoint IDs do not establish independence or representative sampling. Four plants provide limited coverage. Native diagram and code use fictional metadata, with no actual images, randomization, training or participant data. Split disjointness is one grouping check, not a performance or broad-reliability result.</w:t>
+      </w:r>
+    </w:p>
+    <w:p>
+      <w:pPr>
+        <w:pStyle w:val="ListBullet"/>
+      </w:pPr>
+      <w:r>
+        <w:t>For the worked scenario, propose one additional case that could reveal a failure, describe its expected outcome before running it, and explain what would need to remain fixed for a fair comparison. Do not reuse W4 as a new final test after receiving feedback.</w:t>
+      </w:r>
+    </w:p>
+    <w:p>
+      <w:pPr>
+        <w:pStyle w:val="Heading3"/>
+      </w:pPr>
+      <w:r>
+        <w:t>My reasoning and evidence</w:t>
+      </w:r>
+    </w:p>
+    <w:p>
+      <w:r>
+        <w:t>________________________________________________________________</w:t>
+      </w:r>
+    </w:p>
+    <w:p>
+      <w:r>
+        <w:t>________________________________________________________________</w:t>
+      </w:r>
+    </w:p>
+    <w:p>
+      <w:r>
+        <w:t>________________________________________________________________</w:t>
+      </w:r>
+    </w:p>
+    <w:p>
+      <w:r>
+        <w:t>________________________________________________________________</w:t>
+      </w:r>
+    </w:p>
+    <w:p>
+      <w:r>
+        <w:t>________________________________________________________________</w:t>
+      </w:r>
+    </w:p>
+    <w:p>
+      <w:r>
+        <w:t>________________________________________________________________</w:t>
+      </w:r>
+    </w:p>
+    <w:p>
+      <w:r>
+        <w:t>________________________________________________________________</w:t>
+      </w:r>
+    </w:p>
+    <w:p>
+      <w:pPr>
+        <w:pStyle w:val="Heading1"/>
+      </w:pPr>
+      <w:r>
+        <w:t>04. Try alone · Selected transfer</w:t>
+      </w:r>
+    </w:p>
+    <w:p>
+      <w:r>
+        <w:t>Keep this task’s inputs,rule and response together.</w:t>
+      </w:r>
+    </w:p>
+    <w:p>
+      <w:pPr>
+        <w:pStyle w:val="Heading2"/>
+      </w:pPr>
+      <w:r>
+        <w:t>Complete task and evidence</w:t>
+      </w:r>
+    </w:p>
+    <w:p>
+      <w:pPr>
+        <w:pStyle w:val="Heading3"/>
+      </w:pPr>
+      <w:r>
         <w:t>Independent case: Apply a new case independently</w:t>
       </w:r>
     </w:p>
     <w:p>
       <w:pPr>
-        <w:spacing w:line="336" w:lineRule="auto" w:after="180"/>
-      </w:pPr>
-      <w:r>
-        <w:rPr>
-          <w:b w:val="0"/>
-        </w:rPr>
-        <w:t>Five classrooms each contribute20 student responses under a classroom-level assignment. Identify assignment units and measurements.</w:t>
+        <w:pStyle w:val="ListBullet"/>
+      </w:pPr>
+      <w:r>
+        <w:t>Five classrooms each contribute 20 student responses under a classroom-level assignment. Identify assignment units and measurements.</w:t>
       </w:r>
     </w:p>
     <w:p>
@@ -473,12 +576,9 @@
     </w:p>
     <w:p>
       <w:pPr>
-        <w:spacing w:line="336" w:lineRule="auto" w:after="180"/>
-      </w:pPr>
-      <w:r>
-        <w:rPr>
-          <w:b w:val="0"/>
-        </w:rPr>
+        <w:pStyle w:val="ListBullet"/>
+      </w:pPr>
+      <w:r>
         <w:t>Attempt this case before feedback. Record any help. Earlier examples below are further practice; a case already practised with feedback cannot establish fresh transfer.</w:t>
       </w:r>
     </w:p>
@@ -487,59 +587,28 @@
         <w:pStyle w:val="Heading1"/>
       </w:pPr>
       <w:r>
-        <w:t>05. W1 Explain the mechanism</w:t>
-      </w:r>
-    </w:p>
-    <w:p>
-      <w:r>
-        <w:t>Explain the mechanism. Apply the supplied Experimental units and independence facts and keep your reasoning.</w:t>
-      </w:r>
-    </w:p>
-    <w:p>
-      <w:pPr>
-        <w:spacing w:line="336" w:lineRule="auto" w:after="180"/>
-      </w:pPr>
-      <w:r>
-        <w:rPr>
-          <w:b w:val="0"/>
-        </w:rPr>
-        <w:t xml:space="preserve">Explain the weekly </w:t>
-      </w:r>
-      <w:r>
-        <w:rPr>
-          <w:b/>
-        </w:rPr>
-        <w:t>mechanism</w:t>
-      </w:r>
-      <w:r>
-        <w:rPr>
-          <w:b w:val="0"/>
-        </w:rPr>
-        <w:t xml:space="preserve"> in your own words. Use the worked scenario to name its </w:t>
-      </w:r>
-      <w:r>
-        <w:rPr>
-          <w:b/>
-        </w:rPr>
-        <w:t>input</w:t>
-      </w:r>
-      <w:r>
-        <w:rPr>
-          <w:b w:val="0"/>
-        </w:rPr>
-        <w:t xml:space="preserve">, decision rule and </w:t>
-      </w:r>
-      <w:r>
-        <w:rPr>
-          <w:b/>
-        </w:rPr>
-        <w:t>output</w:t>
-      </w:r>
-      <w:r>
-        <w:rPr>
-          <w:b w:val="0"/>
-        </w:rPr>
-        <w:t>.</w:t>
+        <w:t>10. Project · Keep the research evidence</w:t>
+      </w:r>
+    </w:p>
+    <w:p>
+      <w:r>
+        <w:t>Preserve the question, protocol, observations, analysis and limits.</w:t>
+      </w:r>
+    </w:p>
+    <w:p>
+      <w:pPr>
+        <w:pStyle w:val="Heading2"/>
+      </w:pPr>
+      <w:r>
+        <w:t>Complete task and evidence</w:t>
+      </w:r>
+    </w:p>
+    <w:p>
+      <w:pPr>
+        <w:pStyle w:val="ListBullet"/>
+      </w:pPr>
+      <w:r>
+        <w:t>Add a labelled experimental units and independence evidence sheet to Reproducible AI Research Study. Show how you can explain the mechanism and terminology of experimental units and independence. Use the supplied fictional case and keep its inputs, intermediate steps, calculation or prediction, and limitation. Connect this record to last week’s record; a matching answer without a trace is insufficient.</w:t>
       </w:r>
     </w:p>
     <w:p>
@@ -547,7 +616,7 @@
         <w:pStyle w:val="Heading3"/>
       </w:pPr>
       <w:r>
-        <w:t>My reasoning and evidence</w:t>
+        <w:t>My project change, supporting evidence and remaining limit</w:t>
       </w:r>
     </w:p>
     <w:p>
@@ -585,448 +654,20 @@
         <w:pStyle w:val="Heading1"/>
       </w:pPr>
       <w:r>
-        <w:t>06. W2 Trace the worked case</w:t>
-      </w:r>
-    </w:p>
-    <w:p>
-      <w:r>
-        <w:t>Trace the worked case. Apply the supplied Experimental units and independence facts and keep your reasoning.</w:t>
-      </w:r>
-    </w:p>
-    <w:p>
-      <w:pPr>
-        <w:spacing w:line="336" w:lineRule="auto" w:after="180"/>
-      </w:pPr>
-      <w:r>
-        <w:rPr>
-          <w:b w:val="0"/>
-        </w:rPr>
-        <w:t xml:space="preserve">Three queries each run four times produce12 </w:t>
-      </w:r>
-      <w:r>
-        <w:rPr>
-          <w:b/>
-        </w:rPr>
-        <w:t>output</w:t>
-      </w:r>
-      <w:r>
-        <w:rPr>
-          <w:b w:val="0"/>
-        </w:rPr>
-        <w:t>s. Show the intermediate steps and give the conclusion with its scope.</w:t>
-      </w:r>
-    </w:p>
-    <w:p>
-      <w:pPr>
-        <w:pStyle w:val="Heading3"/>
-      </w:pPr>
-      <w:r>
-        <w:t>My reasoning and evidence</w:t>
-      </w:r>
-    </w:p>
-    <w:p>
-      <w:r>
-        <w:t>________________________________________________________________</w:t>
-      </w:r>
-    </w:p>
-    <w:p>
-      <w:r>
-        <w:t>________________________________________________________________</w:t>
-      </w:r>
-    </w:p>
-    <w:p>
-      <w:r>
-        <w:t>________________________________________________________________</w:t>
-      </w:r>
-    </w:p>
-    <w:p>
-      <w:r>
-        <w:t>________________________________________________________________</w:t>
-      </w:r>
-    </w:p>
-    <w:p>
-      <w:r>
-        <w:t>________________________________________________________________</w:t>
-      </w:r>
-    </w:p>
-    <w:p>
-      <w:r>
-        <w:t>________________________________________________________________</w:t>
-      </w:r>
-    </w:p>
-    <w:p>
-      <w:r>
-        <w:t>________________________________________________________________</w:t>
-      </w:r>
-    </w:p>
-    <w:p>
-      <w:pPr>
-        <w:pStyle w:val="Heading1"/>
-      </w:pPr>
-      <w:r>
-        <w:t>07. W3 Audit the limit</w:t>
-      </w:r>
-    </w:p>
-    <w:p>
-      <w:r>
-        <w:t>Audit the limit. Apply the supplied Experimental units and independence facts and keep your reasoning.</w:t>
-      </w:r>
-    </w:p>
-    <w:p>
-      <w:pPr>
-        <w:spacing w:line="336" w:lineRule="auto" w:after="180"/>
-      </w:pPr>
-      <w:r>
-        <w:rPr>
-          <w:b w:val="0"/>
-        </w:rPr>
-        <w:t>A report omits this qualification: Independence follows design and relationships, not row count. Explain how omitting it could change a reader's interpretation, and write an accurate replacement.</w:t>
-      </w:r>
-    </w:p>
-    <w:p>
-      <w:pPr>
-        <w:pStyle w:val="Heading3"/>
-      </w:pPr>
-      <w:r>
-        <w:t>My reasoning and evidence</w:t>
-      </w:r>
-    </w:p>
-    <w:p>
-      <w:r>
-        <w:t>________________________________________________________________</w:t>
-      </w:r>
-    </w:p>
-    <w:p>
-      <w:r>
-        <w:t>________________________________________________________________</w:t>
-      </w:r>
-    </w:p>
-    <w:p>
-      <w:r>
-        <w:t>________________________________________________________________</w:t>
-      </w:r>
-    </w:p>
-    <w:p>
-      <w:r>
-        <w:t>________________________________________________________________</w:t>
-      </w:r>
-    </w:p>
-    <w:p>
-      <w:r>
-        <w:t>________________________________________________________________</w:t>
-      </w:r>
-    </w:p>
-    <w:p>
-      <w:r>
-        <w:t>________________________________________________________________</w:t>
-      </w:r>
-    </w:p>
-    <w:p>
-      <w:pPr>
-        <w:pStyle w:val="Heading1"/>
-      </w:pPr>
-      <w:r>
-        <w:t>08. W4 Apply a new case independently</w:t>
-      </w:r>
-    </w:p>
-    <w:p>
-      <w:r>
-        <w:t>Attempt before feedback. If this repeats the selected independent case, reuse that first attempt; otherwise keep a separate record. Apply a new case independently. Apply the supplied Experimental units and independence facts and keep your reasoning.</w:t>
-      </w:r>
-    </w:p>
-    <w:p>
-      <w:pPr>
-        <w:spacing w:line="336" w:lineRule="auto" w:after="180"/>
-      </w:pPr>
-      <w:r>
-        <w:rPr>
-          <w:b w:val="0"/>
-        </w:rPr>
-        <w:t>Five classrooms each contribute20 student responses under a classroom-level assignment. Identify assignment units and measurements.</w:t>
-      </w:r>
-    </w:p>
-    <w:p>
-      <w:pPr>
-        <w:pStyle w:val="Heading3"/>
-      </w:pPr>
-      <w:r>
-        <w:t>My reasoning and evidence</w:t>
-      </w:r>
-    </w:p>
-    <w:p>
-      <w:r>
-        <w:t>________________________________________________________________</w:t>
-      </w:r>
-    </w:p>
-    <w:p>
-      <w:r>
-        <w:t>________________________________________________________________</w:t>
-      </w:r>
-    </w:p>
-    <w:p>
-      <w:r>
-        <w:t>________________________________________________________________</w:t>
-      </w:r>
-    </w:p>
-    <w:p>
-      <w:r>
-        <w:t>________________________________________________________________</w:t>
-      </w:r>
-    </w:p>
-    <w:p>
-      <w:r>
-        <w:t>________________________________________________________________</w:t>
-      </w:r>
-    </w:p>
-    <w:p>
-      <w:r>
-        <w:t>________________________________________________________________</w:t>
-      </w:r>
-    </w:p>
-    <w:p>
-      <w:r>
-        <w:t>________________________________________________________________</w:t>
-      </w:r>
-    </w:p>
-    <w:p>
-      <w:r>
-        <w:t>________________________________________________________________</w:t>
-      </w:r>
-    </w:p>
-    <w:p>
-      <w:pPr>
-        <w:pStyle w:val="Heading1"/>
-      </w:pPr>
-      <w:r>
-        <w:t>09. W5 Design a revealing follow-up</w:t>
-      </w:r>
-    </w:p>
-    <w:p>
-      <w:r>
-        <w:t>Design a revealing follow-up. Apply the supplied Experimental units and independence facts and keep your reasoning.</w:t>
-      </w:r>
-    </w:p>
-    <w:p>
-      <w:pPr>
-        <w:spacing w:line="336" w:lineRule="auto" w:after="180"/>
-      </w:pPr>
-      <w:r>
-        <w:rPr>
-          <w:b w:val="0"/>
-        </w:rPr>
-        <w:t>For the worked scenario, propose one additional case that could reveal a failure, describe its expected outcome before running it, and explain what would need to remain fixed for a fair comparison.</w:t>
-      </w:r>
-    </w:p>
-    <w:p>
-      <w:pPr>
-        <w:spacing w:line="336" w:lineRule="auto" w:after="180"/>
-      </w:pPr>
-      <w:r>
-        <w:rPr>
-          <w:b w:val="0"/>
-        </w:rPr>
-        <w:t>Do not reuse W4 as a new final test after receiving feedback.</w:t>
-      </w:r>
-    </w:p>
-    <w:p>
-      <w:pPr>
-        <w:pStyle w:val="Heading3"/>
-      </w:pPr>
-      <w:r>
-        <w:t>My reasoning and evidence</w:t>
-      </w:r>
-    </w:p>
-    <w:p>
-      <w:r>
-        <w:t>________________________________________________________________</w:t>
-      </w:r>
-    </w:p>
-    <w:p>
-      <w:r>
-        <w:t>________________________________________________________________</w:t>
-      </w:r>
-    </w:p>
-    <w:p>
-      <w:r>
-        <w:t>________________________________________________________________</w:t>
-      </w:r>
-    </w:p>
-    <w:p>
-      <w:r>
-        <w:t>________________________________________________________________</w:t>
-      </w:r>
-    </w:p>
-    <w:p>
-      <w:r>
-        <w:t>________________________________________________________________</w:t>
-      </w:r>
-    </w:p>
-    <w:p>
-      <w:r>
-        <w:t>________________________________________________________________</w:t>
-      </w:r>
-    </w:p>
-    <w:p>
-      <w:r>
-        <w:t>________________________________________________________________</w:t>
-      </w:r>
-    </w:p>
-    <w:p>
-      <w:pPr>
-        <w:pStyle w:val="Heading1"/>
-      </w:pPr>
-      <w:r>
-        <w:t>10. Project checkpoint and reflection</w:t>
-      </w:r>
-    </w:p>
-    <w:p>
-      <w:r>
-        <w:t>Connect Experimental units and independence to Reproducible AI Research Study, identify a limit and choose the next useful test.</w:t>
-      </w:r>
-    </w:p>
-    <w:p>
-      <w:pPr>
-        <w:spacing w:line="336" w:lineRule="auto" w:after="180"/>
-      </w:pPr>
-      <w:r>
-        <w:rPr>
-          <w:b w:val="0"/>
-        </w:rPr>
-        <w:t xml:space="preserve">Add a labelled </w:t>
-      </w:r>
-      <w:r>
-        <w:rPr>
-          <w:b/>
-        </w:rPr>
-        <w:t>experimental unit</w:t>
-      </w:r>
-      <w:r>
-        <w:rPr>
-          <w:b w:val="0"/>
-        </w:rPr>
-        <w:t xml:space="preserve">s and independence </w:t>
-      </w:r>
-      <w:r>
-        <w:rPr>
-          <w:b/>
-        </w:rPr>
-        <w:t>evidence</w:t>
-      </w:r>
-      <w:r>
-        <w:rPr>
-          <w:b w:val="0"/>
-        </w:rPr>
-        <w:t xml:space="preserve"> sheet to Reproducible AI Research Study. Show how you can explain the </w:t>
-      </w:r>
-      <w:r>
-        <w:rPr>
-          <w:b/>
-        </w:rPr>
-        <w:t>mechanism</w:t>
-      </w:r>
-      <w:r>
-        <w:rPr>
-          <w:b w:val="0"/>
-        </w:rPr>
-        <w:t xml:space="preserve"> and terminology of </w:t>
-      </w:r>
-      <w:r>
-        <w:rPr>
-          <w:b/>
-        </w:rPr>
-        <w:t>experimental unit</w:t>
-      </w:r>
-      <w:r>
-        <w:rPr>
-          <w:b w:val="0"/>
-        </w:rPr>
-        <w:t>s and independence.</w:t>
-      </w:r>
-    </w:p>
-    <w:p>
-      <w:pPr>
-        <w:spacing w:line="336" w:lineRule="auto" w:after="180"/>
-      </w:pPr>
-      <w:r>
-        <w:rPr>
-          <w:b w:val="0"/>
-        </w:rPr>
-        <w:t xml:space="preserve">Use the supplied fictional case and keep its </w:t>
-      </w:r>
-      <w:r>
-        <w:rPr>
-          <w:b/>
-        </w:rPr>
-        <w:t>input</w:t>
-      </w:r>
-      <w:r>
-        <w:rPr>
-          <w:b w:val="0"/>
-        </w:rPr>
-        <w:t xml:space="preserve">s, intermediate steps, calculation or </w:t>
-      </w:r>
-      <w:r>
-        <w:rPr>
-          <w:b/>
-        </w:rPr>
-        <w:t>prediction</w:t>
-      </w:r>
-      <w:r>
-        <w:rPr>
-          <w:b w:val="0"/>
-        </w:rPr>
-        <w:t>, and limitation. Connect this record to last week’s record; a matching answer without a trace is insufficient.</w:t>
-      </w:r>
-    </w:p>
-    <w:p>
-      <w:pPr>
-        <w:pStyle w:val="Heading3"/>
-      </w:pPr>
-      <w:r>
-        <w:t>My project change, supporting evidence and remaining limit</w:t>
-      </w:r>
-    </w:p>
-    <w:p>
-      <w:r>
-        <w:t>________________________________________________________________</w:t>
-      </w:r>
-    </w:p>
-    <w:p>
-      <w:r>
-        <w:t>________________________________________________________________</w:t>
-      </w:r>
-    </w:p>
-    <w:p>
-      <w:r>
-        <w:t>________________________________________________________________</w:t>
-      </w:r>
-    </w:p>
-    <w:p>
-      <w:r>
-        <w:t>________________________________________________________________</w:t>
-      </w:r>
-    </w:p>
-    <w:p>
-      <w:r>
-        <w:t>________________________________________________________________</w:t>
-      </w:r>
-    </w:p>
-    <w:p>
-      <w:r>
-        <w:t>________________________________________________________________</w:t>
-      </w:r>
-    </w:p>
-    <w:p>
-      <w:pPr>
-        <w:pStyle w:val="Heading1"/>
-      </w:pPr>
-      <w:r>
-        <w:t>11. Feedback, return check and learning record</w:t>
-      </w:r>
-    </w:p>
-    <w:p>
-      <w:r>
-        <w:t>Record the first repaired step and a different case to revisit after a delay.</w:t>
+        <w:t>11. Feedback · Repair and return</w:t>
+      </w:r>
+    </w:p>
+    <w:p>
+      <w:r>
+        <w:t>Keep this task’s inputs,rule and response together.</w:t>
+      </w:r>
+    </w:p>
+    <w:p>
+      <w:pPr>
+        <w:pStyle w:val="Heading2"/>
+      </w:pPr>
+      <w:r>
+        <w:t>Complete task and evidence</w:t>
       </w:r>
     </w:p>
     <w:tbl>
@@ -1167,12 +808,9 @@
     </w:tbl>
     <w:p>
       <w:pPr>
-        <w:spacing w:line="336" w:lineRule="auto" w:after="180"/>
-      </w:pPr>
-      <w:r>
-        <w:rPr>
-          <w:b w:val="0"/>
-        </w:rPr>
+        <w:pStyle w:val="ListBullet"/>
+      </w:pPr>
+      <w:r>
         <w:t>Revisit this idea with your teacher after a delay. Familiarity is different from explaining and using it on a changed case.</w:t>
       </w:r>
     </w:p>
@@ -1181,33 +819,357 @@
         <w:pStyle w:val="Heading1"/>
       </w:pPr>
       <w:r>
-        <w:t>12. Pictorial case practice: Experimental units and independence</w:t>
-      </w:r>
-    </w:p>
-    <w:p>
-      <w:r>
-        <w:t>Photos are not always independent plants. A dataset has twelve photos: three views of each of four plants. The intended use is identifying new plants. Explain the labelled step before checking the changed condition.</w:t>
-      </w:r>
-    </w:p>
-    <w:p>
-      <w:pPr>
-        <w:spacing w:line="336" w:lineRule="auto" w:after="180"/>
-      </w:pPr>
-      <w:r>
-        <w:rPr>
-          <w:b w:val="0"/>
-        </w:rPr>
+        <w:t>Reference bank and extra practice</w:t>
+      </w:r>
+    </w:p>
+    <w:p>
+      <w:pPr>
+        <w:pStyle w:val="Heading1"/>
+      </w:pPr>
+      <w:r>
+        <w:t>02. Reference · Supported W2 record</w:t>
+      </w:r>
+    </w:p>
+    <w:p>
+      <w:r>
+        <w:t>Keep this task’s inputs,rule and response together.</w:t>
+      </w:r>
+    </w:p>
+    <w:p>
+      <w:pPr>
+        <w:pStyle w:val="Heading2"/>
+      </w:pPr>
+      <w:r>
+        <w:t>Complete task and evidence</w:t>
+      </w:r>
+    </w:p>
+    <w:p>
+      <w:pPr>
+        <w:pStyle w:val="ListBullet"/>
+      </w:pPr>
+      <w:r>
+        <w:t>Use W2: Trace the worked case for Experimental units and independence. Record the answer once; the lesson and workbook refer to the same attempt.</w:t>
+      </w:r>
+    </w:p>
+    <w:tbl>
+      <w:tblPr>
+        <w:tblStyle w:val="LightShading-Accent1"/>
+        <w:tblW w:type="auto" w:w="0"/>
+        <w:tblLook w:firstColumn="1" w:firstRow="1" w:lastColumn="0" w:lastRow="0" w:noHBand="0" w:noVBand="1" w:val="04A0"/>
+      </w:tblPr>
+      <w:tblGrid>
+        <w:gridCol w:w="2556"/>
+        <w:gridCol w:w="2556"/>
+        <w:gridCol w:w="2556"/>
+        <w:gridCol w:w="2556"/>
+      </w:tblGrid>
+      <w:tr>
+        <w:trPr>
+          <w:tblHeader/>
+        </w:trPr>
+        <w:tc>
+          <w:tcPr>
+            <w:tcW w:type="dxa" w:w="2556"/>
+          </w:tcPr>
+          <w:p>
+            <w:r>
+              <w:t>Given inputs</w:t>
+            </w:r>
+          </w:p>
+        </w:tc>
+        <w:tc>
+          <w:tcPr>
+            <w:tcW w:type="dxa" w:w="2556"/>
+          </w:tcPr>
+          <w:p>
+            <w:r>
+              <w:t>Procedure I chose</w:t>
+            </w:r>
+          </w:p>
+        </w:tc>
+        <w:tc>
+          <w:tcPr>
+            <w:tcW w:type="dxa" w:w="2556"/>
+          </w:tcPr>
+          <w:p>
+            <w:r>
+              <w:t>Middle steps</w:t>
+            </w:r>
+          </w:p>
+        </w:tc>
+        <w:tc>
+          <w:tcPr>
+            <w:tcW w:type="dxa" w:w="2556"/>
+          </w:tcPr>
+          <w:p>
+            <w:r>
+              <w:t>Result and check</w:t>
+            </w:r>
+          </w:p>
+        </w:tc>
+      </w:tr>
+      <w:tr>
+        <w:tc>
+          <w:tcPr>
+            <w:tcW w:type="dxa" w:w="2556"/>
+          </w:tcPr>
+          <w:p>
+            <w:r/>
+          </w:p>
+        </w:tc>
+        <w:tc>
+          <w:tcPr>
+            <w:tcW w:type="dxa" w:w="2556"/>
+          </w:tcPr>
+          <w:p>
+            <w:r/>
+          </w:p>
+        </w:tc>
+        <w:tc>
+          <w:tcPr>
+            <w:tcW w:type="dxa" w:w="2556"/>
+          </w:tcPr>
+          <w:p>
+            <w:r/>
+          </w:p>
+        </w:tc>
+        <w:tc>
+          <w:tcPr>
+            <w:tcW w:type="dxa" w:w="2556"/>
+          </w:tcPr>
+          <w:p>
+            <w:r/>
+          </w:p>
+        </w:tc>
+      </w:tr>
+    </w:tbl>
+    <w:p>
+      <w:pPr>
+        <w:pStyle w:val="Heading3"/>
+      </w:pPr>
+      <w:r>
+        <w:t>The step I completed without help, and the hint I needed</w:t>
+      </w:r>
+    </w:p>
+    <w:p>
+      <w:r>
+        <w:t>________________________________________________________________</w:t>
+      </w:r>
+    </w:p>
+    <w:p>
+      <w:r>
+        <w:t>________________________________________________________________</w:t>
+      </w:r>
+    </w:p>
+    <w:p>
+      <w:r>
+        <w:t>________________________________________________________________</w:t>
+      </w:r>
+    </w:p>
+    <w:p>
+      <w:pPr>
+        <w:pStyle w:val="Heading1"/>
+      </w:pPr>
+      <w:r>
+        <w:t>03. Extra practice · Individual reasoning check</w:t>
+      </w:r>
+    </w:p>
+    <w:p>
+      <w:r>
+        <w:t>Keep this task’s inputs,rule and response together.</w:t>
+      </w:r>
+    </w:p>
+    <w:p>
+      <w:pPr>
+        <w:pStyle w:val="Heading2"/>
+      </w:pPr>
+      <w:r>
+        <w:t>Complete task and evidence</w:t>
+      </w:r>
+    </w:p>
+    <w:p>
+      <w:pPr>
+        <w:pStyle w:val="ListBullet"/>
+      </w:pPr>
+      <w:r>
+        <w:t>Use the worked case for Experimental units and independence. Proposed explanation: “The worked result establishes every future case”. Decide whether this explanation is supported. Point to the step or supplied fact that decides; explain your repair if needed.</w:t>
+      </w:r>
+    </w:p>
+    <w:p>
+      <w:pPr>
+        <w:pStyle w:val="Heading3"/>
+      </w:pPr>
+      <w:r>
+        <w:t>My explanation before partner discussion</w:t>
+      </w:r>
+    </w:p>
+    <w:p>
+      <w:r>
+        <w:t>________________________________________________________________</w:t>
+      </w:r>
+    </w:p>
+    <w:p>
+      <w:r>
+        <w:t>________________________________________________________________</w:t>
+      </w:r>
+    </w:p>
+    <w:p>
+      <w:r>
+        <w:t>________________________________________________________________</w:t>
+      </w:r>
+    </w:p>
+    <w:p>
+      <w:r>
+        <w:t>________________________________________________________________</w:t>
+      </w:r>
+    </w:p>
+    <w:p>
+      <w:pPr>
+        <w:pStyle w:val="Heading1"/>
+      </w:pPr>
+      <w:r>
+        <w:t>08. Reference · Earlier W4 response copy</w:t>
+      </w:r>
+    </w:p>
+    <w:p>
+      <w:r>
+        <w:t>Keep this task’s inputs,rule and response together.</w:t>
+      </w:r>
+    </w:p>
+    <w:p>
+      <w:pPr>
+        <w:pStyle w:val="Heading2"/>
+      </w:pPr>
+      <w:r>
+        <w:t>Complete task and evidence</w:t>
+      </w:r>
+    </w:p>
+    <w:p>
+      <w:pPr>
+        <w:pStyle w:val="ListBullet"/>
+      </w:pPr>
+      <w:r>
+        <w:t>Five classrooms each contribute 20 student responses under a classroom-level assignment. Identify assignment units and measurements.</w:t>
+      </w:r>
+    </w:p>
+    <w:p>
+      <w:pPr>
+        <w:pStyle w:val="Heading3"/>
+      </w:pPr>
+      <w:r>
+        <w:t>My reasoning and evidence</w:t>
+      </w:r>
+    </w:p>
+    <w:p>
+      <w:r>
+        <w:t>________________________________________________________________</w:t>
+      </w:r>
+    </w:p>
+    <w:p>
+      <w:r>
+        <w:t>________________________________________________________________</w:t>
+      </w:r>
+    </w:p>
+    <w:p>
+      <w:r>
+        <w:t>________________________________________________________________</w:t>
+      </w:r>
+    </w:p>
+    <w:p>
+      <w:r>
+        <w:t>________________________________________________________________</w:t>
+      </w:r>
+    </w:p>
+    <w:p>
+      <w:r>
+        <w:t>________________________________________________________________</w:t>
+      </w:r>
+    </w:p>
+    <w:p>
+      <w:r>
+        <w:t>________________________________________________________________</w:t>
+      </w:r>
+    </w:p>
+    <w:p>
+      <w:r>
+        <w:t>________________________________________________________________</w:t>
+      </w:r>
+    </w:p>
+    <w:p>
+      <w:r>
+        <w:t>________________________________________________________________</w:t>
+      </w:r>
+    </w:p>
+    <w:p>
+      <w:pPr>
+        <w:pStyle w:val="Heading1"/>
+      </w:pPr>
+      <w:r>
+        <w:t>12. Extra practice · Pictured case</w:t>
+      </w:r>
+    </w:p>
+    <w:p>
+      <w:r>
+        <w:t>Keep this task’s inputs,rule and response together.</w:t>
+      </w:r>
+    </w:p>
+    <w:p>
+      <w:pPr>
+        <w:pStyle w:val="Heading2"/>
+      </w:pPr>
+      <w:r>
+        <w:t>Complete task and evidence</w:t>
+      </w:r>
+    </w:p>
+    <w:p>
+      <w:r>
+        <w:drawing>
+          <wp:inline xmlns:a="http://schemas.openxmlformats.org/drawingml/2006/main" xmlns:pic="http://schemas.openxmlformats.org/drawingml/2006/picture">
+            <wp:extent cx="5161935" cy="3200400"/>
+            <wp:docPr id="1" name="Picture 1" descr="Four distinct plant IDs each have three views. Training contains all three views of P1 and P2; evaluation contains all three views of P3 and P4. Each split has six views and no shared plant ID. Independence still requires a justified study design."/>
+            <wp:cNvGraphicFramePr>
+              <a:graphicFrameLocks noChangeAspect="1"/>
+            </wp:cNvGraphicFramePr>
+            <a:graphic>
+              <a:graphicData uri="http://schemas.openxmlformats.org/drawingml/2006/picture">
+                <pic:pic>
+                  <pic:nvPicPr>
+                    <pic:cNvPr id="0" name="ai-7-09-plant-group-split.png"/>
+                    <pic:cNvPicPr/>
+                  </pic:nvPicPr>
+                  <pic:blipFill>
+                    <a:blip r:embed="rId9"/>
+                    <a:stretch>
+                      <a:fillRect/>
+                    </a:stretch>
+                  </pic:blipFill>
+                  <pic:spPr>
+                    <a:xfrm>
+                      <a:off x="0" y="0"/>
+                      <a:ext cx="5161935" cy="3200400"/>
+                    </a:xfrm>
+                    <a:prstGeom prst="rect"/>
+                  </pic:spPr>
+                </pic:pic>
+              </a:graphicData>
+            </a:graphic>
+          </wp:inline>
+        </w:drawing>
+      </w:r>
+    </w:p>
+    <w:p>
+      <w:pPr>
+        <w:pStyle w:val="ListBullet"/>
+      </w:pPr>
+      <w:r>
         <w:t>Photos are not always independent plants. A dataset has twelve photos: three views of each of four plants. The intended use is identifying new plants.</w:t>
       </w:r>
     </w:p>
     <w:p>
       <w:pPr>
-        <w:spacing w:line="336" w:lineRule="auto" w:after="180"/>
-      </w:pPr>
-      <w:r>
-        <w:rPr>
-          <w:b w:val="0"/>
-        </w:rPr>
+        <w:pStyle w:val="ListBullet"/>
+      </w:pPr>
+      <w:r>
         <w:t>Plant IDs P1–P4 each have three views. All views of a plant must stay in one split.</w:t>
       </w:r>
     </w:p>
@@ -1216,7 +1178,7 @@
         <w:drawing>
           <wp:inline xmlns:a="http://schemas.openxmlformats.org/drawingml/2006/main" xmlns:pic="http://schemas.openxmlformats.org/drawingml/2006/picture">
             <wp:extent cx="5486400" cy="3077029"/>
-            <wp:docPr id="1" name="Picture 1" descr="Keep all views of a plant together"/>
+            <wp:docPr id="2" name="Picture 2" descr="Keep all views of a plant together"/>
             <wp:cNvGraphicFramePr>
               <a:graphicFrameLocks noChangeAspect="1"/>
             </wp:cNvGraphicFramePr>
@@ -1228,7 +1190,7 @@
                     <pic:cNvPicPr/>
                   </pic:nvPicPr>
                   <pic:blipFill>
-                    <a:blip r:embed="rId9"/>
+                    <a:blip r:embed="rId10"/>
                     <a:stretch>
                       <a:fillRect/>
                     </a:stretch>
@@ -1252,7 +1214,7 @@
         <w:drawing>
           <wp:inline xmlns:a="http://schemas.openxmlformats.org/drawingml/2006/main" xmlns:pic="http://schemas.openxmlformats.org/drawingml/2006/picture">
             <wp:extent cx="5486400" cy="5225143"/>
-            <wp:docPr id="2" name="Picture 2" descr="Experimental units and independence. Identify the unit: Four plants, not twelve independent plants, generated the observations.. Group before splitting: Assign whole plant IDs to training or evaluation.. Trace a valid split: Train on P1,P2 and evaluate on P3,P4: six photos per split."/>
+            <wp:docPr id="3" name="Picture 3" descr="Experimental units and independence. Identify the unit: Four plants, not twelve independent plants, generated the observations.. Group before splitting: Assign whole plant IDs to training or evaluation.. Trace a valid split: Train on P1,P2 and evaluate on P3,P4: six photos per split."/>
             <wp:cNvGraphicFramePr>
               <a:graphicFrameLocks noChangeAspect="1"/>
             </wp:cNvGraphicFramePr>
@@ -1264,7 +1226,7 @@
                     <pic:cNvPicPr/>
                   </pic:nvPicPr>
                   <pic:blipFill>
-                    <a:blip r:embed="rId10"/>
+                    <a:blip r:embed="rId11"/>
                     <a:stretch>
                       <a:fillRect/>
                     </a:stretch>
@@ -1285,13 +1247,10 @@
     </w:p>
     <w:p>
       <w:pPr>
-        <w:spacing w:line="336" w:lineRule="auto" w:after="180"/>
-      </w:pPr>
-      <w:r>
-        <w:rPr>
-          <w:b w:val="0"/>
-        </w:rPr>
-        <w:t>Count independent plants and photo views. Construct the stated group-correct split, then explain why placing a P1 view in evaluation creates leakage for the new-plant goal.</w:t>
+        <w:pStyle w:val="ListBullet"/>
+      </w:pPr>
+      <w:r>
+        <w:t>Count distinct plant units and photo views, and state the independence assumption. Construct the stated group-correct split, then explain why placing a P1 view in evaluation creates leakage for the new-plant goal.</w:t>
       </w:r>
     </w:p>
     <w:p>
@@ -1334,56 +1293,18 @@
     </w:p>
     <w:p>
       <w:pPr>
-        <w:pStyle w:val="Heading3"/>
-      </w:pPr>
-      <w:r>
-        <w:t>Record the help used</w:t>
-      </w:r>
-    </w:p>
-    <w:p>
-      <w:pPr>
-        <w:spacing w:line="336" w:lineRule="auto" w:after="180"/>
-        <w:shd w:fill="F1F6F8"/>
-      </w:pPr>
-      <w:r>
-        <w:rPr>
-          <w:b w:val="0"/>
-        </w:rPr>
-        <w:t xml:space="preserve">Support used: alone / hint / worked example. This record is practice </w:t>
-      </w:r>
-      <w:r>
-        <w:rPr>
-          <w:b/>
-        </w:rPr>
-        <w:t>evidence</w:t>
-      </w:r>
-      <w:r>
-        <w:rPr>
-          <w:b w:val="0"/>
-        </w:rPr>
-        <w:t>.</w:t>
-      </w:r>
-    </w:p>
-    <w:p>
-      <w:pPr>
-        <w:spacing w:line="336" w:lineRule="auto" w:after="180"/>
-      </w:pPr>
-      <w:r>
-        <w:rPr>
-          <w:b w:val="0"/>
-        </w:rPr>
-        <w:t>Project connection: For the Reproducible AI Research Study, retain an annotated worked trace and the changed-case reasoning.</w:t>
-      </w:r>
-    </w:p>
-    <w:p>
-      <w:pPr>
-        <w:spacing w:line="336" w:lineRule="auto" w:after="180"/>
-      </w:pPr>
-      <w:r>
-        <w:rPr>
-          <w:b w:val="0"/>
-        </w:rPr>
-        <w:t>Connect the claim to its records, units and assumptions so another investigator can challenge or reproduce it.</w:t>
+        <w:pStyle w:val="ListBullet"/>
+      </w:pPr>
+      <w:r>
+        <w:t>Support used: alone / hint / worked example. This record is practice evidence.</w:t>
+      </w:r>
+    </w:p>
+    <w:p>
+      <w:pPr>
+        <w:pStyle w:val="ListBullet"/>
+      </w:pPr>
+      <w:r>
+        <w:t>Project connection: For the Reproducible AI Research Study, retain an annotated worked trace and the changed-case reasoning. Connect the claim to its records, units and assumptions so another investigator can challenge or reproduce it.</w:t>
       </w:r>
     </w:p>
     <w:p>
@@ -1391,68 +1312,43 @@
         <w:pStyle w:val="Heading1"/>
       </w:pPr>
       <w:r>
-        <w:t>13. Project portfolio milestone</w:t>
-      </w:r>
-    </w:p>
-    <w:p>
-      <w:r>
-        <w:t>Keep this week’s input, deciding step, result and limit together in the Reproducible AI Research Study record.</w:t>
-      </w:r>
-    </w:p>
-    <w:p>
-      <w:pPr>
-        <w:spacing w:line="336" w:lineRule="auto" w:after="180"/>
-      </w:pPr>
-      <w:r>
-        <w:rPr>
-          <w:b w:val="0"/>
-        </w:rPr>
+        <w:t>13. Reference · Project milestone</w:t>
+      </w:r>
+    </w:p>
+    <w:p>
+      <w:r>
+        <w:t>Keep this task’s inputs,rule and response together.</w:t>
+      </w:r>
+    </w:p>
+    <w:p>
+      <w:pPr>
+        <w:pStyle w:val="Heading2"/>
+      </w:pPr>
+      <w:r>
+        <w:t>Complete task and evidence</w:t>
+      </w:r>
+    </w:p>
+    <w:p>
+      <w:pPr>
+        <w:pStyle w:val="ListBullet"/>
+      </w:pPr>
+      <w:r>
         <w:t>Project: Reproducible AI Research Study</w:t>
       </w:r>
     </w:p>
     <w:p>
       <w:pPr>
-        <w:spacing w:line="336" w:lineRule="auto" w:after="180"/>
-      </w:pPr>
-      <w:r>
-        <w:rPr>
-          <w:b w:val="0"/>
-        </w:rPr>
-        <w:t xml:space="preserve">Current milestone: Make a transparent first version. Keep a trace of how one </w:t>
-      </w:r>
-      <w:r>
-        <w:rPr>
-          <w:b/>
-        </w:rPr>
-        <w:t>input</w:t>
-      </w:r>
-      <w:r>
-        <w:rPr>
-          <w:b w:val="0"/>
-        </w:rPr>
-        <w:t xml:space="preserve"> becomes an </w:t>
-      </w:r>
-      <w:r>
-        <w:rPr>
-          <w:b/>
-        </w:rPr>
-        <w:t>output</w:t>
-      </w:r>
-      <w:r>
-        <w:rPr>
-          <w:b w:val="0"/>
-        </w:rPr>
-        <w:t>; explain the rule or learned component.</w:t>
-      </w:r>
-    </w:p>
-    <w:p>
-      <w:pPr>
-        <w:spacing w:line="336" w:lineRule="auto" w:after="180"/>
-      </w:pPr>
-      <w:r>
-        <w:rPr>
-          <w:b w:val="0"/>
-        </w:rPr>
+        <w:pStyle w:val="ListBullet"/>
+      </w:pPr>
+      <w:r>
+        <w:t>Current milestone: Make a transparent first version. Keep a trace of how one input becomes an output; explain the rule or learned component.</w:t>
+      </w:r>
+    </w:p>
+    <w:p>
+      <w:pPr>
+        <w:pStyle w:val="ListBullet"/>
+      </w:pPr>
+      <w:r>
         <w:t>For the Reproducible AI Research Study, retain an annotated worked trace and the changed-case reasoning. Connect the claim to its records, units and assumptions so another investigator can challenge or reproduce it.</w:t>
       </w:r>
     </w:p>
@@ -1610,12 +1506,456 @@
         <w:pStyle w:val="Heading1"/>
       </w:pPr>
       <w:r>
-        <w:t>14. Supported practice and learning evidence</w:t>
-      </w:r>
-    </w:p>
-    <w:p>
-      <w:r>
-        <w:t>Try the supported questions before comparing with hints and feedback. Record what you repaired and the evidence you retained.</w:t>
+        <w:t>14. Extra practice · Predict,check and repair</w:t>
+      </w:r>
+    </w:p>
+    <w:p>
+      <w:r>
+        <w:t>Keep supported feedback separate from the independent case.</w:t>
+      </w:r>
+    </w:p>
+    <w:p>
+      <w:pPr>
+        <w:pStyle w:val="Heading2"/>
+      </w:pPr>
+      <w:r>
+        <w:t>First supported question and optional hint</w:t>
+      </w:r>
+    </w:p>
+    <w:p>
+      <w:pPr>
+        <w:pStyle w:val="ListBullet"/>
+      </w:pPr>
+      <w:r>
+        <w:t>Photos are not always independent plants. A dataset has twelve photos: three views of each of four plants. The intended use is identifying new plants.</w:t>
+      </w:r>
+    </w:p>
+    <w:p>
+      <w:pPr>
+        <w:pStyle w:val="Heading3"/>
+      </w:pPr>
+      <w:r>
+        <w:t>Practice 1: explain the deciding evidence</w:t>
+      </w:r>
+    </w:p>
+    <w:p>
+      <w:pPr>
+        <w:pStyle w:val="ListBullet"/>
+      </w:pPr>
+      <w:r>
+        <w:t>Which labelled step matches this detail? Train on P1,P2 and evaluate on P3,P4: six photos per split.</w:t>
+      </w:r>
+    </w:p>
+    <w:p>
+      <w:pPr>
+        <w:pStyle w:val="ListBullet"/>
+      </w:pPr>
+      <w:r>
+        <w:t>1. Group before splitting</w:t>
+      </w:r>
+    </w:p>
+    <w:p>
+      <w:pPr>
+        <w:pStyle w:val="ListBullet"/>
+      </w:pPr>
+      <w:r>
+        <w:t>2. Identify the unit</w:t>
+      </w:r>
+    </w:p>
+    <w:p>
+      <w:pPr>
+        <w:pStyle w:val="ListBullet"/>
+      </w:pPr>
+      <w:r>
+        <w:t>3. Trace a valid split</w:t>
+      </w:r>
+    </w:p>
+    <w:p>
+      <w:pPr>
+        <w:pStyle w:val="Heading3"/>
+      </w:pPr>
+      <w:r>
+        <w:t>My selected conclusion, deciding fact and explanation</w:t>
+      </w:r>
+    </w:p>
+    <w:p>
+      <w:r>
+        <w:t>________________________________________________________________</w:t>
+      </w:r>
+    </w:p>
+    <w:p>
+      <w:r>
+        <w:t>________________________________________________________________</w:t>
+      </w:r>
+    </w:p>
+    <w:p>
+      <w:r>
+        <w:t>________________________________________________________________</w:t>
+      </w:r>
+    </w:p>
+    <w:p>
+      <w:r>
+        <w:t>________________________________________________________________</w:t>
+      </w:r>
+    </w:p>
+    <w:p>
+      <w:r>
+        <w:t>________________________________________________________________</w:t>
+      </w:r>
+    </w:p>
+    <w:p>
+      <w:pPr>
+        <w:pStyle w:val="ListBullet"/>
+      </w:pPr>
+      <w:r>
+        <w:t>Hint if needed: Read the steps in the pictorial case. Match the supplied detail to the stage that performs or records it.</w:t>
+      </w:r>
+    </w:p>
+    <w:p>
+      <w:pPr>
+        <w:pStyle w:val="Heading2"/>
+      </w:pPr>
+      <w:r>
+        <w:t>Check after the first attempt · reference / check after trying</w:t>
+      </w:r>
+    </w:p>
+    <w:p>
+      <w:pPr>
+        <w:spacing w:line="336" w:lineRule="auto" w:after="180"/>
+      </w:pPr>
+      <w:r>
+        <w:rPr>
+          <w:b w:val="0"/>
+        </w:rPr>
+        <w:t>After your attempt, compare with the supported explanation: Trace a valid split Train on P1,P2 and evaluate on P3,P4: six photos per split. Repeated views from one object share information.</w:t>
+      </w:r>
+    </w:p>
+    <w:p>
+      <w:pPr>
+        <w:spacing w:line="336" w:lineRule="auto" w:after="180"/>
+      </w:pPr>
+      <w:r>
+        <w:rPr>
+          <w:b w:val="0"/>
+        </w:rPr>
+        <w:t xml:space="preserve">Counting them as independent units or scattering them across splits can exaggerate </w:t>
+      </w:r>
+      <w:r>
+        <w:rPr>
+          <w:b/>
+        </w:rPr>
+        <w:t>evidence</w:t>
+      </w:r>
+      <w:r>
+        <w:rPr>
+          <w:b w:val="0"/>
+        </w:rPr>
+        <w:t xml:space="preserve"> for new-object performance.</w:t>
+      </w:r>
+    </w:p>
+    <w:p>
+      <w:pPr>
+        <w:pStyle w:val="Heading2"/>
+      </w:pPr>
+      <w:r>
+        <w:t>Changed-case question and optional hint</w:t>
+      </w:r>
+    </w:p>
+    <w:p>
+      <w:pPr>
+        <w:pStyle w:val="Heading3"/>
+      </w:pPr>
+      <w:r>
+        <w:t>Practice 2: explain the deciding evidence</w:t>
+      </w:r>
+    </w:p>
+    <w:p>
+      <w:pPr>
+        <w:pStyle w:val="ListBullet"/>
+      </w:pPr>
+      <w:r>
+        <w:t>Changed-case practice: Put one P1 view into evaluation while other P1 views train. Which conclusion is supported by the supplied facts?</w:t>
+      </w:r>
+    </w:p>
+    <w:p>
+      <w:pPr>
+        <w:pStyle w:val="ListBullet"/>
+      </w:pPr>
+      <w:r>
+        <w:t>1. Flag object-level leakage for this new-plant target.</w:t>
+      </w:r>
+    </w:p>
+    <w:p>
+      <w:pPr>
+        <w:pStyle w:val="ListBullet"/>
+      </w:pPr>
+      <w:r>
+        <w:t>2. This one example guarantees correct results for every future input.</w:t>
+      </w:r>
+    </w:p>
+    <w:p>
+      <w:pPr>
+        <w:pStyle w:val="ListBullet"/>
+      </w:pPr>
+      <w:r>
+        <w:t>3. We can decide the result without examining the changed input or the procedure.</w:t>
+      </w:r>
+    </w:p>
+    <w:p>
+      <w:pPr>
+        <w:pStyle w:val="Heading3"/>
+      </w:pPr>
+      <w:r>
+        <w:t>My selected conclusion, deciding fact and explanation</w:t>
+      </w:r>
+    </w:p>
+    <w:p>
+      <w:r>
+        <w:t>________________________________________________________________</w:t>
+      </w:r>
+    </w:p>
+    <w:p>
+      <w:r>
+        <w:t>________________________________________________________________</w:t>
+      </w:r>
+    </w:p>
+    <w:p>
+      <w:r>
+        <w:t>________________________________________________________________</w:t>
+      </w:r>
+    </w:p>
+    <w:p>
+      <w:r>
+        <w:t>________________________________________________________________</w:t>
+      </w:r>
+    </w:p>
+    <w:p>
+      <w:r>
+        <w:t>________________________________________________________________</w:t>
+      </w:r>
+    </w:p>
+    <w:p>
+      <w:pPr>
+        <w:pStyle w:val="ListBullet"/>
+      </w:pPr>
+      <w:r>
+        <w:t>Hint if needed: Use the changed condition and the deciding step in the pictorial trace. The answer must say what follows from those facts.</w:t>
+      </w:r>
+    </w:p>
+    <w:p>
+      <w:pPr>
+        <w:pStyle w:val="Heading2"/>
+      </w:pPr>
+      <w:r>
+        <w:t>Check after the changed attempt · reference / check after trying</w:t>
+      </w:r>
+    </w:p>
+    <w:p>
+      <w:pPr>
+        <w:spacing w:line="336" w:lineRule="auto" w:after="180"/>
+      </w:pPr>
+      <w:r>
+        <w:rPr>
+          <w:b w:val="0"/>
+        </w:rPr>
+        <w:t xml:space="preserve">After your attempt, compare with the supported explanation: Flag object-level leakage for this new-plant target. Evaluation now includes a plant already represented during </w:t>
+      </w:r>
+      <w:r>
+        <w:rPr>
+          <w:b/>
+        </w:rPr>
+        <w:t>training</w:t>
+      </w:r>
+      <w:r>
+        <w:rPr>
+          <w:b w:val="0"/>
+        </w:rPr>
+        <w:t>.</w:t>
+      </w:r>
+    </w:p>
+    <w:p>
+      <w:pPr>
+        <w:pStyle w:val="Heading2"/>
+      </w:pPr>
+      <w:r>
+        <w:t>Repair and retain the record</w:t>
+      </w:r>
+    </w:p>
+    <w:p>
+      <w:pPr>
+        <w:spacing w:line="336" w:lineRule="auto" w:after="180"/>
+      </w:pPr>
+      <w:r>
+        <w:rPr>
+          <w:b w:val="0"/>
+        </w:rPr>
+        <w:t xml:space="preserve">Review Baselines and fair comparisons (ai-7/8). Goal: Explain the </w:t>
+      </w:r>
+      <w:r>
+        <w:rPr>
+          <w:b/>
+        </w:rPr>
+        <w:t>mechanism</w:t>
+      </w:r>
+      <w:r>
+        <w:rPr>
+          <w:b w:val="0"/>
+        </w:rPr>
+        <w:t xml:space="preserve"> and terminology of baselines and fair comparisons. Short practice: Calculate 6/8 and 7/8 correctness and name the one-case gain.</w:t>
+      </w:r>
+    </w:p>
+    <w:p>
+      <w:pPr>
+        <w:spacing w:line="336" w:lineRule="auto" w:after="180"/>
+      </w:pPr>
+      <w:r>
+        <w:rPr>
+          <w:b w:val="0"/>
+        </w:rPr>
+        <w:t>Why is giving B the answer key incompatible with an unseen comparison to the simple baseline?. Return to this week and explain what you changed.</w:t>
+      </w:r>
+    </w:p>
+    <w:p>
+      <w:pPr>
+        <w:spacing w:line="336" w:lineRule="auto" w:after="180"/>
+      </w:pPr>
+      <w:r>
+        <w:rPr>
+          <w:b w:val="0"/>
+        </w:rPr>
+        <w:t xml:space="preserve">Review A literature comparison matrix (ai-7/6). Goal: Explain the </w:t>
+      </w:r>
+      <w:r>
+        <w:rPr>
+          <w:b/>
+        </w:rPr>
+        <w:t>mechanism</w:t>
+      </w:r>
+      <w:r>
+        <w:rPr>
+          <w:b w:val="0"/>
+        </w:rPr>
+        <w:t xml:space="preserve"> and terminology of a literature comparison matrix.</w:t>
+      </w:r>
+    </w:p>
+    <w:p>
+      <w:pPr>
+        <w:spacing w:line="336" w:lineRule="auto" w:after="180"/>
+      </w:pPr>
+      <w:r>
+        <w:rPr>
+          <w:b w:val="0"/>
+        </w:rPr>
+        <w:t>Short practice: Explain why 8/10 indoors and 16/20 outdoors share a rate but not a controlled comparison. Which condition column must the literature matrix preserve?. Return to this week and explain what you changed.</w:t>
+      </w:r>
+    </w:p>
+    <w:p>
+      <w:pPr>
+        <w:spacing w:line="336" w:lineRule="auto" w:after="180"/>
+      </w:pPr>
+      <w:r>
+        <w:rPr>
+          <w:b w:val="0"/>
+        </w:rPr>
+        <w:t xml:space="preserve">Review Finding primary research (ai-7/3). Goal: Explain the </w:t>
+      </w:r>
+      <w:r>
+        <w:rPr>
+          <w:b/>
+        </w:rPr>
+        <w:t>mechanism</w:t>
+      </w:r>
+      <w:r>
+        <w:rPr>
+          <w:b w:val="0"/>
+        </w:rPr>
+        <w:t xml:space="preserve"> and terminology of finding primary research. Short practice: Separate what the blog claims from what the original report records.</w:t>
+      </w:r>
+    </w:p>
+    <w:p>
+      <w:pPr>
+        <w:spacing w:line="336" w:lineRule="auto" w:after="180"/>
+      </w:pPr>
+      <w:r>
+        <w:rPr>
+          <w:b w:val="0"/>
+        </w:rPr>
+        <w:t>Which methods and denominator must be inspected, and what status is honest if the original report is unavailable?. Return to this week and explain what you changed.</w:t>
+      </w:r>
+    </w:p>
+    <w:p>
+      <w:pPr>
+        <w:spacing w:line="336" w:lineRule="auto" w:after="180"/>
+      </w:pPr>
+      <w:r>
+        <w:rPr>
+          <w:b w:val="0"/>
+        </w:rPr>
+        <w:t xml:space="preserve">Use Download completed work in the hosted lesson to export your answers, reflections, practice feedback and code-run </w:t>
+      </w:r>
+      <w:r>
+        <w:rPr>
+          <w:b/>
+        </w:rPr>
+        <w:t>evidence</w:t>
+      </w:r>
+      <w:r>
+        <w:rPr>
+          <w:b w:val="0"/>
+        </w:rPr>
+        <w:t>. Open the HTML copy to read or print it.</w:t>
+      </w:r>
+    </w:p>
+    <w:p>
+      <w:pPr>
+        <w:spacing w:line="336" w:lineRule="auto" w:after="180"/>
+      </w:pPr>
+      <w:r>
+        <w:rPr>
+          <w:b w:val="0"/>
+        </w:rPr>
+        <w:t>Drafts stay in this browser when storage is available; clear drafts on a shared device.</w:t>
+      </w:r>
+    </w:p>
+    <w:p>
+      <w:pPr>
+        <w:pStyle w:val="Heading3"/>
+      </w:pPr>
+      <w:r>
+        <w:t>What I repaired, the evidence I kept and the next test</w:t>
+      </w:r>
+    </w:p>
+    <w:p>
+      <w:r>
+        <w:t>________________________________________________________________</w:t>
+      </w:r>
+    </w:p>
+    <w:p>
+      <w:r>
+        <w:t>________________________________________________________________</w:t>
+      </w:r>
+    </w:p>
+    <w:p>
+      <w:r>
+        <w:t>________________________________________________________________</w:t>
+      </w:r>
+    </w:p>
+    <w:p>
+      <w:r>
+        <w:t>________________________________________________________________</w:t>
+      </w:r>
+    </w:p>
+    <w:p>
+      <w:r>
+        <w:t>________________________________________________________________</w:t>
+      </w:r>
+    </w:p>
+    <w:p>
+      <w:pPr>
+        <w:pStyle w:val="Heading2"/>
+      </w:pPr>
+      <w:r>
+        <w:t>Earlier wording, alternatives and picture transcripts · reference / check after trying</w:t>
       </w:r>
     </w:p>
     <w:p>
@@ -1631,68 +1971,10 @@
     </w:p>
     <w:p>
       <w:pPr>
-        <w:spacing w:line="336" w:lineRule="auto" w:after="180"/>
-      </w:pPr>
-      <w:r>
-        <w:rPr>
-          <w:b w:val="0"/>
-        </w:rPr>
-        <w:t>Photos are not always independent plants. A dataset has twelve photos: three views of each of four plants. The intended use is identifying new plants.</w:t>
-      </w:r>
-    </w:p>
-    <w:p>
-      <w:pPr>
         <w:pStyle w:val="Heading3"/>
       </w:pPr>
       <w:r>
-        <w:t>Practice 1: explain the deciding evidence</w:t>
-      </w:r>
-    </w:p>
-    <w:p>
-      <w:pPr>
-        <w:spacing w:line="336" w:lineRule="auto" w:after="180"/>
-      </w:pPr>
-      <w:r>
-        <w:rPr>
-          <w:b w:val="0"/>
-        </w:rPr>
-        <w:t>Which labelled step matches this detail? Train on P1,P2 and evaluate on P3,P4: six photos per split.</w:t>
-      </w:r>
-    </w:p>
-    <w:p>
-      <w:pPr>
-        <w:spacing w:line="336" w:lineRule="auto" w:after="180"/>
-        <w:shd w:fill="F4F9FC"/>
-      </w:pPr>
-      <w:r>
-        <w:rPr>
-          <w:b w:val="0"/>
-        </w:rPr>
-        <w:t>1. Group before splitting</w:t>
-      </w:r>
-    </w:p>
-    <w:p>
-      <w:pPr>
-        <w:spacing w:line="336" w:lineRule="auto" w:after="180"/>
-        <w:shd w:fill="F4F9FC"/>
-      </w:pPr>
-      <w:r>
-        <w:rPr>
-          <w:b w:val="0"/>
-        </w:rPr>
-        <w:t>2. Identify the unit</w:t>
-      </w:r>
-    </w:p>
-    <w:p>
-      <w:pPr>
-        <w:spacing w:line="336" w:lineRule="auto" w:after="180"/>
-        <w:shd w:fill="F4F9FC"/>
-      </w:pPr>
-      <w:r>
-        <w:rPr>
-          <w:b w:val="0"/>
-        </w:rPr>
-        <w:t>3. Trace a valid split</w:t>
+        <w:t>Repair a missing building block</w:t>
       </w:r>
     </w:p>
     <w:p>
@@ -1700,472 +1982,25 @@
         <w:pStyle w:val="Heading3"/>
       </w:pPr>
       <w:r>
-        <w:t>My selected conclusion, deciding fact and explanation</w:t>
-      </w:r>
-    </w:p>
-    <w:p>
-      <w:r>
-        <w:t>________________________________________________________________</w:t>
-      </w:r>
-    </w:p>
-    <w:p>
-      <w:r>
-        <w:t>________________________________________________________________</w:t>
-      </w:r>
-    </w:p>
-    <w:p>
-      <w:r>
-        <w:t>________________________________________________________________</w:t>
-      </w:r>
-    </w:p>
-    <w:p>
-      <w:r>
-        <w:t>________________________________________________________________</w:t>
-      </w:r>
-    </w:p>
-    <w:p>
-      <w:r>
-        <w:t>________________________________________________________________</w:t>
-      </w:r>
-    </w:p>
-    <w:p>
-      <w:pPr>
-        <w:pStyle w:val="Heading3"/>
-      </w:pPr>
-      <w:r>
-        <w:t>Hint · try first</w:t>
-      </w:r>
-    </w:p>
-    <w:p>
-      <w:pPr>
-        <w:spacing w:line="336" w:lineRule="auto" w:after="180"/>
-        <w:shd w:fill="F1F6F8"/>
-      </w:pPr>
-      <w:r>
-        <w:rPr>
-          <w:b w:val="0"/>
-        </w:rPr>
-        <w:t>Hint if needed: Read the steps in the pictorial case. Match the supplied detail to the stage that performs or records it.</w:t>
-      </w:r>
-    </w:p>
-    <w:p>
-      <w:pPr>
-        <w:pStyle w:val="Heading3"/>
-      </w:pPr>
-      <w:r>
-        <w:t>Feedback · compare after trying</w:t>
-      </w:r>
-    </w:p>
-    <w:p>
-      <w:pPr>
-        <w:spacing w:line="336" w:lineRule="auto" w:after="180"/>
-        <w:shd w:fill="F1F6FC"/>
-      </w:pPr>
-      <w:r>
-        <w:rPr>
-          <w:b w:val="0"/>
-        </w:rPr>
-        <w:t>After your attempt, compare with the supported explanation: Trace a valid split Train on P1,P2 and evaluate on P3,P4: six photos per split. Repeated views from one object share information.</w:t>
-      </w:r>
-    </w:p>
-    <w:p>
-      <w:pPr>
-        <w:spacing w:line="336" w:lineRule="auto" w:after="180"/>
-        <w:shd w:fill="F1F6FC"/>
-      </w:pPr>
-      <w:r>
-        <w:rPr>
-          <w:b w:val="0"/>
-        </w:rPr>
-        <w:t xml:space="preserve">Counting them as independent units or scattering them across splits can exaggerate </w:t>
-      </w:r>
-      <w:r>
-        <w:rPr>
-          <w:b/>
-        </w:rPr>
-        <w:t>evidence</w:t>
-      </w:r>
-      <w:r>
-        <w:rPr>
-          <w:b w:val="0"/>
-        </w:rPr>
-        <w:t xml:space="preserve"> for new-object performance.</w:t>
-      </w:r>
-    </w:p>
-    <w:p>
-      <w:pPr>
-        <w:pStyle w:val="Heading3"/>
-      </w:pPr>
-      <w:r>
-        <w:t>Practice 2: explain the deciding evidence</w:t>
-      </w:r>
-    </w:p>
-    <w:p>
-      <w:pPr>
-        <w:pStyle w:val="Heading3"/>
-      </w:pPr>
-      <w:r>
-        <w:t>Changed case · predict first</w:t>
-      </w:r>
-    </w:p>
-    <w:p>
-      <w:pPr>
-        <w:spacing w:line="336" w:lineRule="auto" w:after="180"/>
-        <w:shd w:fill="F5F1FB"/>
-      </w:pPr>
-      <w:r>
-        <w:rPr>
-          <w:b w:val="0"/>
-        </w:rPr>
-        <w:t>Changed-case practice: Put one P1 view into evaluation while other P1 views train. Which conclusion is supported by the supplied facts?</w:t>
-      </w:r>
-    </w:p>
-    <w:p>
-      <w:pPr>
-        <w:spacing w:line="336" w:lineRule="auto" w:after="180"/>
-        <w:shd w:fill="F4F9FC"/>
-      </w:pPr>
-      <w:r>
-        <w:rPr>
-          <w:b w:val="0"/>
-        </w:rPr>
-        <w:t>1. Flag object-level leakage for this new-plant target.</w:t>
-      </w:r>
-    </w:p>
-    <w:p>
-      <w:pPr>
-        <w:spacing w:line="336" w:lineRule="auto" w:after="180"/>
-        <w:shd w:fill="F4F9FC"/>
-      </w:pPr>
-      <w:r>
-        <w:rPr>
-          <w:b w:val="0"/>
-        </w:rPr>
-        <w:t xml:space="preserve">2. This one example guarantees correct results for every future </w:t>
-      </w:r>
-      <w:r>
-        <w:rPr>
-          <w:b/>
-        </w:rPr>
-        <w:t>input</w:t>
-      </w:r>
-      <w:r>
-        <w:rPr>
-          <w:b w:val="0"/>
-        </w:rPr>
-        <w:t>.</w:t>
-      </w:r>
-    </w:p>
-    <w:p>
-      <w:pPr>
-        <w:spacing w:line="336" w:lineRule="auto" w:after="180"/>
-        <w:shd w:fill="F4F9FC"/>
-      </w:pPr>
-      <w:r>
-        <w:rPr>
-          <w:b w:val="0"/>
-        </w:rPr>
-        <w:t xml:space="preserve">3. We can decide the result without examining the changed </w:t>
-      </w:r>
-      <w:r>
-        <w:rPr>
-          <w:b/>
-        </w:rPr>
-        <w:t>input</w:t>
-      </w:r>
-      <w:r>
-        <w:rPr>
-          <w:b w:val="0"/>
-        </w:rPr>
-        <w:t xml:space="preserve"> or the procedure.</w:t>
-      </w:r>
-    </w:p>
-    <w:p>
-      <w:pPr>
-        <w:pStyle w:val="Heading3"/>
-      </w:pPr>
-      <w:r>
-        <w:t>My selected conclusion, deciding fact and explanation</w:t>
-      </w:r>
-    </w:p>
-    <w:p>
-      <w:r>
-        <w:t>________________________________________________________________</w:t>
-      </w:r>
-    </w:p>
-    <w:p>
-      <w:r>
-        <w:t>________________________________________________________________</w:t>
-      </w:r>
-    </w:p>
-    <w:p>
-      <w:r>
-        <w:t>________________________________________________________________</w:t>
-      </w:r>
-    </w:p>
-    <w:p>
-      <w:r>
-        <w:t>________________________________________________________________</w:t>
-      </w:r>
-    </w:p>
-    <w:p>
-      <w:r>
-        <w:t>________________________________________________________________</w:t>
-      </w:r>
-    </w:p>
-    <w:p>
-      <w:pPr>
-        <w:pStyle w:val="Heading3"/>
-      </w:pPr>
-      <w:r>
-        <w:t>Hint · try first</w:t>
-      </w:r>
-    </w:p>
-    <w:p>
-      <w:pPr>
-        <w:spacing w:line="336" w:lineRule="auto" w:after="180"/>
-        <w:shd w:fill="F1F6F8"/>
-      </w:pPr>
-      <w:r>
-        <w:rPr>
-          <w:b w:val="0"/>
-        </w:rPr>
-        <w:t>Hint if needed: Use the changed condition and the deciding step in the pictorial trace. The answer must say what follows from those facts.</w:t>
-      </w:r>
-    </w:p>
-    <w:p>
-      <w:pPr>
-        <w:pStyle w:val="Heading3"/>
-      </w:pPr>
-      <w:r>
-        <w:t>Feedback · compare after trying</w:t>
-      </w:r>
-    </w:p>
-    <w:p>
-      <w:pPr>
-        <w:spacing w:line="336" w:lineRule="auto" w:after="180"/>
-        <w:shd w:fill="F1F6FC"/>
-      </w:pPr>
-      <w:r>
-        <w:rPr>
-          <w:b w:val="0"/>
-        </w:rPr>
-        <w:t xml:space="preserve">After your attempt, compare with the supported explanation: Flag object-level leakage for this new-plant target. Evaluation now includes a plant already represented during </w:t>
-      </w:r>
-      <w:r>
-        <w:rPr>
-          <w:b/>
-        </w:rPr>
-        <w:t>training</w:t>
-      </w:r>
-      <w:r>
-        <w:rPr>
-          <w:b w:val="0"/>
-        </w:rPr>
-        <w:t>.</w:t>
-      </w:r>
-    </w:p>
-    <w:p>
-      <w:pPr>
-        <w:pStyle w:val="Heading3"/>
-      </w:pPr>
-      <w:r>
-        <w:t>Repair a missing building block</w:t>
-      </w:r>
-    </w:p>
-    <w:p>
-      <w:pPr>
-        <w:spacing w:line="336" w:lineRule="auto" w:after="180"/>
-      </w:pPr>
-      <w:r>
-        <w:rPr>
-          <w:b w:val="0"/>
-        </w:rPr>
-        <w:t xml:space="preserve">Review Baselines and fair comparisons (ai-7/8). Goal: Explain the </w:t>
-      </w:r>
-      <w:r>
-        <w:rPr>
-          <w:b/>
-        </w:rPr>
-        <w:t>mechanism</w:t>
-      </w:r>
-      <w:r>
-        <w:rPr>
-          <w:b w:val="0"/>
-        </w:rPr>
-        <w:t xml:space="preserve"> and terminology of baselines and fair comparisons. Short practice: Calculate 6/8 and 7/8 correctness and name the one-case gain.</w:t>
-      </w:r>
-    </w:p>
-    <w:p>
-      <w:pPr>
-        <w:spacing w:line="336" w:lineRule="auto" w:after="180"/>
-      </w:pPr>
-      <w:r>
-        <w:rPr>
-          <w:b w:val="0"/>
-        </w:rPr>
-        <w:t>Why is giving B the answer key incompatible with an unseen comparison to the simple baseline?. Return to this week and explain what you changed.</w:t>
-      </w:r>
-    </w:p>
-    <w:p>
-      <w:pPr>
-        <w:spacing w:line="336" w:lineRule="auto" w:after="180"/>
-      </w:pPr>
-      <w:r>
-        <w:rPr>
-          <w:b w:val="0"/>
-        </w:rPr>
-        <w:t xml:space="preserve">Review A literature comparison matrix (ai-7/6). Goal: Explain the </w:t>
-      </w:r>
-      <w:r>
-        <w:rPr>
-          <w:b/>
-        </w:rPr>
-        <w:t>mechanism</w:t>
-      </w:r>
-      <w:r>
-        <w:rPr>
-          <w:b w:val="0"/>
-        </w:rPr>
-        <w:t xml:space="preserve"> and terminology of a literature comparison matrix.</w:t>
-      </w:r>
-    </w:p>
-    <w:p>
-      <w:pPr>
-        <w:spacing w:line="336" w:lineRule="auto" w:after="180"/>
-      </w:pPr>
-      <w:r>
-        <w:rPr>
-          <w:b w:val="0"/>
-        </w:rPr>
-        <w:t>Short practice: Explain why 8/10 indoors and 16/20 outdoors share a rate but not a controlled comparison. Which condition column must the literature matrix preserve?. Return to this week and explain what you changed.</w:t>
-      </w:r>
-    </w:p>
-    <w:p>
-      <w:pPr>
-        <w:spacing w:line="336" w:lineRule="auto" w:after="180"/>
-      </w:pPr>
-      <w:r>
-        <w:rPr>
-          <w:b w:val="0"/>
-        </w:rPr>
-        <w:t xml:space="preserve">Review Finding primary research (ai-7/3). Goal: Explain the </w:t>
-      </w:r>
-      <w:r>
-        <w:rPr>
-          <w:b/>
-        </w:rPr>
-        <w:t>mechanism</w:t>
-      </w:r>
-      <w:r>
-        <w:rPr>
-          <w:b w:val="0"/>
-        </w:rPr>
-        <w:t xml:space="preserve"> and terminology of finding primary research. Short practice: Separate what the blog claims from what the original report records.</w:t>
-      </w:r>
-    </w:p>
-    <w:p>
-      <w:pPr>
-        <w:spacing w:line="336" w:lineRule="auto" w:after="180"/>
-      </w:pPr>
-      <w:r>
-        <w:rPr>
-          <w:b w:val="0"/>
-        </w:rPr>
-        <w:t>Which methods and denominator must be inspected, and what status is honest if the original report is unavailable?. Return to this week and explain what you changed.</w:t>
-      </w:r>
-    </w:p>
-    <w:p>
-      <w:pPr>
-        <w:pStyle w:val="Heading3"/>
-      </w:pPr>
-      <w:r>
         <w:t>Keep your completed work</w:t>
       </w:r>
     </w:p>
     <w:p>
       <w:pPr>
-        <w:spacing w:line="336" w:lineRule="auto" w:after="180"/>
-      </w:pPr>
-      <w:r>
-        <w:rPr>
-          <w:b w:val="0"/>
-        </w:rPr>
-        <w:t xml:space="preserve">Use Download completed work in the hosted lesson to export your answers, reflections, practice feedback and code-run </w:t>
-      </w:r>
-      <w:r>
-        <w:rPr>
-          <w:b/>
-        </w:rPr>
-        <w:t>evidence</w:t>
-      </w:r>
-      <w:r>
-        <w:rPr>
-          <w:b w:val="0"/>
-        </w:rPr>
-        <w:t>. Open the HTML copy to read or print it.</w:t>
-      </w:r>
-    </w:p>
-    <w:p>
-      <w:pPr>
-        <w:spacing w:line="336" w:lineRule="auto" w:after="180"/>
-      </w:pPr>
-      <w:r>
-        <w:rPr>
-          <w:b w:val="0"/>
-        </w:rPr>
-        <w:t>Drafts stay in this browser when storage is available; clear drafts on a shared device.</w:t>
-      </w:r>
-    </w:p>
-    <w:p>
-      <w:pPr>
-        <w:pStyle w:val="Heading3"/>
-      </w:pPr>
-      <w:r>
-        <w:t>What I repaired, the evidence I kept and the next test</w:t>
-      </w:r>
-    </w:p>
-    <w:p>
-      <w:r>
-        <w:t>________________________________________________________________</w:t>
-      </w:r>
-    </w:p>
-    <w:p>
-      <w:r>
-        <w:t>________________________________________________________________</w:t>
-      </w:r>
-    </w:p>
-    <w:p>
-      <w:r>
-        <w:t>________________________________________________________________</w:t>
-      </w:r>
-    </w:p>
-    <w:p>
-      <w:r>
-        <w:t>________________________________________________________________</w:t>
-      </w:r>
-    </w:p>
-    <w:p>
-      <w:r>
-        <w:t>________________________________________________________________</w:t>
-      </w:r>
-    </w:p>
-    <w:p>
-      <w:pPr>
         <w:pStyle w:val="Heading1"/>
       </w:pPr>
       <w:r>
-        <w:t>15. Visual concept journey</w:t>
-      </w:r>
-    </w:p>
-    <w:p>
-      <w:r>
-        <w:t>Explain each Experimental units and independence picture from its labels, then record a relevant limit.</w:t>
-      </w:r>
-    </w:p>
-    <w:p>
-      <w:pPr>
-        <w:pStyle w:val="Heading3"/>
+        <w:t>15. Reference · Six-picture response sheets</w:t>
+      </w:r>
+    </w:p>
+    <w:p>
+      <w:r>
+        <w:t>Choose the picture that helps explain the current step.</w:t>
+      </w:r>
+    </w:p>
+    <w:p>
+      <w:pPr>
+        <w:pStyle w:val="Heading2"/>
       </w:pPr>
       <w:r>
         <w:t>01. Experimental units and independence: the case</w:t>
@@ -2176,7 +2011,7 @@
         <w:drawing>
           <wp:inline xmlns:a="http://schemas.openxmlformats.org/drawingml/2006/main" xmlns:pic="http://schemas.openxmlformats.org/drawingml/2006/picture">
             <wp:extent cx="5486400" cy="2834640"/>
-            <wp:docPr id="3" name="Picture 3" descr="Photos are not always independent plants. A dataset has twelve photos: three views of each of four plants. The intended use is identifying new plants. Supplied facts: Plant IDs P1–P4 each have three views. All views of a plant must stay in one split."/>
+            <wp:docPr id="4" name="Picture 4" descr="Photos are not always independent plants. A dataset has twelve photos: three views of each of four plants. The intended use is identifying new plants. Supplied facts: Plant IDs P1–P4 each have three views. All views of a plant must stay in one split."/>
             <wp:cNvGraphicFramePr>
               <a:graphicFrameLocks noChangeAspect="1"/>
             </wp:cNvGraphicFramePr>
@@ -2188,7 +2023,7 @@
                     <pic:cNvPicPr/>
                   </pic:nvPicPr>
                   <pic:blipFill>
-                    <a:blip r:embed="rId11"/>
+                    <a:blip r:embed="rId12"/>
                     <a:stretch>
                       <a:fillRect/>
                     </a:stretch>
@@ -2232,7 +2067,6 @@
     <w:p>
       <w:pPr>
         <w:spacing w:line="336" w:lineRule="auto" w:after="180"/>
-        <w:shd w:fill="F5F1FB"/>
       </w:pPr>
       <w:r>
         <w:rPr>
@@ -2271,7 +2105,7 @@
     </w:p>
     <w:p>
       <w:pPr>
-        <w:pStyle w:val="Heading3"/>
+        <w:pStyle w:val="Heading2"/>
       </w:pPr>
       <w:r>
         <w:t>02. Follow the deciding steps</w:t>
@@ -2282,7 +2116,7 @@
         <w:drawing>
           <wp:inline xmlns:a="http://schemas.openxmlformats.org/drawingml/2006/main" xmlns:pic="http://schemas.openxmlformats.org/drawingml/2006/picture">
             <wp:extent cx="5486400" cy="3182112"/>
-            <wp:docPr id="4" name="Picture 4" descr="Identify the unit: Four plants, not twelve independent plants, generated the observations. → Group before splitting: Assign whole plant IDs to training or evaluation. → Trace a valid split: Train on P1,P2 and evaluate on P3,P4: six photos per split."/>
+            <wp:docPr id="5" name="Picture 5" descr="Identify the unit: Four plants, not twelve independent plants, generated the observations. → Group before splitting: Assign whole plant IDs to training or evaluation. → Trace a valid split: Train on P1,P2 and evaluate on P3,P4: six photos per split."/>
             <wp:cNvGraphicFramePr>
               <a:graphicFrameLocks noChangeAspect="1"/>
             </wp:cNvGraphicFramePr>
@@ -2294,7 +2128,7 @@
                     <pic:cNvPicPr/>
                   </pic:nvPicPr>
                   <pic:blipFill>
-                    <a:blip r:embed="rId12"/>
+                    <a:blip r:embed="rId13"/>
                     <a:stretch>
                       <a:fillRect/>
                     </a:stretch>
@@ -2351,7 +2185,6 @@
     <w:p>
       <w:pPr>
         <w:spacing w:line="336" w:lineRule="auto" w:after="180"/>
-        <w:shd w:fill="F5F1FB"/>
       </w:pPr>
       <w:r>
         <w:rPr>
@@ -2402,7 +2235,7 @@
     </w:p>
     <w:p>
       <w:pPr>
-        <w:pStyle w:val="Heading3"/>
+        <w:pStyle w:val="Heading2"/>
       </w:pPr>
       <w:r>
         <w:t>03. Keep all views of a plant together</w:t>
@@ -2413,7 +2246,7 @@
         <w:drawing>
           <wp:inline xmlns:a="http://schemas.openxmlformats.org/drawingml/2006/main" xmlns:pic="http://schemas.openxmlformats.org/drawingml/2006/picture">
             <wp:extent cx="5486400" cy="3096768"/>
-            <wp:docPr id="5" name="Picture 5" descr="Keep all views of a plant together. Train: 6 photos: Plant with 3 views = P1, Plant with 3 views = P2. Evaluate: 6 photos: Plant with 3 views = P3, Plant with 3 views = P4."/>
+            <wp:docPr id="6" name="Picture 6" descr="Keep all views of a plant together. Train: 6 photos: Plant with 3 views = P1, Plant with 3 views = P2. Evaluate: 6 photos: Plant with 3 views = P3, Plant with 3 views = P4."/>
             <wp:cNvGraphicFramePr>
               <a:graphicFrameLocks noChangeAspect="1"/>
             </wp:cNvGraphicFramePr>
@@ -2425,7 +2258,7 @@
                     <pic:cNvPicPr/>
                   </pic:nvPicPr>
                   <pic:blipFill>
-                    <a:blip r:embed="rId13"/>
+                    <a:blip r:embed="rId14"/>
                     <a:stretch>
                       <a:fillRect/>
                     </a:stretch>
@@ -2458,7 +2291,6 @@
     <w:p>
       <w:pPr>
         <w:spacing w:line="336" w:lineRule="auto" w:after="180"/>
-        <w:shd w:fill="F5F1FB"/>
       </w:pPr>
       <w:r>
         <w:rPr>
@@ -2497,7 +2329,7 @@
     </w:p>
     <w:p>
       <w:pPr>
-        <w:pStyle w:val="Heading3"/>
+        <w:pStyle w:val="Heading2"/>
       </w:pPr>
       <w:r>
         <w:t>04. Change one thing. Trace what follows.</w:t>
@@ -2508,7 +2340,7 @@
         <w:drawing>
           <wp:inline xmlns:a="http://schemas.openxmlformats.org/drawingml/2006/main" xmlns:pic="http://schemas.openxmlformats.org/drawingml/2006/picture">
             <wp:extent cx="5486400" cy="3026664"/>
-            <wp:docPr id="6" name="Picture 6" descr="Original case: Train on P1,P2 and evaluate on P3,P4: six photos per split. Changed condition: Put one P1 view into evaluation while other P1 views train. Expected result: Flag object-level leakage for this new-plant target. Reason: Evaluation now includes a plant already represented during training."/>
+            <wp:docPr id="7" name="Picture 7" descr="Original case: Train on P1,P2 and evaluate on P3,P4: six photos per split. Changed condition: Put one P1 view into evaluation while other P1 views train. Expected result: Flag object-level leakage for this new-plant target. Reason: Evaluation now includes a plant already represented during training."/>
             <wp:cNvGraphicFramePr>
               <a:graphicFrameLocks noChangeAspect="1"/>
             </wp:cNvGraphicFramePr>
@@ -2520,7 +2352,7 @@
                     <pic:cNvPicPr/>
                   </pic:nvPicPr>
                   <pic:blipFill>
-                    <a:blip r:embed="rId14"/>
+                    <a:blip r:embed="rId15"/>
                     <a:stretch>
                       <a:fillRect/>
                     </a:stretch>
@@ -2576,7 +2408,6 @@
     <w:p>
       <w:pPr>
         <w:spacing w:line="336" w:lineRule="auto" w:after="180"/>
-        <w:shd w:fill="F5F1FB"/>
       </w:pPr>
       <w:r>
         <w:rPr>
@@ -2615,7 +2446,7 @@
     </w:p>
     <w:p>
       <w:pPr>
-        <w:pStyle w:val="Heading3"/>
+        <w:pStyle w:val="Heading2"/>
       </w:pPr>
       <w:r>
         <w:t>05. Connect the explanation to its limit</w:t>
@@ -2626,7 +2457,7 @@
         <w:drawing>
           <wp:inline xmlns:a="http://schemas.openxmlformats.org/drawingml/2006/main" xmlns:pic="http://schemas.openxmlformats.org/drawingml/2006/picture">
             <wp:extent cx="5486400" cy="2834640"/>
-            <wp:docPr id="7" name="Picture 7" descr="Repeated views from one object share information. Counting them as independent units or scattering them across splits can exaggerate evidence for new-object performance. Limit: Four plants offer little population coverage; even a group-correct split may be too small for broad conclusions."/>
+            <wp:docPr id="8" name="Picture 8" descr="Repeated views from one object share information. Counting them as independent units or scattering them across splits can exaggerate evidence for new-object performance. Limit: Four plants offer little population coverage; even a group-correct split may be too small for broad conclusions."/>
             <wp:cNvGraphicFramePr>
               <a:graphicFrameLocks noChangeAspect="1"/>
             </wp:cNvGraphicFramePr>
@@ -2638,7 +2469,7 @@
                     <pic:cNvPicPr/>
                   </pic:nvPicPr>
                   <pic:blipFill>
-                    <a:blip r:embed="rId15"/>
+                    <a:blip r:embed="rId16"/>
                     <a:stretch>
                       <a:fillRect/>
                     </a:stretch>
@@ -2694,7 +2525,6 @@
     <w:p>
       <w:pPr>
         <w:spacing w:line="336" w:lineRule="auto" w:after="180"/>
-        <w:shd w:fill="F5F1FB"/>
       </w:pPr>
       <w:r>
         <w:rPr>
@@ -2733,7 +2563,7 @@
     </w:p>
     <w:p>
       <w:pPr>
-        <w:pStyle w:val="Heading3"/>
+        <w:pStyle w:val="Heading2"/>
       </w:pPr>
       <w:r>
         <w:t>06. Make the idea visible in your project</w:t>
@@ -2744,7 +2574,7 @@
         <w:drawing>
           <wp:inline xmlns:a="http://schemas.openxmlformats.org/drawingml/2006/main" xmlns:pic="http://schemas.openxmlformats.org/drawingml/2006/picture">
             <wp:extent cx="5486400" cy="3681984"/>
-            <wp:docPr id="8" name="Picture 8" descr="For the Reproducible AI Research Study, retain an annotated worked trace and the changed-case reasoning. Connect the claim to its records, units and assumptions so another investigator can challenge or reproduce it. Draw your input, deciding step, result and limit. Supported question: Count independent plants and photo views. Construct the stated group-correct split, then explain why placing a P1 view in evaluation creates leakage for the new-plant goal."/>
+            <wp:docPr id="9" name="Picture 9" descr="For the Reproducible AI Research Study, retain an annotated worked trace and the changed-case reasoning. Connect the claim to its records, units and assumptions so another investigator can challenge or reproduce it. Draw your input, deciding step, result and limit. Supported question: Count distinct plant units and photo views, and state the independence assumption. Construct the stated group-correct split, then explain why placing a P1 view in evaluation creates leakage for the new-plant goal."/>
             <wp:cNvGraphicFramePr>
               <a:graphicFrameLocks noChangeAspect="1"/>
             </wp:cNvGraphicFramePr>
@@ -2756,7 +2586,7 @@
                     <pic:cNvPicPr/>
                   </pic:nvPicPr>
                   <pic:blipFill>
-                    <a:blip r:embed="rId16"/>
+                    <a:blip r:embed="rId17"/>
                     <a:stretch>
                       <a:fillRect/>
                     </a:stretch>
@@ -2783,18 +2613,7 @@
         <w:rPr>
           <w:b w:val="0"/>
         </w:rPr>
-        <w:t>For the Reproducible AI Research Study, retain an annotated worked trace and the changed-case reasoning. Connect the claim to its records, units and assumptions so another investigator can challenge or reproduce it.</w:t>
-      </w:r>
-    </w:p>
-    <w:p>
-      <w:pPr>
-        <w:spacing w:line="336" w:lineRule="auto" w:after="180"/>
-      </w:pPr>
-      <w:r>
-        <w:rPr>
-          <w:b w:val="0"/>
-        </w:rPr>
-        <w:t xml:space="preserve">Draw your </w:t>
+        <w:t xml:space="preserve">For the Reproducible AI Research Study, retain an annotated worked trace and the changed-case reasoning. Connect the claim to its records, units and assumptions so another investigator can challenge or reproduce it. Draw your </w:t>
       </w:r>
       <w:r>
         <w:rPr>
@@ -2806,24 +2625,12 @@
         <w:rPr>
           <w:b w:val="0"/>
         </w:rPr>
-        <w:t>, deciding step, result and limit. Supported question: Count independent plants and photo views.</w:t>
+        <w:t>, deciding step, result and limit. Supported question: Count distinct plant units and photo views, and state the independence assumption. Construct the stated group-correct split, then explain why placing a P1 view in evaluation creates leakage for the new-plant goal.</w:t>
       </w:r>
     </w:p>
     <w:p>
       <w:pPr>
         <w:spacing w:line="336" w:lineRule="auto" w:after="180"/>
-      </w:pPr>
-      <w:r>
-        <w:rPr>
-          <w:b w:val="0"/>
-        </w:rPr>
-        <w:t>Construct the stated group-correct split, then explain why placing a P1 view in evaluation creates leakage for the new-plant goal.</w:t>
-      </w:r>
-    </w:p>
-    <w:p>
-      <w:pPr>
-        <w:spacing w:line="336" w:lineRule="auto" w:after="180"/>
-        <w:shd w:fill="F5F1FB"/>
       </w:pPr>
       <w:r>
         <w:rPr>
@@ -2870,6 +2677,62 @@
     <w:p>
       <w:r>
         <w:t>________________________________________________________________</w:t>
+      </w:r>
+    </w:p>
+    <w:p>
+      <w:pPr>
+        <w:pStyle w:val="Heading2"/>
+      </w:pPr>
+      <w:r>
+        <w:t>Earlier wording, alternatives and picture transcripts · reference / check after trying</w:t>
+      </w:r>
+    </w:p>
+    <w:p>
+      <w:pPr>
+        <w:pStyle w:val="Heading3"/>
+      </w:pPr>
+      <w:r>
+        <w:t>01. Experimental units and independence: the case</w:t>
+      </w:r>
+    </w:p>
+    <w:p>
+      <w:pPr>
+        <w:pStyle w:val="Heading3"/>
+      </w:pPr>
+      <w:r>
+        <w:t>02. Follow the deciding steps</w:t>
+      </w:r>
+    </w:p>
+    <w:p>
+      <w:pPr>
+        <w:pStyle w:val="Heading3"/>
+      </w:pPr>
+      <w:r>
+        <w:t>03. Keep all views of a plant together</w:t>
+      </w:r>
+    </w:p>
+    <w:p>
+      <w:pPr>
+        <w:pStyle w:val="Heading3"/>
+      </w:pPr>
+      <w:r>
+        <w:t>04. Change one thing. Trace what follows.</w:t>
+      </w:r>
+    </w:p>
+    <w:p>
+      <w:pPr>
+        <w:pStyle w:val="Heading3"/>
+      </w:pPr>
+      <w:r>
+        <w:t>05. Connect the explanation to its limit</w:t>
+      </w:r>
+    </w:p>
+    <w:p>
+      <w:pPr>
+        <w:pStyle w:val="Heading3"/>
+      </w:pPr>
+      <w:r>
+        <w:t>06. Make the idea visible in your project</w:t>
       </w:r>
     </w:p>
     <w:sectPr>

--- a/downloads/workbook/ai-7-week-09.docx
+++ b/downloads/workbook/ai-7-week-09.docx
@@ -2573,7 +2573,7 @@
       <w:r>
         <w:drawing>
           <wp:inline xmlns:a="http://schemas.openxmlformats.org/drawingml/2006/main" xmlns:pic="http://schemas.openxmlformats.org/drawingml/2006/picture">
-            <wp:extent cx="5486400" cy="3681984"/>
+            <wp:extent cx="5486400" cy="3828288"/>
             <wp:docPr id="9" name="Picture 9" descr="For the Reproducible AI Research Study, retain an annotated worked trace and the changed-case reasoning. Connect the claim to its records, units and assumptions so another investigator can challenge or reproduce it. Draw your input, deciding step, result and limit. Supported question: Count distinct plant units and photo views, and state the independence assumption. Construct the stated group-correct split, then explain why placing a P1 view in evaluation creates leakage for the new-plant goal."/>
             <wp:cNvGraphicFramePr>
               <a:graphicFrameLocks noChangeAspect="1"/>
@@ -2594,7 +2594,7 @@
                   <pic:spPr>
                     <a:xfrm>
                       <a:off x="0" y="0"/>
-                      <a:ext cx="5486400" cy="3681984"/>
+                      <a:ext cx="5486400" cy="3828288"/>
                     </a:xfrm>
                     <a:prstGeom prst="rect"/>
                   </pic:spPr>
